--- a/manuel-histoire-t9/Manuel_Histoire_T9_UNITE5.docx
+++ b/manuel-histoire-t9/Manuel_Histoire_T9_UNITE5.docx
@@ -2700,553 +2700,13 @@
     </w:p>
     <w:p>
       <w:pPr>
-        <w:spacing w:after="160" w:line="300"/>
-        <w:jc w:val="center"/>
-      </w:pPr>
-      <w:r>
-        <w:rPr>
-          <w:b w:val="false"/>
-          <w:bCs w:val="false"/>
-          <w:i/>
-          <w:iCs/>
-          <w:color w:val="000000"/>
-          <w:sz w:val="21"/>
-          <w:szCs w:val="21"/>
-          <w:rFonts w:ascii="Times New Roman" w:cs="Times New Roman" w:eastAsia="Times New Roman" w:hAnsi="Times New Roman"/>
-        </w:rPr>
-        <w:t xml:space="preserve">Monuments, places, tombeaux, drapeaux : les lieux où la nation garde vivant le souvenir de son passé.</w:t>
-      </w:r>
-    </w:p>
-    <w:p>
-      <w:pPr>
-        <w:spacing w:after="80" w:line="300"/>
-        <w:jc w:val="both"/>
-      </w:pPr>
-      <w:r>
-        <w:rPr>
-          <w:b/>
-          <w:bCs/>
-          <w:i w:val="false"/>
-          <w:iCs w:val="false"/>
-          <w:color w:val="2E7D32"/>
-          <w:sz w:val="26"/>
-          <w:szCs w:val="26"/>
-          <w:rFonts w:ascii="Times New Roman" w:cs="Times New Roman" w:eastAsia="Times New Roman" w:hAnsi="Times New Roman"/>
-        </w:rPr>
-        <w:t xml:space="preserve">1. Mémoire collective et lieux de mémoire</w:t>
-      </w:r>
-    </w:p>
-    <w:p>
-      <w:pPr>
-        <w:spacing w:after="100" w:line="300"/>
-        <w:jc w:val="both"/>
-      </w:pPr>
-      <w:r>
-        <w:rPr>
-          <w:b w:val="false"/>
-          <w:bCs w:val="false"/>
-          <w:i w:val="false"/>
-          <w:iCs w:val="false"/>
-          <w:color w:val="000000"/>
-          <w:sz w:val="24"/>
-          <w:szCs w:val="24"/>
-          <w:rFonts w:ascii="Times New Roman" w:cs="Times New Roman" w:eastAsia="Times New Roman" w:hAnsi="Times New Roman"/>
-        </w:rPr>
-        <w:t xml:space="preserve">La </w:t>
-      </w:r>
-      <w:r>
-        <w:rPr>
-          <w:b/>
-          <w:bCs/>
-          <w:i w:val="false"/>
-          <w:iCs w:val="false"/>
-          <w:color w:val="1F4E79"/>
-          <w:sz w:val="24"/>
-          <w:szCs w:val="24"/>
-          <w:rFonts w:ascii="Times New Roman" w:cs="Times New Roman" w:eastAsia="Times New Roman" w:hAnsi="Times New Roman"/>
-        </w:rPr>
-        <w:t xml:space="preserve">mémoire collective</w:t>
-      </w:r>
-      <w:r>
-        <w:rPr>
-          <w:b w:val="false"/>
-          <w:bCs w:val="false"/>
-          <w:i w:val="false"/>
-          <w:iCs w:val="false"/>
-          <w:color w:val="000000"/>
-          <w:sz w:val="24"/>
-          <w:szCs w:val="24"/>
-          <w:rFonts w:ascii="Times New Roman" w:cs="Times New Roman" w:eastAsia="Times New Roman" w:hAnsi="Times New Roman"/>
-        </w:rPr>
-        <w:t xml:space="preserve"> est l’ensemble des souvenirs, des représentations et des émotions qu’un groupe — famille, communauté, nation — partage à propos de son passé. Elle fonde l’</w:t>
-      </w:r>
-      <w:r>
-        <w:rPr>
-          <w:b/>
-          <w:bCs/>
-          <w:i w:val="false"/>
-          <w:iCs w:val="false"/>
-          <w:color w:val="1F4E79"/>
-          <w:sz w:val="24"/>
-          <w:szCs w:val="24"/>
-          <w:rFonts w:ascii="Times New Roman" w:cs="Times New Roman" w:eastAsia="Times New Roman" w:hAnsi="Times New Roman"/>
-        </w:rPr>
-        <w:t xml:space="preserve">identité</w:t>
-      </w:r>
-      <w:r>
-        <w:rPr>
-          <w:b w:val="false"/>
-          <w:bCs w:val="false"/>
-          <w:i w:val="false"/>
-          <w:iCs w:val="false"/>
-          <w:color w:val="000000"/>
-          <w:sz w:val="24"/>
-          <w:szCs w:val="24"/>
-          <w:rFonts w:ascii="Times New Roman" w:cs="Times New Roman" w:eastAsia="Times New Roman" w:hAnsi="Times New Roman"/>
-        </w:rPr>
-        <w:t xml:space="preserve"> : nous sommes, en partie, ce dont nous nous souvenons ensemble. Un </w:t>
-      </w:r>
-      <w:r>
-        <w:rPr>
-          <w:b/>
-          <w:bCs/>
-          <w:i w:val="false"/>
-          <w:iCs w:val="false"/>
-          <w:color w:val="1F4E79"/>
-          <w:sz w:val="24"/>
-          <w:szCs w:val="24"/>
-          <w:rFonts w:ascii="Times New Roman" w:cs="Times New Roman" w:eastAsia="Times New Roman" w:hAnsi="Times New Roman"/>
-        </w:rPr>
-        <w:t xml:space="preserve">lieu de mémoire</w:t>
-      </w:r>
-      <w:r>
-        <w:rPr>
-          <w:b w:val="false"/>
-          <w:bCs w:val="false"/>
-          <w:i w:val="false"/>
-          <w:iCs w:val="false"/>
-          <w:color w:val="000000"/>
-          <w:sz w:val="24"/>
-          <w:szCs w:val="24"/>
-          <w:rFonts w:ascii="Times New Roman" w:cs="Times New Roman" w:eastAsia="Times New Roman" w:hAnsi="Times New Roman"/>
-        </w:rPr>
-        <w:t xml:space="preserve"> est tout ce qui sert de support à cette mémoire : un endroit, mais aussi un objet, une date, un chant — tout ce autour de quoi le souvenir d’une communauté se cristallise. L’expression a été popularisée par l’historien français Pierre Nora dans les années 1980.</w:t>
-      </w:r>
-    </w:p>
-    <w:p>
-      <w:pPr>
-        <w:spacing w:after="80" w:line="300"/>
-        <w:jc w:val="both"/>
-      </w:pPr>
-      <w:r>
-        <w:rPr>
-          <w:b/>
-          <w:bCs/>
-          <w:i w:val="false"/>
-          <w:iCs w:val="false"/>
-          <w:color w:val="2E7D32"/>
-          <w:sz w:val="26"/>
-          <w:szCs w:val="26"/>
-          <w:rFonts w:ascii="Times New Roman" w:cs="Times New Roman" w:eastAsia="Times New Roman" w:hAnsi="Times New Roman"/>
-        </w:rPr>
-        <w:t xml:space="preserve">2. Les grandes catégories</w:t>
-      </w:r>
-    </w:p>
-    <w:p>
-      <w:pPr>
-        <w:spacing w:after="100" w:line="300"/>
-        <w:jc w:val="both"/>
-      </w:pPr>
-      <w:r>
-        <w:rPr>
-          <w:b w:val="false"/>
-          <w:bCs w:val="false"/>
-          <w:i w:val="false"/>
-          <w:iCs w:val="false"/>
-          <w:color w:val="000000"/>
-          <w:sz w:val="24"/>
-          <w:szCs w:val="24"/>
-          <w:rFonts w:ascii="Times New Roman" w:cs="Times New Roman" w:eastAsia="Times New Roman" w:hAnsi="Times New Roman"/>
-        </w:rPr>
-        <w:t xml:space="preserve">On peut classer les lieux de mémoire en cinq familles :</w:t>
-      </w:r>
-    </w:p>
-    <w:p>
-      <w:pPr>
-        <w:spacing w:after="60" w:line="300"/>
-        <w:jc w:val="both"/>
-      </w:pPr>
-      <w:r>
-        <w:rPr>
-          <w:b w:val="false"/>
-          <w:bCs w:val="false"/>
-          <w:i w:val="false"/>
-          <w:iCs w:val="false"/>
-          <w:color w:val="000000"/>
-          <w:sz w:val="24"/>
-          <w:szCs w:val="24"/>
-          <w:rFonts w:ascii="Times New Roman" w:cs="Times New Roman" w:eastAsia="Times New Roman" w:hAnsi="Times New Roman"/>
-        </w:rPr>
-        <w:t xml:space="preserve">• les </w:t>
-      </w:r>
-      <w:r>
-        <w:rPr>
-          <w:b/>
-          <w:bCs/>
-          <w:i w:val="false"/>
-          <w:iCs w:val="false"/>
-          <w:color w:val="1F4E79"/>
-          <w:sz w:val="24"/>
-          <w:szCs w:val="24"/>
-          <w:rFonts w:ascii="Times New Roman" w:cs="Times New Roman" w:eastAsia="Times New Roman" w:hAnsi="Times New Roman"/>
-        </w:rPr>
-        <w:t xml:space="preserve">symboles</w:t>
-      </w:r>
-      <w:r>
-        <w:rPr>
-          <w:b w:val="false"/>
-          <w:bCs w:val="false"/>
-          <w:i w:val="false"/>
-          <w:iCs w:val="false"/>
-          <w:color w:val="000000"/>
-          <w:sz w:val="24"/>
-          <w:szCs w:val="24"/>
-          <w:rFonts w:ascii="Times New Roman" w:cs="Times New Roman" w:eastAsia="Times New Roman" w:hAnsi="Times New Roman"/>
-        </w:rPr>
-        <w:t xml:space="preserve"> : drapeau, hymne national, devise, armoiries — l’</w:t>
-      </w:r>
-      <w:r>
-        <w:rPr>
-          <w:b/>
-          <w:bCs/>
-          <w:i w:val="false"/>
-          <w:iCs w:val="false"/>
-          <w:color w:val="1F4E79"/>
-          <w:sz w:val="24"/>
-          <w:szCs w:val="24"/>
-          <w:rFonts w:ascii="Times New Roman" w:cs="Times New Roman" w:eastAsia="Times New Roman" w:hAnsi="Times New Roman"/>
-        </w:rPr>
-        <w:t xml:space="preserve">identité</w:t>
-      </w:r>
-      <w:r>
-        <w:rPr>
-          <w:b w:val="false"/>
-          <w:bCs w:val="false"/>
-          <w:i w:val="false"/>
-          <w:iCs w:val="false"/>
-          <w:color w:val="000000"/>
-          <w:sz w:val="24"/>
-          <w:szCs w:val="24"/>
-          <w:rFonts w:ascii="Times New Roman" w:cs="Times New Roman" w:eastAsia="Times New Roman" w:hAnsi="Times New Roman"/>
-        </w:rPr>
-        <w:t xml:space="preserve"> de la nation condensée en signes ;</w:t>
-      </w:r>
-    </w:p>
-    <w:p>
-      <w:pPr>
-        <w:spacing w:after="60" w:line="300"/>
-        <w:jc w:val="both"/>
-      </w:pPr>
-      <w:r>
-        <w:rPr>
-          <w:b w:val="false"/>
-          <w:bCs w:val="false"/>
-          <w:i w:val="false"/>
-          <w:iCs w:val="false"/>
-          <w:color w:val="000000"/>
-          <w:sz w:val="24"/>
-          <w:szCs w:val="24"/>
-          <w:rFonts w:ascii="Times New Roman" w:cs="Times New Roman" w:eastAsia="Times New Roman" w:hAnsi="Times New Roman"/>
-        </w:rPr>
-        <w:t xml:space="preserve">• les </w:t>
-      </w:r>
-      <w:r>
-        <w:rPr>
-          <w:b/>
-          <w:bCs/>
-          <w:i w:val="false"/>
-          <w:iCs w:val="false"/>
-          <w:color w:val="1F4E79"/>
-          <w:sz w:val="24"/>
-          <w:szCs w:val="24"/>
-          <w:rFonts w:ascii="Times New Roman" w:cs="Times New Roman" w:eastAsia="Times New Roman" w:hAnsi="Times New Roman"/>
-        </w:rPr>
-        <w:t xml:space="preserve">monuments</w:t>
-      </w:r>
-      <w:r>
-        <w:rPr>
-          <w:b w:val="false"/>
-          <w:bCs w:val="false"/>
-          <w:i w:val="false"/>
-          <w:iCs w:val="false"/>
-          <w:color w:val="000000"/>
-          <w:sz w:val="24"/>
-          <w:szCs w:val="24"/>
-          <w:rFonts w:ascii="Times New Roman" w:cs="Times New Roman" w:eastAsia="Times New Roman" w:hAnsi="Times New Roman"/>
-        </w:rPr>
-        <w:t xml:space="preserve"> et sites : mémoriaux, statues, musées, stèles — à Madagascar, le mausolée d’Avaratr’Ambohitsaina, le monument aux morts d’Anosy, la gare et la stèle de </w:t>
-      </w:r>
-      <w:r>
-        <w:rPr>
-          <w:b/>
-          <w:bCs/>
-          <w:i w:val="false"/>
-          <w:iCs w:val="false"/>
-          <w:color w:val="1F4E79"/>
-          <w:sz w:val="24"/>
-          <w:szCs w:val="24"/>
-          <w:rFonts w:ascii="Times New Roman" w:cs="Times New Roman" w:eastAsia="Times New Roman" w:hAnsi="Times New Roman"/>
-        </w:rPr>
-        <w:t xml:space="preserve">Moramanga</w:t>
-      </w:r>
-      <w:r>
-        <w:rPr>
-          <w:b w:val="false"/>
-          <w:bCs w:val="false"/>
-          <w:i w:val="false"/>
-          <w:iCs w:val="false"/>
-          <w:color w:val="000000"/>
-          <w:sz w:val="24"/>
-          <w:szCs w:val="24"/>
-          <w:rFonts w:ascii="Times New Roman" w:cs="Times New Roman" w:eastAsia="Times New Roman" w:hAnsi="Times New Roman"/>
-        </w:rPr>
-        <w:t xml:space="preserve">, le Rova d’Antananarivo ;</w:t>
-      </w:r>
-    </w:p>
-    <w:p>
-      <w:pPr>
-        <w:spacing w:after="60" w:line="300"/>
-        <w:jc w:val="both"/>
-      </w:pPr>
-      <w:r>
-        <w:rPr>
-          <w:b w:val="false"/>
-          <w:bCs w:val="false"/>
-          <w:i w:val="false"/>
-          <w:iCs w:val="false"/>
-          <w:color w:val="000000"/>
-          <w:sz w:val="24"/>
-          <w:szCs w:val="24"/>
-          <w:rFonts w:ascii="Times New Roman" w:cs="Times New Roman" w:eastAsia="Times New Roman" w:hAnsi="Times New Roman"/>
-        </w:rPr>
-        <w:t xml:space="preserve">• les </w:t>
-      </w:r>
-      <w:r>
-        <w:rPr>
-          <w:b/>
-          <w:bCs/>
-          <w:i w:val="false"/>
-          <w:iCs w:val="false"/>
-          <w:color w:val="1F4E79"/>
-          <w:sz w:val="24"/>
-          <w:szCs w:val="24"/>
-          <w:rFonts w:ascii="Times New Roman" w:cs="Times New Roman" w:eastAsia="Times New Roman" w:hAnsi="Times New Roman"/>
-        </w:rPr>
-        <w:t xml:space="preserve">commémorations</w:t>
-      </w:r>
-      <w:r>
-        <w:rPr>
-          <w:b w:val="false"/>
-          <w:bCs w:val="false"/>
-          <w:i w:val="false"/>
-          <w:iCs w:val="false"/>
-          <w:color w:val="000000"/>
-          <w:sz w:val="24"/>
-          <w:szCs w:val="24"/>
-          <w:rFonts w:ascii="Times New Roman" w:cs="Times New Roman" w:eastAsia="Times New Roman" w:hAnsi="Times New Roman"/>
-        </w:rPr>
-        <w:t xml:space="preserve"> : dates et cérémonies qui reviennent chaque année — 29 mars, 26 juin, 11 novembre ;</w:t>
-      </w:r>
-    </w:p>
-    <w:p>
-      <w:pPr>
-        <w:spacing w:after="60" w:line="300"/>
-        <w:jc w:val="both"/>
-      </w:pPr>
-      <w:r>
-        <w:rPr>
-          <w:b w:val="false"/>
-          <w:bCs w:val="false"/>
-          <w:i w:val="false"/>
-          <w:iCs w:val="false"/>
-          <w:color w:val="000000"/>
-          <w:sz w:val="24"/>
-          <w:szCs w:val="24"/>
-          <w:rFonts w:ascii="Times New Roman" w:cs="Times New Roman" w:eastAsia="Times New Roman" w:hAnsi="Times New Roman"/>
-        </w:rPr>
-        <w:t xml:space="preserve">• les </w:t>
-      </w:r>
-      <w:r>
-        <w:rPr>
-          <w:b/>
-          <w:bCs/>
-          <w:i w:val="false"/>
-          <w:iCs w:val="false"/>
-          <w:color w:val="1F4E79"/>
-          <w:sz w:val="24"/>
-          <w:szCs w:val="24"/>
-          <w:rFonts w:ascii="Times New Roman" w:cs="Times New Roman" w:eastAsia="Times New Roman" w:hAnsi="Times New Roman"/>
-        </w:rPr>
-        <w:t xml:space="preserve">paysages</w:t>
-      </w:r>
-      <w:r>
-        <w:rPr>
-          <w:b w:val="false"/>
-          <w:bCs w:val="false"/>
-          <w:i w:val="false"/>
-          <w:iCs w:val="false"/>
-          <w:color w:val="000000"/>
-          <w:sz w:val="24"/>
-          <w:szCs w:val="24"/>
-          <w:rFonts w:ascii="Times New Roman" w:cs="Times New Roman" w:eastAsia="Times New Roman" w:hAnsi="Times New Roman"/>
-        </w:rPr>
-        <w:t xml:space="preserve"> et lieux naturels chargés d’histoire : les douze collines sacrées de l’Imerina, les </w:t>
-      </w:r>
-      <w:r>
-        <w:rPr>
-          <w:b/>
-          <w:bCs/>
-          <w:i w:val="false"/>
-          <w:iCs w:val="false"/>
-          <w:color w:val="1F4E79"/>
-          <w:sz w:val="24"/>
-          <w:szCs w:val="24"/>
-          <w:rFonts w:ascii="Times New Roman" w:cs="Times New Roman" w:eastAsia="Times New Roman" w:hAnsi="Times New Roman"/>
-        </w:rPr>
-        <w:t xml:space="preserve">doany</w:t>
-      </w:r>
-      <w:r>
-        <w:rPr>
-          <w:b w:val="false"/>
-          <w:bCs w:val="false"/>
-          <w:i w:val="false"/>
-          <w:iCs w:val="false"/>
-          <w:color w:val="000000"/>
-          <w:sz w:val="24"/>
-          <w:szCs w:val="24"/>
-          <w:rFonts w:ascii="Times New Roman" w:cs="Times New Roman" w:eastAsia="Times New Roman" w:hAnsi="Times New Roman"/>
-        </w:rPr>
-        <w:t xml:space="preserve"> sakalava, les forêts et sources des ancêtres ;</w:t>
-      </w:r>
-    </w:p>
-    <w:p>
-      <w:pPr>
-        <w:spacing w:after="60" w:line="300"/>
-        <w:jc w:val="both"/>
-      </w:pPr>
-      <w:r>
-        <w:rPr>
-          <w:b w:val="false"/>
-          <w:bCs w:val="false"/>
-          <w:i w:val="false"/>
-          <w:iCs w:val="false"/>
-          <w:color w:val="000000"/>
-          <w:sz w:val="24"/>
-          <w:szCs w:val="24"/>
-          <w:rFonts w:ascii="Times New Roman" w:cs="Times New Roman" w:eastAsia="Times New Roman" w:hAnsi="Times New Roman"/>
-        </w:rPr>
-        <w:t xml:space="preserve">• le </w:t>
-      </w:r>
-      <w:r>
-        <w:rPr>
-          <w:b/>
-          <w:bCs/>
-          <w:i w:val="false"/>
-          <w:iCs w:val="false"/>
-          <w:color w:val="1F4E79"/>
-          <w:sz w:val="24"/>
-          <w:szCs w:val="24"/>
-          <w:rFonts w:ascii="Times New Roman" w:cs="Times New Roman" w:eastAsia="Times New Roman" w:hAnsi="Times New Roman"/>
-        </w:rPr>
-        <w:t xml:space="preserve">patrimoine immatériel</w:t>
-      </w:r>
-      <w:r>
-        <w:rPr>
-          <w:b w:val="false"/>
-          <w:bCs w:val="false"/>
-          <w:i w:val="false"/>
-          <w:iCs w:val="false"/>
-          <w:color w:val="000000"/>
-          <w:sz w:val="24"/>
-          <w:szCs w:val="24"/>
-          <w:rFonts w:ascii="Times New Roman" w:cs="Times New Roman" w:eastAsia="Times New Roman" w:hAnsi="Times New Roman"/>
-        </w:rPr>
-        <w:t xml:space="preserve"> : récits, kabary, chants, savoir-faire — une mémoire sans murs, portée par les vivants.</w:t>
-      </w:r>
-    </w:p>
-    <w:p>
-      <w:pPr>
-        <w:spacing w:after="80" w:line="300"/>
-        <w:jc w:val="both"/>
-      </w:pPr>
-      <w:r>
-        <w:rPr>
-          <w:b/>
-          <w:bCs/>
-          <w:i w:val="false"/>
-          <w:iCs w:val="false"/>
-          <w:color w:val="2E7D32"/>
-          <w:sz w:val="26"/>
-          <w:szCs w:val="26"/>
-          <w:rFonts w:ascii="Times New Roman" w:cs="Times New Roman" w:eastAsia="Times New Roman" w:hAnsi="Times New Roman"/>
-        </w:rPr>
-        <w:t xml:space="preserve">3. À quoi servent-ils ?</w:t>
-      </w:r>
-    </w:p>
-    <w:p>
-      <w:pPr>
-        <w:spacing w:after="100" w:line="300"/>
-        <w:jc w:val="both"/>
-      </w:pPr>
-      <w:r>
-        <w:rPr>
-          <w:b w:val="false"/>
-          <w:bCs w:val="false"/>
-          <w:i w:val="false"/>
-          <w:iCs w:val="false"/>
-          <w:color w:val="000000"/>
-          <w:sz w:val="24"/>
-          <w:szCs w:val="24"/>
-          <w:rFonts w:ascii="Times New Roman" w:cs="Times New Roman" w:eastAsia="Times New Roman" w:hAnsi="Times New Roman"/>
-        </w:rPr>
-        <w:t xml:space="preserve">Les lieux de mémoire font tenir la communauté ensemble : ils rappellent d’où elle vient, honorent ceux qui se sont sacrifiés, transmettent les valeurs aux jeunes générations et rendent visible l’</w:t>
-      </w:r>
-      <w:r>
-        <w:rPr>
-          <w:b/>
-          <w:bCs/>
-          <w:i w:val="false"/>
-          <w:iCs w:val="false"/>
-          <w:color w:val="1F4E79"/>
-          <w:sz w:val="24"/>
-          <w:szCs w:val="24"/>
-          <w:rFonts w:ascii="Times New Roman" w:cs="Times New Roman" w:eastAsia="Times New Roman" w:hAnsi="Times New Roman"/>
-        </w:rPr>
-        <w:t xml:space="preserve">identité</w:t>
-      </w:r>
-      <w:r>
-        <w:rPr>
-          <w:b w:val="false"/>
-          <w:bCs w:val="false"/>
-          <w:i w:val="false"/>
-          <w:iCs w:val="false"/>
-          <w:color w:val="000000"/>
-          <w:sz w:val="24"/>
-          <w:szCs w:val="24"/>
-          <w:rFonts w:ascii="Times New Roman" w:cs="Times New Roman" w:eastAsia="Times New Roman" w:hAnsi="Times New Roman"/>
-        </w:rPr>
-        <w:t xml:space="preserve"> commune. Mais attention : la mémoire n’est pas l’Histoire. La mémoire est affective et sélective — elle embellit, oublie, simplifie ; l’Histoire est critique et fondée sur les sources. Les deux se complètent : l’historien étudie aussi les mémoires, et les mémoires ont besoin de l’Histoire pour ne pas devenir des légendes.</w:t>
-      </w:r>
-    </w:p>
-    <w:p>
-      <w:pPr>
         <w:spacing w:before="120" w:after="120"/>
         <w:jc w:val="center"/>
       </w:pPr>
       <w:r>
         <w:drawing>
           <wp:inline distT="0" distB="0" distL="0" distR="0">
-            <wp:extent cx="4762500" cy="2619375"/>
+            <wp:extent cx="4095750" cy="2238375"/>
             <wp:effectExtent t="0" r="0" b="0" l="0"/>
             <wp:docPr id="1" name="" descr="" title=""/>
             <wp:cNvGraphicFramePr>
@@ -3271,7 +2731,7 @@
                   <pic:spPr bwMode="auto">
                     <a:xfrm>
                       <a:off x="0" y="0"/>
-                      <a:ext cx="4762500" cy="2619375"/>
+                      <a:ext cx="4095750" cy="2238375"/>
                     </a:xfrm>
                     <a:prstGeom prst="rect">
                       <a:avLst/>
@@ -3286,3214 +2746,6 @@
     </w:p>
     <w:p>
       <w:pPr>
-        <w:spacing w:after="120"/>
-      </w:pPr>
-    </w:p>
-    <w:tbl>
-      <w:tblPr>
-        <w:tblW w:type="dxa" w:w="9600"/>
-        <w:tblBorders>
-          <w:top w:val="single" w:color="B25000" w:sz="12"/>
-          <w:left w:val="single" w:color="B25000" w:sz="12"/>
-          <w:bottom w:val="single" w:color="B25000" w:sz="12"/>
-          <w:right w:val="single" w:color="B25000" w:sz="12"/>
-          <w:insideH w:val="none"/>
-          <w:insideV w:val="none"/>
-        </w:tblBorders>
-        <w:tblLayout w:type="fixed"/>
-      </w:tblPr>
-      <w:tblGrid>
-        <w:gridCol w:w="9600"/>
-      </w:tblGrid>
-      <w:tr>
-        <w:tc>
-          <w:tcPr>
-            <w:shd w:fill="FFF8EF" w:val="clear"/>
-            <w:tcMar>
-              <w:top w:type="dxa" w:w="140"/>
-              <w:left w:type="dxa" w:w="180"/>
-              <w:bottom w:type="dxa" w:w="140"/>
-              <w:right w:type="dxa" w:w="180"/>
-            </w:tcMar>
-          </w:tcPr>
-          <w:p>
-            <w:pPr>
-              <w:spacing w:after="90"/>
-            </w:pPr>
-            <w:r>
-              <w:rPr>
-                <w:b/>
-                <w:bCs/>
-                <w:i w:val="false"/>
-                <w:iCs w:val="false"/>
-                <w:color w:val="B25000"/>
-                <w:sz w:val="25"/>
-                <w:szCs w:val="25"/>
-                <w:rFonts w:ascii="Times New Roman" w:cs="Times New Roman" w:eastAsia="Times New Roman" w:hAnsi="Times New Roman"/>
-              </w:rPr>
-              <w:t xml:space="preserve">Document à étudier</w:t>
-            </w:r>
-          </w:p>
-          <w:p>
-            <w:pPr>
-              <w:spacing w:after="80" w:line="300"/>
-              <w:jc w:val="left"/>
-            </w:pPr>
-            <w:r>
-              <w:rPr>
-                <w:b/>
-                <w:bCs/>
-                <w:i w:val="false"/>
-                <w:iCs w:val="false"/>
-                <w:color w:val="000000"/>
-                <w:sz w:val="21"/>
-                <w:szCs w:val="21"/>
-                <w:rFonts w:ascii="Times New Roman" w:cs="Times New Roman" w:eastAsia="Times New Roman" w:hAnsi="Times New Roman"/>
-              </w:rPr>
-              <w:t xml:space="preserve">Que sont les lieux de mémoire ? — d’après Pierre Nora, Les Lieux de mémoire, 1984-1992 — extraits adaptés et simplifiés</w:t>
-            </w:r>
-          </w:p>
-          <w:p>
-            <w:pPr>
-              <w:spacing w:after="100" w:line="300"/>
-              <w:jc w:val="both"/>
-            </w:pPr>
-            <w:r>
-              <w:rPr>
-                <w:b w:val="false"/>
-                <w:bCs w:val="false"/>
-                <w:i/>
-                <w:iCs/>
-                <w:color w:val="000000"/>
-                <w:sz w:val="24"/>
-                <w:szCs w:val="24"/>
-                <w:rFonts w:ascii="Times New Roman" w:cs="Times New Roman" w:eastAsia="Times New Roman" w:hAnsi="Times New Roman"/>
-              </w:rPr>
-              <w:t xml:space="preserve">« Un lieu de mémoire, dans tous les sens du mot, va de l’objet le plus matériel et concret, éventuellement géographiquement situé, à l’objet le plus abstrait et intellectuellement construit. Ce peut être un monument, un personnage important, un musée, des archives, tout aussi bien qu’un symbole, une devise, un événement ou une institution. Si l’on habite encore sa mémoire, on n’a pas besoin de lui consacrer des lieux ; les lieux de mémoire naissent et vivent du sentiment qu’il n’y a pas de mémoire spontanée, qu’il faut créer des archives, maintenir des anniversaires, organiser des célébrations, parce que ces opérations ne sont pas naturelles. Moins la mémoire est vécue de l’intérieur, plus elle a besoin de supports extérieurs. »</w:t>
-            </w:r>
-          </w:p>
-          <w:p>
-            <w:pPr>
-              <w:spacing w:after="40" w:line="300"/>
-              <w:jc w:val="both"/>
-            </w:pPr>
-            <w:r>
-              <w:rPr>
-                <w:b w:val="false"/>
-                <w:bCs w:val="false"/>
-                <w:i w:val="false"/>
-                <w:iCs w:val="false"/>
-                <w:color w:val="000000"/>
-                <w:sz w:val="24"/>
-                <w:szCs w:val="24"/>
-                <w:rFonts w:ascii="Times New Roman" w:cs="Times New Roman" w:eastAsia="Times New Roman" w:hAnsi="Times New Roman"/>
-              </w:rPr>
-              <w:t xml:space="preserve">1. Quelles formes un lieu de mémoire peut-il prendre, selon Nora ?</w:t>
-            </w:r>
-          </w:p>
-          <w:p>
-            <w:pPr>
-              <w:spacing w:after="40" w:line="300"/>
-              <w:jc w:val="both"/>
-            </w:pPr>
-            <w:r>
-              <w:rPr>
-                <w:b w:val="false"/>
-                <w:bCs w:val="false"/>
-                <w:i w:val="false"/>
-                <w:iCs w:val="false"/>
-                <w:color w:val="000000"/>
-                <w:sz w:val="24"/>
-                <w:szCs w:val="24"/>
-                <w:rFonts w:ascii="Times New Roman" w:cs="Times New Roman" w:eastAsia="Times New Roman" w:hAnsi="Times New Roman"/>
-              </w:rPr>
-              <w:t xml:space="preserve">2. Explique : « Si l’on habite encore sa mémoire, on n’a pas besoin de lui consacrer des lieux. »</w:t>
-            </w:r>
-          </w:p>
-          <w:p>
-            <w:pPr>
-              <w:spacing w:after="40" w:line="300"/>
-              <w:jc w:val="both"/>
-            </w:pPr>
-            <w:r>
-              <w:rPr>
-                <w:b w:val="false"/>
-                <w:bCs w:val="false"/>
-                <w:i w:val="false"/>
-                <w:iCs w:val="false"/>
-                <w:color w:val="000000"/>
-                <w:sz w:val="24"/>
-                <w:szCs w:val="24"/>
-                <w:rFonts w:ascii="Times New Roman" w:cs="Times New Roman" w:eastAsia="Times New Roman" w:hAnsi="Times New Roman"/>
-              </w:rPr>
-              <w:t xml:space="preserve">3. Applique cette idée à Madagascar : notre mémoire est-elle encore « habitée » ?</w:t>
-            </w:r>
-          </w:p>
-          <w:p>
-            <w:pPr>
-              <w:spacing w:after="60"/>
-            </w:pPr>
-          </w:p>
-          <w:p>
-            <w:pPr>
-              <w:spacing w:after="40"/>
-            </w:pPr>
-            <w:r>
-              <w:rPr>
-                <w:b/>
-                <w:bCs/>
-                <w:i w:val="false"/>
-                <w:iCs w:val="false"/>
-                <w:color w:val="C2185B"/>
-                <w:sz w:val="22"/>
-                <w:szCs w:val="22"/>
-                <w:rFonts w:ascii="Times New Roman" w:cs="Times New Roman" w:eastAsia="Times New Roman" w:hAnsi="Times New Roman"/>
-              </w:rPr>
-              <w:t xml:space="preserve">Réponse 1. </w:t>
-            </w:r>
-            <w:r>
-              <w:rPr>
-                <w:b w:val="false"/>
-                <w:bCs w:val="false"/>
-                <w:i w:val="false"/>
-                <w:iCs w:val="false"/>
-                <w:color w:val="000000"/>
-                <w:sz w:val="22"/>
-                <w:szCs w:val="22"/>
-                <w:rFonts w:ascii="Times New Roman" w:cs="Times New Roman" w:eastAsia="Times New Roman" w:hAnsi="Times New Roman"/>
-              </w:rPr>
-              <w:t xml:space="preserve">Du plus concret au plus abstrait : monument, personnage, musée, archives — mais aussi symbole, devise, événement ou institution.</w:t>
-            </w:r>
-          </w:p>
-          <w:p>
-            <w:pPr>
-              <w:spacing w:after="40"/>
-            </w:pPr>
-            <w:r>
-              <w:rPr>
-                <w:b/>
-                <w:bCs/>
-                <w:i w:val="false"/>
-                <w:iCs w:val="false"/>
-                <w:color w:val="C2185B"/>
-                <w:sz w:val="22"/>
-                <w:szCs w:val="22"/>
-                <w:rFonts w:ascii="Times New Roman" w:cs="Times New Roman" w:eastAsia="Times New Roman" w:hAnsi="Times New Roman"/>
-              </w:rPr>
-              <w:t xml:space="preserve">Réponse 2. </w:t>
-            </w:r>
-            <w:r>
-              <w:rPr>
-                <w:b w:val="false"/>
-                <w:bCs w:val="false"/>
-                <w:i w:val="false"/>
-                <w:iCs w:val="false"/>
-                <w:color w:val="000000"/>
-                <w:sz w:val="22"/>
-                <w:szCs w:val="22"/>
-                <w:rFonts w:ascii="Times New Roman" w:cs="Times New Roman" w:eastAsia="Times New Roman" w:hAnsi="Times New Roman"/>
-              </w:rPr>
-              <w:t xml:space="preserve">Tant qu’une mémoire est vivante et transmise naturellement (par la famille, les récits), on n’a pas besoin de monuments ni d’archives ; on en crée quand la transmission spontanée faiblit.</w:t>
-            </w:r>
-          </w:p>
-          <w:p>
-            <w:pPr>
-              <w:spacing w:after="40"/>
-            </w:pPr>
-            <w:r>
-              <w:rPr>
-                <w:b/>
-                <w:bCs/>
-                <w:i w:val="false"/>
-                <w:iCs w:val="false"/>
-                <w:color w:val="C2185B"/>
-                <w:sz w:val="22"/>
-                <w:szCs w:val="22"/>
-                <w:rFonts w:ascii="Times New Roman" w:cs="Times New Roman" w:eastAsia="Times New Roman" w:hAnsi="Times New Roman"/>
-              </w:rPr>
-              <w:t xml:space="preserve">Réponse 3. </w:t>
-            </w:r>
-            <w:r>
-              <w:rPr>
-                <w:b w:val="false"/>
-                <w:bCs w:val="false"/>
-                <w:i w:val="false"/>
-                <w:iCs w:val="false"/>
-                <w:color w:val="000000"/>
-                <w:sz w:val="22"/>
-                <w:szCs w:val="22"/>
-                <w:rFonts w:ascii="Times New Roman" w:cs="Times New Roman" w:eastAsia="Times New Roman" w:hAnsi="Times New Roman"/>
-              </w:rPr>
-              <w:t xml:space="preserve">En partie : la mémoire familiale et villageoise (tombeaux, récits, famadihana) reste très vivante ; mais la mémoire nationale (1947, les royaumes) a besoin de musées, de stèles et de commémorations — et de l’Histoire orale — car les témoins disparaissent et la transmission spontanée s’affaiblit.</w:t>
-            </w:r>
-          </w:p>
-        </w:tc>
-      </w:tr>
-    </w:tbl>
-    <w:p>
-      <w:pPr>
-        <w:spacing w:after="160"/>
-      </w:pPr>
-    </w:p>
-    <w:tbl>
-      <w:tblPr>
-        <w:tblW w:type="dxa" w:w="9600"/>
-        <w:tblBorders>
-          <w:top w:val="single" w:color="1565C0" w:sz="12"/>
-          <w:left w:val="single" w:color="1565C0" w:sz="12"/>
-          <w:bottom w:val="single" w:color="1565C0" w:sz="12"/>
-          <w:right w:val="single" w:color="1565C0" w:sz="12"/>
-          <w:insideH w:val="none"/>
-          <w:insideV w:val="none"/>
-        </w:tblBorders>
-        <w:tblLayout w:type="fixed"/>
-      </w:tblPr>
-      <w:tblGrid>
-        <w:gridCol w:w="9600"/>
-      </w:tblGrid>
-      <w:tr>
-        <w:tc>
-          <w:tcPr>
-            <w:shd w:fill="E3F2FD" w:val="clear"/>
-            <w:tcMar>
-              <w:top w:type="dxa" w:w="140"/>
-              <w:left w:type="dxa" w:w="180"/>
-              <w:bottom w:type="dxa" w:w="140"/>
-              <w:right w:type="dxa" w:w="180"/>
-            </w:tcMar>
-          </w:tcPr>
-          <w:p>
-            <w:pPr>
-              <w:spacing w:after="90"/>
-            </w:pPr>
-            <w:r>
-              <w:rPr>
-                <w:b/>
-                <w:bCs/>
-                <w:i w:val="false"/>
-                <w:iCs w:val="false"/>
-                <w:color w:val="1565C0"/>
-                <w:sz w:val="25"/>
-                <w:szCs w:val="25"/>
-                <w:rFonts w:ascii="Times New Roman" w:cs="Times New Roman" w:eastAsia="Times New Roman" w:hAnsi="Times New Roman"/>
-              </w:rPr>
-              <w:t xml:space="preserve">Le savais-tu ?</w:t>
-            </w:r>
-          </w:p>
-          <w:p>
-            <w:pPr>
-              <w:spacing w:after="0" w:line="300"/>
-              <w:jc w:val="both"/>
-            </w:pPr>
-            <w:r>
-              <w:rPr>
-                <w:b w:val="false"/>
-                <w:bCs w:val="false"/>
-                <w:i w:val="false"/>
-                <w:iCs w:val="false"/>
-                <w:color w:val="000000"/>
-                <w:sz w:val="22"/>
-                <w:szCs w:val="22"/>
-                <w:rFonts w:ascii="Times New Roman" w:cs="Times New Roman" w:eastAsia="Times New Roman" w:hAnsi="Times New Roman"/>
-              </w:rPr>
-              <w:t xml:space="preserve">Le monument aux morts du lac Anosy, l’« Ange noir », est lui-même un lieu de mémoire à double sens : érigé en 1927 par la France pour honorer les Malgaches morts pour elle en 1914-1918, il est devenu pour les Malgaches le lieu du souvenir de leurs propres sacrifices — et aujourd’hui, les cérémonies nationales s’y succèdent. Un même monument peut ainsi changer de signification avec l’Histoire : les lieux de mémoire ont, eux aussi, une histoire !</w:t>
-            </w:r>
-          </w:p>
-        </w:tc>
-      </w:tr>
-    </w:tbl>
-    <w:p>
-      <w:pPr>
-        <w:spacing w:after="160"/>
-      </w:pPr>
-    </w:p>
-    <w:p>
-      <w:pPr>
-        <w:spacing w:after="80" w:line="300"/>
-        <w:jc w:val="both"/>
-      </w:pPr>
-      <w:r>
-        <w:rPr>
-          <w:b/>
-          <w:bCs/>
-          <w:i w:val="false"/>
-          <w:iCs w:val="false"/>
-          <w:color w:val="2E7D32"/>
-          <w:sz w:val="26"/>
-          <w:szCs w:val="26"/>
-          <w:rFonts w:ascii="Times New Roman" w:cs="Times New Roman" w:eastAsia="Times New Roman" w:hAnsi="Times New Roman"/>
-        </w:rPr>
-        <w:t xml:space="preserve">Petit lexique</w:t>
-      </w:r>
-    </w:p>
-    <w:tbl>
-      <w:tblPr>
-        <w:tblW w:type="dxa" w:w="9600"/>
-        <w:tblBorders>
-          <w:top w:val="single" w:color="808080" w:sz="4"/>
-          <w:left w:val="single" w:color="808080" w:sz="4"/>
-          <w:bottom w:val="single" w:color="808080" w:sz="4"/>
-          <w:right w:val="single" w:color="808080" w:sz="4"/>
-          <w:insideH w:val="single" w:color="B0B0B0" w:sz="4"/>
-          <w:insideV w:val="single" w:color="B0B0B0" w:sz="4"/>
-        </w:tblBorders>
-        <w:tblLayout w:type="fixed"/>
-      </w:tblPr>
-      <w:tblGrid>
-        <w:gridCol w:w="2800"/>
-        <w:gridCol w:w="6800"/>
-      </w:tblGrid>
-      <w:tr>
-        <w:tc>
-          <w:tcPr>
-            <w:shd w:fill="E7E6E6" w:val="clear"/>
-            <w:tcMar>
-              <w:top w:type="dxa" w:w="80"/>
-              <w:left w:type="dxa" w:w="80"/>
-              <w:bottom w:type="dxa" w:w="80"/>
-              <w:right w:type="dxa" w:w="80"/>
-            </w:tcMar>
-          </w:tcPr>
-          <w:p>
-            <w:pPr>
-              <w:spacing w:after="40"/>
-              <w:jc w:val="left"/>
-            </w:pPr>
-            <w:r>
-              <w:rPr>
-                <w:b/>
-                <w:bCs/>
-                <w:i w:val="false"/>
-                <w:iCs w:val="false"/>
-                <w:color w:val="000000"/>
-                <w:sz w:val="20"/>
-                <w:szCs w:val="20"/>
-                <w:rFonts w:ascii="Times New Roman" w:cs="Times New Roman" w:eastAsia="Times New Roman" w:hAnsi="Times New Roman"/>
-              </w:rPr>
-              <w:t xml:space="preserve">Mot</w:t>
-            </w:r>
-          </w:p>
-        </w:tc>
-        <w:tc>
-          <w:tcPr>
-            <w:shd w:fill="E7E6E6" w:val="clear"/>
-            <w:tcMar>
-              <w:top w:type="dxa" w:w="80"/>
-              <w:left w:type="dxa" w:w="80"/>
-              <w:bottom w:type="dxa" w:w="80"/>
-              <w:right w:type="dxa" w:w="80"/>
-            </w:tcMar>
-          </w:tcPr>
-          <w:p>
-            <w:pPr>
-              <w:spacing w:after="40"/>
-              <w:jc w:val="left"/>
-            </w:pPr>
-            <w:r>
-              <w:rPr>
-                <w:b/>
-                <w:bCs/>
-                <w:i w:val="false"/>
-                <w:iCs w:val="false"/>
-                <w:color w:val="000000"/>
-                <w:sz w:val="20"/>
-                <w:szCs w:val="20"/>
-                <w:rFonts w:ascii="Times New Roman" w:cs="Times New Roman" w:eastAsia="Times New Roman" w:hAnsi="Times New Roman"/>
-              </w:rPr>
-              <w:t xml:space="preserve">Sens</w:t>
-            </w:r>
-          </w:p>
-        </w:tc>
-      </w:tr>
-      <w:tr>
-        <w:tc>
-          <w:tcPr>
-            <w:tcMar>
-              <w:top w:type="dxa" w:w="80"/>
-              <w:left w:type="dxa" w:w="80"/>
-              <w:bottom w:type="dxa" w:w="80"/>
-              <w:right w:type="dxa" w:w="80"/>
-            </w:tcMar>
-          </w:tcPr>
-          <w:p>
-            <w:pPr>
-              <w:spacing w:after="40"/>
-              <w:jc w:val="left"/>
-            </w:pPr>
-            <w:r>
-              <w:rPr>
-                <w:b/>
-                <w:bCs/>
-                <w:i w:val="false"/>
-                <w:iCs w:val="false"/>
-                <w:color w:val="000000"/>
-                <w:sz w:val="20"/>
-                <w:szCs w:val="20"/>
-                <w:rFonts w:ascii="Times New Roman" w:cs="Times New Roman" w:eastAsia="Times New Roman" w:hAnsi="Times New Roman"/>
-              </w:rPr>
-              <w:t xml:space="preserve">Mémoire collective</w:t>
-            </w:r>
-          </w:p>
-        </w:tc>
-        <w:tc>
-          <w:tcPr>
-            <w:tcMar>
-              <w:top w:type="dxa" w:w="80"/>
-              <w:left w:type="dxa" w:w="80"/>
-              <w:bottom w:type="dxa" w:w="80"/>
-              <w:right w:type="dxa" w:w="80"/>
-            </w:tcMar>
-          </w:tcPr>
-          <w:p>
-            <w:pPr>
-              <w:spacing w:after="40"/>
-              <w:jc w:val="left"/>
-            </w:pPr>
-            <w:r>
-              <w:rPr>
-                <w:b w:val="false"/>
-                <w:bCs w:val="false"/>
-                <w:i w:val="false"/>
-                <w:iCs w:val="false"/>
-                <w:color w:val="000000"/>
-                <w:sz w:val="20"/>
-                <w:szCs w:val="20"/>
-                <w:rFonts w:ascii="Times New Roman" w:cs="Times New Roman" w:eastAsia="Times New Roman" w:hAnsi="Times New Roman"/>
-              </w:rPr>
-              <w:t xml:space="preserve">souvenirs et représentations du passé partagés par un groupe</w:t>
-            </w:r>
-          </w:p>
-        </w:tc>
-      </w:tr>
-      <w:tr>
-        <w:tc>
-          <w:tcPr>
-            <w:tcMar>
-              <w:top w:type="dxa" w:w="80"/>
-              <w:left w:type="dxa" w:w="80"/>
-              <w:bottom w:type="dxa" w:w="80"/>
-              <w:right w:type="dxa" w:w="80"/>
-            </w:tcMar>
-          </w:tcPr>
-          <w:p>
-            <w:pPr>
-              <w:spacing w:after="40"/>
-              <w:jc w:val="left"/>
-            </w:pPr>
-            <w:r>
-              <w:rPr>
-                <w:b/>
-                <w:bCs/>
-                <w:i w:val="false"/>
-                <w:iCs w:val="false"/>
-                <w:color w:val="000000"/>
-                <w:sz w:val="20"/>
-                <w:szCs w:val="20"/>
-                <w:rFonts w:ascii="Times New Roman" w:cs="Times New Roman" w:eastAsia="Times New Roman" w:hAnsi="Times New Roman"/>
-              </w:rPr>
-              <w:t xml:space="preserve">Lieu de mémoire</w:t>
-            </w:r>
-          </w:p>
-        </w:tc>
-        <w:tc>
-          <w:tcPr>
-            <w:tcMar>
-              <w:top w:type="dxa" w:w="80"/>
-              <w:left w:type="dxa" w:w="80"/>
-              <w:bottom w:type="dxa" w:w="80"/>
-              <w:right w:type="dxa" w:w="80"/>
-            </w:tcMar>
-          </w:tcPr>
-          <w:p>
-            <w:pPr>
-              <w:spacing w:after="40"/>
-              <w:jc w:val="left"/>
-            </w:pPr>
-            <w:r>
-              <w:rPr>
-                <w:b w:val="false"/>
-                <w:bCs w:val="false"/>
-                <w:i w:val="false"/>
-                <w:iCs w:val="false"/>
-                <w:color w:val="000000"/>
-                <w:sz w:val="20"/>
-                <w:szCs w:val="20"/>
-                <w:rFonts w:ascii="Times New Roman" w:cs="Times New Roman" w:eastAsia="Times New Roman" w:hAnsi="Times New Roman"/>
-              </w:rPr>
-              <w:t xml:space="preserve">support matériel ou immatériel où se cristallise cette mémoire</w:t>
-            </w:r>
-          </w:p>
-        </w:tc>
-      </w:tr>
-      <w:tr>
-        <w:tc>
-          <w:tcPr>
-            <w:tcMar>
-              <w:top w:type="dxa" w:w="80"/>
-              <w:left w:type="dxa" w:w="80"/>
-              <w:bottom w:type="dxa" w:w="80"/>
-              <w:right w:type="dxa" w:w="80"/>
-            </w:tcMar>
-          </w:tcPr>
-          <w:p>
-            <w:pPr>
-              <w:spacing w:after="40"/>
-              <w:jc w:val="left"/>
-            </w:pPr>
-            <w:r>
-              <w:rPr>
-                <w:b/>
-                <w:bCs/>
-                <w:i w:val="false"/>
-                <w:iCs w:val="false"/>
-                <w:color w:val="000000"/>
-                <w:sz w:val="20"/>
-                <w:szCs w:val="20"/>
-                <w:rFonts w:ascii="Times New Roman" w:cs="Times New Roman" w:eastAsia="Times New Roman" w:hAnsi="Times New Roman"/>
-              </w:rPr>
-              <w:t xml:space="preserve">Commémoration</w:t>
-            </w:r>
-          </w:p>
-        </w:tc>
-        <w:tc>
-          <w:tcPr>
-            <w:tcMar>
-              <w:top w:type="dxa" w:w="80"/>
-              <w:left w:type="dxa" w:w="80"/>
-              <w:bottom w:type="dxa" w:w="80"/>
-              <w:right w:type="dxa" w:w="80"/>
-            </w:tcMar>
-          </w:tcPr>
-          <w:p>
-            <w:pPr>
-              <w:spacing w:after="40"/>
-              <w:jc w:val="left"/>
-            </w:pPr>
-            <w:r>
-              <w:rPr>
-                <w:b w:val="false"/>
-                <w:bCs w:val="false"/>
-                <w:i w:val="false"/>
-                <w:iCs w:val="false"/>
-                <w:color w:val="000000"/>
-                <w:sz w:val="20"/>
-                <w:szCs w:val="20"/>
-                <w:rFonts w:ascii="Times New Roman" w:cs="Times New Roman" w:eastAsia="Times New Roman" w:hAnsi="Times New Roman"/>
-              </w:rPr>
-              <w:t xml:space="preserve">cérémonie rappelant collectivement un événement passé</w:t>
-            </w:r>
-          </w:p>
-        </w:tc>
-      </w:tr>
-      <w:tr>
-        <w:tc>
-          <w:tcPr>
-            <w:tcMar>
-              <w:top w:type="dxa" w:w="80"/>
-              <w:left w:type="dxa" w:w="80"/>
-              <w:bottom w:type="dxa" w:w="80"/>
-              <w:right w:type="dxa" w:w="80"/>
-            </w:tcMar>
-          </w:tcPr>
-          <w:p>
-            <w:pPr>
-              <w:spacing w:after="40"/>
-              <w:jc w:val="left"/>
-            </w:pPr>
-            <w:r>
-              <w:rPr>
-                <w:b/>
-                <w:bCs/>
-                <w:i w:val="false"/>
-                <w:iCs w:val="false"/>
-                <w:color w:val="000000"/>
-                <w:sz w:val="20"/>
-                <w:szCs w:val="20"/>
-                <w:rFonts w:ascii="Times New Roman" w:cs="Times New Roman" w:eastAsia="Times New Roman" w:hAnsi="Times New Roman"/>
-              </w:rPr>
-              <w:t xml:space="preserve">Patrimoine immatériel</w:t>
-            </w:r>
-          </w:p>
-        </w:tc>
-        <w:tc>
-          <w:tcPr>
-            <w:tcMar>
-              <w:top w:type="dxa" w:w="80"/>
-              <w:left w:type="dxa" w:w="80"/>
-              <w:bottom w:type="dxa" w:w="80"/>
-              <w:right w:type="dxa" w:w="80"/>
-            </w:tcMar>
-          </w:tcPr>
-          <w:p>
-            <w:pPr>
-              <w:spacing w:after="40"/>
-              <w:jc w:val="left"/>
-            </w:pPr>
-            <w:r>
-              <w:rPr>
-                <w:b w:val="false"/>
-                <w:bCs w:val="false"/>
-                <w:i w:val="false"/>
-                <w:iCs w:val="false"/>
-                <w:color w:val="000000"/>
-                <w:sz w:val="20"/>
-                <w:szCs w:val="20"/>
-                <w:rFonts w:ascii="Times New Roman" w:cs="Times New Roman" w:eastAsia="Times New Roman" w:hAnsi="Times New Roman"/>
-              </w:rPr>
-              <w:t xml:space="preserve">héritage sans support matériel : récits, chants, savoir-faire</w:t>
-            </w:r>
-          </w:p>
-        </w:tc>
-      </w:tr>
-    </w:tbl>
-    <w:p>
-      <w:pPr>
-        <w:spacing w:after="120"/>
-      </w:pPr>
-    </w:p>
-    <w:p>
-      <w:pPr>
-        <w:spacing w:before="200" w:after="150"/>
-        <w:jc w:val="left"/>
-      </w:pPr>
-      <w:r>
-        <w:rPr>
-          <w:b/>
-          <w:bCs/>
-          <w:i w:val="false"/>
-          <w:iCs w:val="false"/>
-          <w:color w:val="2E7D32"/>
-          <w:sz w:val="28"/>
-          <w:szCs w:val="28"/>
-          <w:rFonts w:ascii="Times New Roman" w:cs="Times New Roman" w:eastAsia="Times New Roman" w:hAnsi="Times New Roman"/>
-        </w:rPr>
-        <w:t xml:space="preserve">EXERCICES</w:t>
-      </w:r>
-    </w:p>
-    <w:p>
-      <w:pPr>
-        <w:spacing w:after="110" w:line="300"/>
-        <w:jc w:val="both"/>
-      </w:pPr>
-      <w:r>
-        <w:rPr>
-          <w:b w:val="false"/>
-          <w:bCs w:val="false"/>
-          <w:i w:val="false"/>
-          <w:iCs w:val="false"/>
-          <w:color w:val="000000"/>
-          <w:sz w:val="24"/>
-          <w:szCs w:val="24"/>
-          <w:rFonts w:ascii="Times New Roman" w:cs="Times New Roman" w:eastAsia="Times New Roman" w:hAnsi="Times New Roman"/>
-        </w:rPr>
-        <w:t xml:space="preserve">1. Définir. a) Qu’est-ce que la mémoire collective ? b) Qu’est-ce qu’un lieu de mémoire ? d) Qui a popularisé cette expression ? e) Pourquoi la mémoire fonde-t-elle l’identité ?</w:t>
-      </w:r>
-    </w:p>
-    <w:p>
-      <w:pPr>
-        <w:spacing w:after="110" w:line="300"/>
-        <w:jc w:val="both"/>
-      </w:pPr>
-      <w:r>
-        <w:rPr>
-          <w:b w:val="false"/>
-          <w:bCs w:val="false"/>
-          <w:i w:val="false"/>
-          <w:iCs w:val="false"/>
-          <w:color w:val="000000"/>
-          <w:sz w:val="24"/>
-          <w:szCs w:val="24"/>
-          <w:rFonts w:ascii="Times New Roman" w:cs="Times New Roman" w:eastAsia="Times New Roman" w:hAnsi="Times New Roman"/>
-        </w:rPr>
-        <w:t xml:space="preserve">2. Classer. Range chaque exemple dans sa catégorie : a) l’hymne national ; b) la stèle de Moramanga ; d) le famadihana et les kabary ; e) les douze collines sacrées de l’Imerina.</w:t>
-      </w:r>
-    </w:p>
-    <w:p>
-      <w:pPr>
-        <w:spacing w:after="110" w:line="300"/>
-        <w:jc w:val="both"/>
-      </w:pPr>
-      <w:r>
-        <w:rPr>
-          <w:b w:val="false"/>
-          <w:bCs w:val="false"/>
-          <w:i w:val="false"/>
-          <w:iCs w:val="false"/>
-          <w:color w:val="000000"/>
-          <w:sz w:val="24"/>
-          <w:szCs w:val="24"/>
-          <w:rFonts w:ascii="Times New Roman" w:cs="Times New Roman" w:eastAsia="Times New Roman" w:hAnsi="Times New Roman"/>
-        </w:rPr>
-        <w:t xml:space="preserve">3. Distinguer. a) Donne deux caractères de la mémoire. b) Donne deux caractères de l’Histoire. d) Pourquoi la mémoire a-t-elle besoin de l’Histoire ? e) Pourquoi l’Histoire s’intéresse-t-elle aux mémoires ?</w:t>
-      </w:r>
-    </w:p>
-    <w:p>
-      <w:pPr>
-        <w:spacing w:before="200" w:after="150"/>
-        <w:jc w:val="left"/>
-      </w:pPr>
-      <w:r>
-        <w:rPr>
-          <w:b/>
-          <w:bCs/>
-          <w:i w:val="false"/>
-          <w:iCs w:val="false"/>
-          <w:color w:val="2E7D32"/>
-          <w:sz w:val="28"/>
-          <w:szCs w:val="28"/>
-          <w:rFonts w:ascii="Times New Roman" w:cs="Times New Roman" w:eastAsia="Times New Roman" w:hAnsi="Times New Roman"/>
-        </w:rPr>
-        <w:t xml:space="preserve">CORRIGÉS</w:t>
-      </w:r>
-    </w:p>
-    <w:p>
-      <w:pPr>
-        <w:spacing w:after="80"/>
-      </w:pPr>
-      <w:r>
-        <w:rPr>
-          <w:b/>
-          <w:bCs/>
-          <w:i w:val="false"/>
-          <w:iCs w:val="false"/>
-          <w:color w:val="C2185B"/>
-          <w:sz w:val="24"/>
-          <w:szCs w:val="24"/>
-          <w:rFonts w:ascii="Times New Roman" w:cs="Times New Roman" w:eastAsia="Times New Roman" w:hAnsi="Times New Roman"/>
-        </w:rPr>
-        <w:t xml:space="preserve">1. </w:t>
-      </w:r>
-      <w:r>
-        <w:rPr>
-          <w:b w:val="false"/>
-          <w:bCs w:val="false"/>
-          <w:i w:val="false"/>
-          <w:iCs w:val="false"/>
-          <w:color w:val="000000"/>
-          <w:sz w:val="24"/>
-          <w:szCs w:val="24"/>
-          <w:rFonts w:ascii="Times New Roman" w:cs="Times New Roman" w:eastAsia="Times New Roman" w:hAnsi="Times New Roman"/>
-        </w:rPr>
-        <w:t xml:space="preserve">a) l’ensemble des souvenirs et représentations du passé partagés par un groupe ; b) tout support, matériel ou immatériel, où se cristallise le souvenir d’une communauté ; d) l’historien Pierre Nora, dans les années 1980 ; e) parce qu’un groupe se définit en partie par ce dont il se souvient ensemble.</w:t>
-      </w:r>
-    </w:p>
-    <w:p>
-      <w:pPr>
-        <w:spacing w:after="80"/>
-      </w:pPr>
-      <w:r>
-        <w:rPr>
-          <w:b/>
-          <w:bCs/>
-          <w:i w:val="false"/>
-          <w:iCs w:val="false"/>
-          <w:color w:val="C2185B"/>
-          <w:sz w:val="24"/>
-          <w:szCs w:val="24"/>
-          <w:rFonts w:ascii="Times New Roman" w:cs="Times New Roman" w:eastAsia="Times New Roman" w:hAnsi="Times New Roman"/>
-        </w:rPr>
-        <w:t xml:space="preserve">2. </w:t>
-      </w:r>
-      <w:r>
-        <w:rPr>
-          <w:b w:val="false"/>
-          <w:bCs w:val="false"/>
-          <w:i w:val="false"/>
-          <w:iCs w:val="false"/>
-          <w:color w:val="000000"/>
-          <w:sz w:val="24"/>
-          <w:szCs w:val="24"/>
-          <w:rFonts w:ascii="Times New Roman" w:cs="Times New Roman" w:eastAsia="Times New Roman" w:hAnsi="Times New Roman"/>
-        </w:rPr>
-        <w:t xml:space="preserve">a) symbole ; b) monument/site ; d) patrimoine immatériel ; e) paysage/lieu naturel chargé d’histoire.</w:t>
-      </w:r>
-    </w:p>
-    <w:p>
-      <w:pPr>
-        <w:spacing w:after="80"/>
-      </w:pPr>
-      <w:r>
-        <w:rPr>
-          <w:b/>
-          <w:bCs/>
-          <w:i w:val="false"/>
-          <w:iCs w:val="false"/>
-          <w:color w:val="C2185B"/>
-          <w:sz w:val="24"/>
-          <w:szCs w:val="24"/>
-          <w:rFonts w:ascii="Times New Roman" w:cs="Times New Roman" w:eastAsia="Times New Roman" w:hAnsi="Times New Roman"/>
-        </w:rPr>
-        <w:t xml:space="preserve">3. </w:t>
-      </w:r>
-      <w:r>
-        <w:rPr>
-          <w:b w:val="false"/>
-          <w:bCs w:val="false"/>
-          <w:i w:val="false"/>
-          <w:iCs w:val="false"/>
-          <w:color w:val="000000"/>
-          <w:sz w:val="24"/>
-          <w:szCs w:val="24"/>
-          <w:rFonts w:ascii="Times New Roman" w:cs="Times New Roman" w:eastAsia="Times New Roman" w:hAnsi="Times New Roman"/>
-        </w:rPr>
-        <w:t xml:space="preserve">a) affective et sélective (elle embellit, oublie, simplifie) ; b) critique et fondée sur les sources (elle se corrige et se discute) ; d) pour ne pas devenir légende : l’Histoire vérifie, corrige, complète ; e) parce que la façon dont les groupes se souviennent est elle-même un fait historique à étudier.</w:t>
-      </w:r>
-    </w:p>
-    <w:p>
-      <w:r>
-        <w:br w:type="page"/>
-      </w:r>
-    </w:p>
-    <w:p>
-      <w:pPr>
-        <w:spacing w:before="200" w:after="150"/>
-        <w:jc w:val="center"/>
-      </w:pPr>
-      <w:bookmarkStart w:name="u5_l2" w:id="1"/>
-      <w:r>
-        <w:rPr>
-          <w:b/>
-          <w:bCs/>
-          <w:i w:val="false"/>
-          <w:iCs w:val="false"/>
-          <w:color w:val="C00000"/>
-          <w:sz w:val="32"/>
-          <w:szCs w:val="32"/>
-          <w:rFonts w:ascii="Times New Roman" w:cs="Times New Roman" w:eastAsia="Times New Roman" w:hAnsi="Times New Roman"/>
-        </w:rPr>
-        <w:t xml:space="preserve">SÉANCE 2 / 5 — LA TRANSMISSION DES MÉMOIRES ET LE DEVOIR DE MÉMOIRE</w:t>
-      </w:r>
-      <w:bookmarkEnd w:id="1"/>
-    </w:p>
-    <w:p>
-      <w:pPr>
-        <w:spacing w:before="120" w:after="120"/>
-        <w:jc w:val="center"/>
-      </w:pPr>
-      <w:r>
-        <w:rPr>
-          <w:b/>
-          <w:bCs/>
-          <w:i w:val="false"/>
-          <w:iCs w:val="false"/>
-          <w:color w:val="000000"/>
-          <w:sz w:val="30"/>
-          <w:szCs w:val="30"/>
-          <w:rFonts w:ascii="Times New Roman" w:cs="Times New Roman" w:eastAsia="Times New Roman" w:hAnsi="Times New Roman"/>
-        </w:rPr>
-        <w:t xml:space="preserve">FICHE DE PRÉPARATION</w:t>
-      </w:r>
-    </w:p>
-    <w:tbl>
-      <w:tblPr>
-        <w:tblW w:type="dxa" w:w="9600"/>
-        <w:tblBorders>
-          <w:top w:val="none" w:color="FFFFFF" w:sz="0"/>
-          <w:left w:val="none" w:color="FFFFFF" w:sz="0"/>
-          <w:bottom w:val="none" w:color="FFFFFF" w:sz="0"/>
-          <w:right w:val="none" w:color="FFFFFF" w:sz="0"/>
-          <w:insideH w:val="none" w:color="FFFFFF" w:sz="0"/>
-          <w:insideV w:val="none" w:color="FFFFFF" w:sz="0"/>
-        </w:tblBorders>
-        <w:tblLayout w:type="fixed"/>
-      </w:tblPr>
-      <w:tblGrid>
-        <w:gridCol w:w="6700"/>
-        <w:gridCol w:w="2900"/>
-      </w:tblGrid>
-      <w:tr>
-        <w:tc>
-          <w:tcPr>
-            <w:tcMar>
-              <w:top w:type="dxa" w:w="80"/>
-              <w:left w:type="dxa" w:w="80"/>
-              <w:bottom w:type="dxa" w:w="80"/>
-              <w:right w:type="dxa" w:w="80"/>
-            </w:tcMar>
-          </w:tcPr>
-          <w:p>
-            <w:pPr>
-              <w:spacing w:after="60"/>
-            </w:pPr>
-            <w:r>
-              <w:rPr>
-                <w:b/>
-                <w:bCs/>
-                <w:i w:val="false"/>
-                <w:iCs w:val="false"/>
-                <w:color w:val="000000"/>
-                <w:sz w:val="22"/>
-                <w:szCs w:val="22"/>
-                <w:rFonts w:ascii="Times New Roman" w:cs="Times New Roman" w:eastAsia="Times New Roman" w:hAnsi="Times New Roman"/>
-              </w:rPr>
-              <w:t xml:space="preserve">Discipline : </w:t>
-            </w:r>
-            <w:r>
-              <w:rPr>
-                <w:b w:val="false"/>
-                <w:bCs w:val="false"/>
-                <w:i w:val="false"/>
-                <w:iCs w:val="false"/>
-                <w:color w:val="000000"/>
-                <w:sz w:val="22"/>
-                <w:szCs w:val="22"/>
-                <w:rFonts w:ascii="Times New Roman" w:cs="Times New Roman" w:eastAsia="Times New Roman" w:hAnsi="Times New Roman"/>
-              </w:rPr>
-              <w:t xml:space="preserve">Histoire</w:t>
-            </w:r>
-          </w:p>
-          <w:p>
-            <w:pPr>
-              <w:spacing w:after="60"/>
-            </w:pPr>
-            <w:r>
-              <w:rPr>
-                <w:b/>
-                <w:bCs/>
-                <w:i w:val="false"/>
-                <w:iCs w:val="false"/>
-                <w:color w:val="000000"/>
-                <w:sz w:val="22"/>
-                <w:szCs w:val="22"/>
-                <w:rFonts w:ascii="Times New Roman" w:cs="Times New Roman" w:eastAsia="Times New Roman" w:hAnsi="Times New Roman"/>
-              </w:rPr>
-              <w:t xml:space="preserve">Thématique : </w:t>
-            </w:r>
-            <w:r>
-              <w:rPr>
-                <w:b w:val="false"/>
-                <w:bCs w:val="false"/>
-                <w:i w:val="false"/>
-                <w:iCs w:val="false"/>
-                <w:color w:val="000000"/>
-                <w:sz w:val="22"/>
-                <w:szCs w:val="22"/>
-                <w:rFonts w:ascii="Times New Roman" w:cs="Times New Roman" w:eastAsia="Times New Roman" w:hAnsi="Times New Roman"/>
-              </w:rPr>
-              <w:t xml:space="preserve">Commémorations et mémoires collectives</w:t>
-            </w:r>
-          </w:p>
-          <w:p>
-            <w:pPr>
-              <w:spacing w:after="60"/>
-            </w:pPr>
-            <w:r>
-              <w:rPr>
-                <w:b/>
-                <w:bCs/>
-                <w:i w:val="false"/>
-                <w:iCs w:val="false"/>
-                <w:color w:val="000000"/>
-                <w:sz w:val="22"/>
-                <w:szCs w:val="22"/>
-                <w:rFonts w:ascii="Times New Roman" w:cs="Times New Roman" w:eastAsia="Times New Roman" w:hAnsi="Times New Roman"/>
-              </w:rPr>
-              <w:t xml:space="preserve">Thème : </w:t>
-            </w:r>
-            <w:r>
-              <w:rPr>
-                <w:b w:val="false"/>
-                <w:bCs w:val="false"/>
-                <w:i w:val="false"/>
-                <w:iCs w:val="false"/>
-                <w:color w:val="000000"/>
-                <w:sz w:val="22"/>
-                <w:szCs w:val="22"/>
-                <w:rFonts w:ascii="Times New Roman" w:cs="Times New Roman" w:eastAsia="Times New Roman" w:hAnsi="Times New Roman"/>
-              </w:rPr>
-              <w:t xml:space="preserve">Transmettre ; les oublis de l’Histoire ; devoir de mémoire</w:t>
-            </w:r>
-          </w:p>
-          <w:p>
-            <w:pPr>
-              <w:spacing w:after="60"/>
-            </w:pPr>
-            <w:r>
-              <w:rPr>
-                <w:b/>
-                <w:bCs/>
-                <w:i w:val="false"/>
-                <w:iCs w:val="false"/>
-                <w:color w:val="000000"/>
-                <w:sz w:val="22"/>
-                <w:szCs w:val="22"/>
-                <w:rFonts w:ascii="Times New Roman" w:cs="Times New Roman" w:eastAsia="Times New Roman" w:hAnsi="Times New Roman"/>
-              </w:rPr>
-              <w:t xml:space="preserve">Titre : </w:t>
-            </w:r>
-            <w:r>
-              <w:rPr>
-                <w:b w:val="false"/>
-                <w:bCs w:val="false"/>
-                <w:i w:val="false"/>
-                <w:iCs w:val="false"/>
-                <w:color w:val="000000"/>
-                <w:sz w:val="22"/>
-                <w:szCs w:val="22"/>
-                <w:rFonts w:ascii="Times New Roman" w:cs="Times New Roman" w:eastAsia="Times New Roman" w:hAnsi="Times New Roman"/>
-              </w:rPr>
-              <w:t xml:space="preserve">La transmission des mémoires et le devoir de mémoire</w:t>
-            </w:r>
-          </w:p>
-          <w:p>
-            <w:pPr>
-              <w:spacing w:after="60"/>
-            </w:pPr>
-            <w:r>
-              <w:rPr>
-                <w:b/>
-                <w:bCs/>
-                <w:i w:val="false"/>
-                <w:iCs w:val="false"/>
-                <w:color w:val="000000"/>
-                <w:sz w:val="22"/>
-                <w:szCs w:val="22"/>
-                <w:rFonts w:ascii="Times New Roman" w:cs="Times New Roman" w:eastAsia="Times New Roman" w:hAnsi="Times New Roman"/>
-              </w:rPr>
-              <w:t xml:space="preserve">Objectif spécifique : </w:t>
-            </w:r>
-            <w:r>
-              <w:rPr>
-                <w:b w:val="false"/>
-                <w:bCs w:val="false"/>
-                <w:i w:val="false"/>
-                <w:iCs w:val="false"/>
-                <w:color w:val="000000"/>
-                <w:sz w:val="22"/>
-                <w:szCs w:val="22"/>
-                <w:rFonts w:ascii="Times New Roman" w:cs="Times New Roman" w:eastAsia="Times New Roman" w:hAnsi="Times New Roman"/>
-              </w:rPr>
-              <w:t xml:space="preserve">À la fin de la séance, l’apprenant est capable de expliquer comment se transmettent les mémoires, identifier les oublis de l’Histoire et définir le devoir de mémoire.</w:t>
-            </w:r>
-          </w:p>
-          <w:p>
-            <w:pPr>
-              <w:spacing w:after="60"/>
-            </w:pPr>
-            <w:r>
-              <w:rPr>
-                <w:b/>
-                <w:bCs/>
-                <w:i w:val="false"/>
-                <w:iCs w:val="false"/>
-                <w:color w:val="000000"/>
-                <w:sz w:val="22"/>
-                <w:szCs w:val="22"/>
-                <w:rFonts w:ascii="Times New Roman" w:cs="Times New Roman" w:eastAsia="Times New Roman" w:hAnsi="Times New Roman"/>
-              </w:rPr>
-              <w:t xml:space="preserve">Documentation : </w:t>
-            </w:r>
-            <w:r>
-              <w:rPr>
-                <w:b w:val="false"/>
-                <w:bCs w:val="false"/>
-                <w:i w:val="false"/>
-                <w:iCs w:val="false"/>
-                <w:color w:val="000000"/>
-                <w:sz w:val="22"/>
-                <w:szCs w:val="22"/>
-                <w:rFonts w:ascii="Times New Roman" w:cs="Times New Roman" w:eastAsia="Times New Roman" w:hAnsi="Times New Roman"/>
-              </w:rPr>
-              <w:t xml:space="preserve">Programme d’études T9 (MEN) ; manuel J-Learn Histoire T9</w:t>
-            </w:r>
-          </w:p>
-          <w:p>
-            <w:pPr>
-              <w:spacing w:after="60"/>
-            </w:pPr>
-            <w:r>
-              <w:rPr>
-                <w:b/>
-                <w:bCs/>
-                <w:i w:val="false"/>
-                <w:iCs w:val="false"/>
-                <w:color w:val="000000"/>
-                <w:sz w:val="22"/>
-                <w:szCs w:val="22"/>
-                <w:rFonts w:ascii="Times New Roman" w:cs="Times New Roman" w:eastAsia="Times New Roman" w:hAnsi="Times New Roman"/>
-              </w:rPr>
-              <w:t xml:space="preserve">Support et matériel : </w:t>
-            </w:r>
-            <w:r>
-              <w:rPr>
-                <w:b w:val="false"/>
-                <w:bCs w:val="false"/>
-                <w:i w:val="false"/>
-                <w:iCs w:val="false"/>
-                <w:color w:val="000000"/>
-                <w:sz w:val="22"/>
-                <w:szCs w:val="22"/>
-                <w:rFonts w:ascii="Times New Roman" w:cs="Times New Roman" w:eastAsia="Times New Roman" w:hAnsi="Times New Roman"/>
-              </w:rPr>
-              <w:t xml:space="preserve">Témoignages, documents, photographies</w:t>
-            </w:r>
-          </w:p>
-        </w:tc>
-        <w:tc>
-          <w:tcPr>
-            <w:tcMar>
-              <w:top w:type="dxa" w:w="80"/>
-              <w:left w:type="dxa" w:w="80"/>
-              <w:bottom w:type="dxa" w:w="80"/>
-              <w:right w:type="dxa" w:w="80"/>
-            </w:tcMar>
-          </w:tcPr>
-          <w:p>
-            <w:pPr>
-              <w:spacing w:after="60"/>
-            </w:pPr>
-            <w:r>
-              <w:rPr>
-                <w:b/>
-                <w:bCs/>
-                <w:i w:val="false"/>
-                <w:iCs w:val="false"/>
-                <w:color w:val="000000"/>
-                <w:sz w:val="22"/>
-                <w:szCs w:val="22"/>
-                <w:rFonts w:ascii="Times New Roman" w:cs="Times New Roman" w:eastAsia="Times New Roman" w:hAnsi="Times New Roman"/>
-              </w:rPr>
-              <w:t xml:space="preserve">Date : </w:t>
-            </w:r>
-            <w:r>
-              <w:rPr>
-                <w:b w:val="false"/>
-                <w:bCs w:val="false"/>
-                <w:i w:val="false"/>
-                <w:iCs w:val="false"/>
-                <w:color w:val="000000"/>
-                <w:sz w:val="22"/>
-                <w:szCs w:val="22"/>
-                <w:rFonts w:ascii="Times New Roman" w:cs="Times New Roman" w:eastAsia="Times New Roman" w:hAnsi="Times New Roman"/>
-              </w:rPr>
-              <w:t xml:space="preserve">_______________</w:t>
-            </w:r>
-          </w:p>
-          <w:p>
-            <w:pPr>
-              <w:spacing w:after="60"/>
-            </w:pPr>
-            <w:r>
-              <w:rPr>
-                <w:b/>
-                <w:bCs/>
-                <w:i w:val="false"/>
-                <w:iCs w:val="false"/>
-                <w:color w:val="000000"/>
-                <w:sz w:val="22"/>
-                <w:szCs w:val="22"/>
-                <w:rFonts w:ascii="Times New Roman" w:cs="Times New Roman" w:eastAsia="Times New Roman" w:hAnsi="Times New Roman"/>
-              </w:rPr>
-              <w:t xml:space="preserve">Classe : </w:t>
-            </w:r>
-            <w:r>
-              <w:rPr>
-                <w:b w:val="false"/>
-                <w:bCs w:val="false"/>
-                <w:i w:val="false"/>
-                <w:iCs w:val="false"/>
-                <w:color w:val="000000"/>
-                <w:sz w:val="22"/>
-                <w:szCs w:val="22"/>
-                <w:rFonts w:ascii="Times New Roman" w:cs="Times New Roman" w:eastAsia="Times New Roman" w:hAnsi="Times New Roman"/>
-              </w:rPr>
-              <w:t xml:space="preserve">T9</w:t>
-            </w:r>
-          </w:p>
-          <w:p>
-            <w:pPr>
-              <w:spacing w:after="60"/>
-            </w:pPr>
-            <w:r>
-              <w:rPr>
-                <w:b/>
-                <w:bCs/>
-                <w:i w:val="false"/>
-                <w:iCs w:val="false"/>
-                <w:color w:val="000000"/>
-                <w:sz w:val="22"/>
-                <w:szCs w:val="22"/>
-                <w:rFonts w:ascii="Times New Roman" w:cs="Times New Roman" w:eastAsia="Times New Roman" w:hAnsi="Times New Roman"/>
-              </w:rPr>
-              <w:t xml:space="preserve">Séance n° : </w:t>
-            </w:r>
-            <w:r>
-              <w:rPr>
-                <w:b w:val="false"/>
-                <w:bCs w:val="false"/>
-                <w:i w:val="false"/>
-                <w:iCs w:val="false"/>
-                <w:color w:val="000000"/>
-                <w:sz w:val="22"/>
-                <w:szCs w:val="22"/>
-                <w:rFonts w:ascii="Times New Roman" w:cs="Times New Roman" w:eastAsia="Times New Roman" w:hAnsi="Times New Roman"/>
-              </w:rPr>
-              <w:t xml:space="preserve">2 / 5</w:t>
-            </w:r>
-          </w:p>
-        </w:tc>
-      </w:tr>
-    </w:tbl>
-    <w:p>
-      <w:pPr>
-        <w:spacing w:after="60"/>
-      </w:pPr>
-    </w:p>
-    <w:tbl>
-      <w:tblPr>
-        <w:tblW w:type="dxa" w:w="9600"/>
-        <w:tblBorders>
-          <w:top w:val="single" w:color="808080" w:sz="4"/>
-          <w:left w:val="single" w:color="808080" w:sz="4"/>
-          <w:bottom w:val="single" w:color="808080" w:sz="4"/>
-          <w:right w:val="single" w:color="808080" w:sz="4"/>
-          <w:insideH w:val="single" w:color="B0B0B0" w:sz="4"/>
-          <w:insideV w:val="single" w:color="B0B0B0" w:sz="4"/>
-        </w:tblBorders>
-        <w:tblLayout w:type="fixed"/>
-      </w:tblPr>
-      <w:tblGrid>
-        <w:gridCol w:w="1300"/>
-        <w:gridCol w:w="2200"/>
-        <w:gridCol w:w="2000"/>
-        <w:gridCol w:w="1500"/>
-        <w:gridCol w:w="1400"/>
-        <w:gridCol w:w="1200"/>
-      </w:tblGrid>
-      <w:tr>
-        <w:tc>
-          <w:tcPr>
-            <w:shd w:fill="EAF2F8" w:val="clear"/>
-            <w:tcMar>
-              <w:top w:type="dxa" w:w="80"/>
-              <w:left w:type="dxa" w:w="80"/>
-              <w:bottom w:type="dxa" w:w="80"/>
-              <w:right w:type="dxa" w:w="80"/>
-            </w:tcMar>
-          </w:tcPr>
-          <w:p>
-            <w:pPr>
-              <w:spacing w:after="40"/>
-              <w:jc w:val="left"/>
-            </w:pPr>
-            <w:r>
-              <w:rPr>
-                <w:b/>
-                <w:bCs/>
-                <w:i w:val="false"/>
-                <w:iCs w:val="false"/>
-                <w:color w:val="000000"/>
-                <w:sz w:val="20"/>
-                <w:szCs w:val="20"/>
-                <w:rFonts w:ascii="Times New Roman" w:cs="Times New Roman" w:eastAsia="Times New Roman" w:hAnsi="Times New Roman"/>
-              </w:rPr>
-              <w:t xml:space="preserve">Étapes</w:t>
-            </w:r>
-          </w:p>
-        </w:tc>
-        <w:tc>
-          <w:tcPr>
-            <w:gridSpan w:val="2"/>
-            <w:shd w:fill="EAF2F8" w:val="clear"/>
-            <w:tcMar>
-              <w:top w:type="dxa" w:w="80"/>
-              <w:left w:type="dxa" w:w="80"/>
-              <w:bottom w:type="dxa" w:w="80"/>
-              <w:right w:type="dxa" w:w="80"/>
-            </w:tcMar>
-          </w:tcPr>
-          <w:p>
-            <w:pPr>
-              <w:spacing w:after="40"/>
-              <w:jc w:val="center"/>
-            </w:pPr>
-            <w:r>
-              <w:rPr>
-                <w:b/>
-                <w:bCs/>
-                <w:i w:val="false"/>
-                <w:iCs w:val="false"/>
-                <w:color w:val="000000"/>
-                <w:sz w:val="20"/>
-                <w:szCs w:val="20"/>
-                <w:rFonts w:ascii="Times New Roman" w:cs="Times New Roman" w:eastAsia="Times New Roman" w:hAnsi="Times New Roman"/>
-              </w:rPr>
-              <w:t xml:space="preserve">Déroulement de la leçon</w:t>
-            </w:r>
-          </w:p>
-        </w:tc>
-        <w:tc>
-          <w:tcPr>
-            <w:shd w:fill="EAF2F8" w:val="clear"/>
-            <w:tcMar>
-              <w:top w:type="dxa" w:w="80"/>
-              <w:left w:type="dxa" w:w="80"/>
-              <w:bottom w:type="dxa" w:w="80"/>
-              <w:right w:type="dxa" w:w="80"/>
-            </w:tcMar>
-          </w:tcPr>
-          <w:p>
-            <w:pPr>
-              <w:spacing w:after="40"/>
-              <w:jc w:val="left"/>
-            </w:pPr>
-            <w:r>
-              <w:rPr>
-                <w:b/>
-                <w:bCs/>
-                <w:i w:val="false"/>
-                <w:iCs w:val="false"/>
-                <w:color w:val="000000"/>
-                <w:sz w:val="20"/>
-                <w:szCs w:val="20"/>
-                <w:rFonts w:ascii="Times New Roman" w:cs="Times New Roman" w:eastAsia="Times New Roman" w:hAnsi="Times New Roman"/>
-              </w:rPr>
-              <w:t xml:space="preserve">Technique et stratégie</w:t>
-            </w:r>
-          </w:p>
-        </w:tc>
-        <w:tc>
-          <w:tcPr>
-            <w:shd w:fill="EAF2F8" w:val="clear"/>
-            <w:tcMar>
-              <w:top w:type="dxa" w:w="80"/>
-              <w:left w:type="dxa" w:w="80"/>
-              <w:bottom w:type="dxa" w:w="80"/>
-              <w:right w:type="dxa" w:w="80"/>
-            </w:tcMar>
-          </w:tcPr>
-          <w:p>
-            <w:pPr>
-              <w:spacing w:after="40"/>
-              <w:jc w:val="left"/>
-            </w:pPr>
-            <w:r>
-              <w:rPr>
-                <w:b/>
-                <w:bCs/>
-                <w:i w:val="false"/>
-                <w:iCs w:val="false"/>
-                <w:color w:val="000000"/>
-                <w:sz w:val="20"/>
-                <w:szCs w:val="20"/>
-                <w:rFonts w:ascii="Times New Roman" w:cs="Times New Roman" w:eastAsia="Times New Roman" w:hAnsi="Times New Roman"/>
-              </w:rPr>
-              <w:t xml:space="preserve">Support et matériel</w:t>
-            </w:r>
-          </w:p>
-        </w:tc>
-        <w:tc>
-          <w:tcPr>
-            <w:shd w:fill="EAF2F8" w:val="clear"/>
-            <w:tcMar>
-              <w:top w:type="dxa" w:w="80"/>
-              <w:left w:type="dxa" w:w="80"/>
-              <w:bottom w:type="dxa" w:w="80"/>
-              <w:right w:type="dxa" w:w="80"/>
-            </w:tcMar>
-          </w:tcPr>
-          <w:p>
-            <w:pPr>
-              <w:spacing w:after="40"/>
-              <w:jc w:val="left"/>
-            </w:pPr>
-            <w:r>
-              <w:rPr>
-                <w:b/>
-                <w:bCs/>
-                <w:i w:val="false"/>
-                <w:iCs w:val="false"/>
-                <w:color w:val="000000"/>
-                <w:sz w:val="20"/>
-                <w:szCs w:val="20"/>
-                <w:rFonts w:ascii="Times New Roman" w:cs="Times New Roman" w:eastAsia="Times New Roman" w:hAnsi="Times New Roman"/>
-              </w:rPr>
-              <w:t xml:space="preserve">Observation</w:t>
-            </w:r>
-          </w:p>
-        </w:tc>
-      </w:tr>
-      <w:tr>
-        <w:tc>
-          <w:tcPr>
-            <w:tcMar>
-              <w:top w:type="dxa" w:w="80"/>
-              <w:left w:type="dxa" w:w="80"/>
-              <w:bottom w:type="dxa" w:w="80"/>
-              <w:right w:type="dxa" w:w="80"/>
-            </w:tcMar>
-          </w:tcPr>
-          <w:p>
-            <w:pPr>
-              <w:spacing w:after="40"/>
-              <w:jc w:val="left"/>
-            </w:pPr>
-            <w:r>
-              <w:rPr>
-                <w:b w:val="false"/>
-                <w:bCs w:val="false"/>
-                <w:i w:val="false"/>
-                <w:iCs w:val="false"/>
-                <w:color w:val="000000"/>
-                <w:sz w:val="20"/>
-                <w:szCs w:val="20"/>
-                <w:rFonts w:ascii="Times New Roman" w:cs="Times New Roman" w:eastAsia="Times New Roman" w:hAnsi="Times New Roman"/>
-              </w:rPr>
-            </w:r>
-          </w:p>
-        </w:tc>
-        <w:tc>
-          <w:tcPr>
-            <w:tcMar>
-              <w:top w:type="dxa" w:w="80"/>
-              <w:left w:type="dxa" w:w="80"/>
-              <w:bottom w:type="dxa" w:w="80"/>
-              <w:right w:type="dxa" w:w="80"/>
-            </w:tcMar>
-          </w:tcPr>
-          <w:p>
-            <w:pPr>
-              <w:spacing w:after="40"/>
-              <w:jc w:val="center"/>
-            </w:pPr>
-            <w:r>
-              <w:rPr>
-                <w:b/>
-                <w:bCs/>
-                <w:i w:val="false"/>
-                <w:iCs w:val="false"/>
-                <w:color w:val="000000"/>
-                <w:sz w:val="20"/>
-                <w:szCs w:val="20"/>
-                <w:rFonts w:ascii="Times New Roman" w:cs="Times New Roman" w:eastAsia="Times New Roman" w:hAnsi="Times New Roman"/>
-              </w:rPr>
-              <w:t xml:space="preserve">Enseignant</w:t>
-            </w:r>
-          </w:p>
-        </w:tc>
-        <w:tc>
-          <w:tcPr>
-            <w:tcMar>
-              <w:top w:type="dxa" w:w="80"/>
-              <w:left w:type="dxa" w:w="80"/>
-              <w:bottom w:type="dxa" w:w="80"/>
-              <w:right w:type="dxa" w:w="80"/>
-            </w:tcMar>
-          </w:tcPr>
-          <w:p>
-            <w:pPr>
-              <w:spacing w:after="40"/>
-              <w:jc w:val="center"/>
-            </w:pPr>
-            <w:r>
-              <w:rPr>
-                <w:b/>
-                <w:bCs/>
-                <w:i w:val="false"/>
-                <w:iCs w:val="false"/>
-                <w:color w:val="000000"/>
-                <w:sz w:val="20"/>
-                <w:szCs w:val="20"/>
-                <w:rFonts w:ascii="Times New Roman" w:cs="Times New Roman" w:eastAsia="Times New Roman" w:hAnsi="Times New Roman"/>
-              </w:rPr>
-              <w:t xml:space="preserve">Apprenants</w:t>
-            </w:r>
-          </w:p>
-        </w:tc>
-        <w:tc>
-          <w:tcPr>
-            <w:tcMar>
-              <w:top w:type="dxa" w:w="80"/>
-              <w:left w:type="dxa" w:w="80"/>
-              <w:bottom w:type="dxa" w:w="80"/>
-              <w:right w:type="dxa" w:w="80"/>
-            </w:tcMar>
-          </w:tcPr>
-          <w:p>
-            <w:pPr>
-              <w:spacing w:after="40"/>
-              <w:jc w:val="left"/>
-            </w:pPr>
-            <w:r>
-              <w:rPr>
-                <w:b w:val="false"/>
-                <w:bCs w:val="false"/>
-                <w:i w:val="false"/>
-                <w:iCs w:val="false"/>
-                <w:color w:val="000000"/>
-                <w:sz w:val="20"/>
-                <w:szCs w:val="20"/>
-                <w:rFonts w:ascii="Times New Roman" w:cs="Times New Roman" w:eastAsia="Times New Roman" w:hAnsi="Times New Roman"/>
-              </w:rPr>
-            </w:r>
-          </w:p>
-        </w:tc>
-        <w:tc>
-          <w:tcPr>
-            <w:tcMar>
-              <w:top w:type="dxa" w:w="80"/>
-              <w:left w:type="dxa" w:w="80"/>
-              <w:bottom w:type="dxa" w:w="80"/>
-              <w:right w:type="dxa" w:w="80"/>
-            </w:tcMar>
-          </w:tcPr>
-          <w:p>
-            <w:pPr>
-              <w:spacing w:after="40"/>
-              <w:jc w:val="left"/>
-            </w:pPr>
-            <w:r>
-              <w:rPr>
-                <w:b w:val="false"/>
-                <w:bCs w:val="false"/>
-                <w:i w:val="false"/>
-                <w:iCs w:val="false"/>
-                <w:color w:val="000000"/>
-                <w:sz w:val="20"/>
-                <w:szCs w:val="20"/>
-                <w:rFonts w:ascii="Times New Roman" w:cs="Times New Roman" w:eastAsia="Times New Roman" w:hAnsi="Times New Roman"/>
-              </w:rPr>
-            </w:r>
-          </w:p>
-        </w:tc>
-        <w:tc>
-          <w:tcPr>
-            <w:tcMar>
-              <w:top w:type="dxa" w:w="80"/>
-              <w:left w:type="dxa" w:w="80"/>
-              <w:bottom w:type="dxa" w:w="80"/>
-              <w:right w:type="dxa" w:w="80"/>
-            </w:tcMar>
-          </w:tcPr>
-          <w:p>
-            <w:pPr>
-              <w:spacing w:after="40"/>
-              <w:jc w:val="left"/>
-            </w:pPr>
-            <w:r>
-              <w:rPr>
-                <w:b w:val="false"/>
-                <w:bCs w:val="false"/>
-                <w:i w:val="false"/>
-                <w:iCs w:val="false"/>
-                <w:color w:val="000000"/>
-                <w:sz w:val="20"/>
-                <w:szCs w:val="20"/>
-                <w:rFonts w:ascii="Times New Roman" w:cs="Times New Roman" w:eastAsia="Times New Roman" w:hAnsi="Times New Roman"/>
-              </w:rPr>
-            </w:r>
-          </w:p>
-        </w:tc>
-      </w:tr>
-      <w:tr>
-        <w:tc>
-          <w:tcPr>
-            <w:tcMar>
-              <w:top w:type="dxa" w:w="80"/>
-              <w:left w:type="dxa" w:w="80"/>
-              <w:bottom w:type="dxa" w:w="80"/>
-              <w:right w:type="dxa" w:w="80"/>
-            </w:tcMar>
-          </w:tcPr>
-          <w:p>
-            <w:pPr>
-              <w:spacing w:after="40"/>
-              <w:jc w:val="left"/>
-            </w:pPr>
-            <w:r>
-              <w:rPr>
-                <w:b/>
-                <w:bCs/>
-                <w:i w:val="false"/>
-                <w:iCs w:val="false"/>
-                <w:color w:val="000000"/>
-                <w:sz w:val="20"/>
-                <w:szCs w:val="20"/>
-                <w:rFonts w:ascii="Times New Roman" w:cs="Times New Roman" w:eastAsia="Times New Roman" w:hAnsi="Times New Roman"/>
-              </w:rPr>
-              <w:t xml:space="preserve">I. Révision</w:t>
-            </w:r>
-          </w:p>
-        </w:tc>
-        <w:tc>
-          <w:tcPr>
-            <w:tcMar>
-              <w:top w:type="dxa" w:w="80"/>
-              <w:left w:type="dxa" w:w="80"/>
-              <w:bottom w:type="dxa" w:w="80"/>
-              <w:right w:type="dxa" w:w="80"/>
-            </w:tcMar>
-          </w:tcPr>
-          <w:p>
-            <w:pPr>
-              <w:spacing w:after="40"/>
-              <w:jc w:val="left"/>
-            </w:pPr>
-            <w:r>
-              <w:rPr>
-                <w:b w:val="false"/>
-                <w:bCs w:val="false"/>
-                <w:i w:val="false"/>
-                <w:iCs w:val="false"/>
-                <w:color w:val="000000"/>
-                <w:sz w:val="20"/>
-                <w:szCs w:val="20"/>
-                <w:rFonts w:ascii="Times New Roman" w:cs="Times New Roman" w:eastAsia="Times New Roman" w:hAnsi="Times New Roman"/>
-              </w:rPr>
-              <w:t xml:space="preserve">Cite les cinq catégories de lieux de mémoire avec un exemple malgache chacune.</w:t>
-            </w:r>
-          </w:p>
-        </w:tc>
-        <w:tc>
-          <w:tcPr>
-            <w:tcMar>
-              <w:top w:type="dxa" w:w="80"/>
-              <w:left w:type="dxa" w:w="80"/>
-              <w:bottom w:type="dxa" w:w="80"/>
-              <w:right w:type="dxa" w:w="80"/>
-            </w:tcMar>
-          </w:tcPr>
-          <w:p>
-            <w:pPr>
-              <w:spacing w:after="40"/>
-              <w:jc w:val="left"/>
-            </w:pPr>
-            <w:r>
-              <w:rPr>
-                <w:b w:val="false"/>
-                <w:bCs w:val="false"/>
-                <w:i w:val="false"/>
-                <w:iCs w:val="false"/>
-                <w:color w:val="000000"/>
-                <w:sz w:val="20"/>
-                <w:szCs w:val="20"/>
-                <w:rFonts w:ascii="Times New Roman" w:cs="Times New Roman" w:eastAsia="Times New Roman" w:hAnsi="Times New Roman"/>
-              </w:rPr>
-              <w:t xml:space="preserve">R.A. : Symboles (drapeau), monuments (stèle de Moramanga), commémorations (29 mars), paysages (collines sacrées), patrimoine immatériel (kabary).</w:t>
-            </w:r>
-          </w:p>
-        </w:tc>
-        <w:tc>
-          <w:tcPr>
-            <w:tcMar>
-              <w:top w:type="dxa" w:w="80"/>
-              <w:left w:type="dxa" w:w="80"/>
-              <w:bottom w:type="dxa" w:w="80"/>
-              <w:right w:type="dxa" w:w="80"/>
-            </w:tcMar>
-          </w:tcPr>
-          <w:p>
-            <w:pPr>
-              <w:spacing w:after="40"/>
-              <w:jc w:val="left"/>
-            </w:pPr>
-            <w:r>
-              <w:rPr>
-                <w:b w:val="false"/>
-                <w:bCs w:val="false"/>
-                <w:i w:val="false"/>
-                <w:iCs w:val="false"/>
-                <w:color w:val="000000"/>
-                <w:sz w:val="20"/>
-                <w:szCs w:val="20"/>
-                <w:rFonts w:ascii="Times New Roman" w:cs="Times New Roman" w:eastAsia="Times New Roman" w:hAnsi="Times New Roman"/>
-              </w:rPr>
-              <w:t xml:space="preserve">Questions-réponses</w:t>
-            </w:r>
-          </w:p>
-        </w:tc>
-        <w:tc>
-          <w:tcPr>
-            <w:tcMar>
-              <w:top w:type="dxa" w:w="80"/>
-              <w:left w:type="dxa" w:w="80"/>
-              <w:bottom w:type="dxa" w:w="80"/>
-              <w:right w:type="dxa" w:w="80"/>
-            </w:tcMar>
-          </w:tcPr>
-          <w:p>
-            <w:pPr>
-              <w:spacing w:after="40"/>
-              <w:jc w:val="left"/>
-            </w:pPr>
-            <w:r>
-              <w:rPr>
-                <w:b w:val="false"/>
-                <w:bCs w:val="false"/>
-                <w:i w:val="false"/>
-                <w:iCs w:val="false"/>
-                <w:color w:val="000000"/>
-                <w:sz w:val="20"/>
-                <w:szCs w:val="20"/>
-                <w:rFonts w:ascii="Times New Roman" w:cs="Times New Roman" w:eastAsia="Times New Roman" w:hAnsi="Times New Roman"/>
-              </w:rPr>
-              <w:t xml:space="preserve">Tableau, ardoises</w:t>
-            </w:r>
-          </w:p>
-        </w:tc>
-        <w:tc>
-          <w:tcPr>
-            <w:tcMar>
-              <w:top w:type="dxa" w:w="80"/>
-              <w:left w:type="dxa" w:w="80"/>
-              <w:bottom w:type="dxa" w:w="80"/>
-              <w:right w:type="dxa" w:w="80"/>
-            </w:tcMar>
-          </w:tcPr>
-          <w:p>
-            <w:pPr>
-              <w:spacing w:after="40"/>
-              <w:jc w:val="left"/>
-            </w:pPr>
-            <w:r>
-              <w:rPr>
-                <w:b w:val="false"/>
-                <w:bCs w:val="false"/>
-                <w:i w:val="false"/>
-                <w:iCs w:val="false"/>
-                <w:color w:val="000000"/>
-                <w:sz w:val="20"/>
-                <w:szCs w:val="20"/>
-                <w:rFonts w:ascii="Times New Roman" w:cs="Times New Roman" w:eastAsia="Times New Roman" w:hAnsi="Times New Roman"/>
-              </w:rPr>
-              <w:t xml:space="preserve">Acquis à consolider</w:t>
-            </w:r>
-          </w:p>
-        </w:tc>
-      </w:tr>
-      <w:tr>
-        <w:tc>
-          <w:tcPr>
-            <w:tcMar>
-              <w:top w:type="dxa" w:w="80"/>
-              <w:left w:type="dxa" w:w="80"/>
-              <w:bottom w:type="dxa" w:w="80"/>
-              <w:right w:type="dxa" w:w="80"/>
-            </w:tcMar>
-          </w:tcPr>
-          <w:p>
-            <w:pPr>
-              <w:spacing w:after="40"/>
-              <w:jc w:val="left"/>
-            </w:pPr>
-            <w:r>
-              <w:rPr>
-                <w:b/>
-                <w:bCs/>
-                <w:i w:val="false"/>
-                <w:iCs w:val="false"/>
-                <w:color w:val="000000"/>
-                <w:sz w:val="20"/>
-                <w:szCs w:val="20"/>
-                <w:rFonts w:ascii="Times New Roman" w:cs="Times New Roman" w:eastAsia="Times New Roman" w:hAnsi="Times New Roman"/>
-              </w:rPr>
-              <w:t xml:space="preserve">II. NOUVELLE LEÇON</w:t>
-            </w:r>
-          </w:p>
-        </w:tc>
-        <w:tc>
-          <w:tcPr>
-            <w:tcMar>
-              <w:top w:type="dxa" w:w="80"/>
-              <w:left w:type="dxa" w:w="80"/>
-              <w:bottom w:type="dxa" w:w="80"/>
-              <w:right w:type="dxa" w:w="80"/>
-            </w:tcMar>
-          </w:tcPr>
-          <w:p>
-            <w:pPr>
-              <w:spacing w:after="40"/>
-              <w:jc w:val="left"/>
-            </w:pPr>
-            <w:r>
-              <w:rPr>
-                <w:b w:val="false"/>
-                <w:bCs w:val="false"/>
-                <w:i w:val="false"/>
-                <w:iCs w:val="false"/>
-                <w:color w:val="000000"/>
-                <w:sz w:val="20"/>
-                <w:szCs w:val="20"/>
-                <w:rFonts w:ascii="Times New Roman" w:cs="Times New Roman" w:eastAsia="Times New Roman" w:hAnsi="Times New Roman"/>
-              </w:rPr>
-              <w:t xml:space="preserve">Annonce : « Aujourd’hui, nous allons apprendre à expliquer comment se transmettent les mémoires, identifier les oublis de l’Histoire et définir le devoir de mémoire. »</w:t>
-            </w:r>
-          </w:p>
-        </w:tc>
-        <w:tc>
-          <w:tcPr>
-            <w:tcMar>
-              <w:top w:type="dxa" w:w="80"/>
-              <w:left w:type="dxa" w:w="80"/>
-              <w:bottom w:type="dxa" w:w="80"/>
-              <w:right w:type="dxa" w:w="80"/>
-            </w:tcMar>
-          </w:tcPr>
-          <w:p>
-            <w:pPr>
-              <w:spacing w:after="40"/>
-              <w:jc w:val="left"/>
-            </w:pPr>
-            <w:r>
-              <w:rPr>
-                <w:b w:val="false"/>
-                <w:bCs w:val="false"/>
-                <w:i w:val="false"/>
-                <w:iCs w:val="false"/>
-                <w:color w:val="000000"/>
-                <w:sz w:val="20"/>
-                <w:szCs w:val="20"/>
-                <w:rFonts w:ascii="Times New Roman" w:cs="Times New Roman" w:eastAsia="Times New Roman" w:hAnsi="Times New Roman"/>
-              </w:rPr>
-              <w:t xml:space="preserve">Écoutent.</w:t>
-            </w:r>
-          </w:p>
-        </w:tc>
-        <w:tc>
-          <w:tcPr>
-            <w:tcMar>
-              <w:top w:type="dxa" w:w="80"/>
-              <w:left w:type="dxa" w:w="80"/>
-              <w:bottom w:type="dxa" w:w="80"/>
-              <w:right w:type="dxa" w:w="80"/>
-            </w:tcMar>
-          </w:tcPr>
-          <w:p>
-            <w:pPr>
-              <w:spacing w:after="40"/>
-              <w:jc w:val="left"/>
-            </w:pPr>
-            <w:r>
-              <w:rPr>
-                <w:b w:val="false"/>
-                <w:bCs w:val="false"/>
-                <w:i w:val="false"/>
-                <w:iCs w:val="false"/>
-                <w:color w:val="000000"/>
-                <w:sz w:val="20"/>
-                <w:szCs w:val="20"/>
-                <w:rFonts w:ascii="Times New Roman" w:cs="Times New Roman" w:eastAsia="Times New Roman" w:hAnsi="Times New Roman"/>
-              </w:rPr>
-              <w:t xml:space="preserve">Présentation guidée</w:t>
-            </w:r>
-          </w:p>
-        </w:tc>
-        <w:tc>
-          <w:tcPr>
-            <w:tcMar>
-              <w:top w:type="dxa" w:w="80"/>
-              <w:left w:type="dxa" w:w="80"/>
-              <w:bottom w:type="dxa" w:w="80"/>
-              <w:right w:type="dxa" w:w="80"/>
-            </w:tcMar>
-          </w:tcPr>
-          <w:p>
-            <w:pPr>
-              <w:spacing w:after="40"/>
-              <w:jc w:val="left"/>
-            </w:pPr>
-            <w:r>
-              <w:rPr>
-                <w:b w:val="false"/>
-                <w:bCs w:val="false"/>
-                <w:i w:val="false"/>
-                <w:iCs w:val="false"/>
-                <w:color w:val="000000"/>
-                <w:sz w:val="20"/>
-                <w:szCs w:val="20"/>
-                <w:rFonts w:ascii="Times New Roman" w:cs="Times New Roman" w:eastAsia="Times New Roman" w:hAnsi="Times New Roman"/>
-              </w:rPr>
-              <w:t xml:space="preserve">Tableau</w:t>
-            </w:r>
-          </w:p>
-        </w:tc>
-        <w:tc>
-          <w:tcPr>
-            <w:tcMar>
-              <w:top w:type="dxa" w:w="80"/>
-              <w:left w:type="dxa" w:w="80"/>
-              <w:bottom w:type="dxa" w:w="80"/>
-              <w:right w:type="dxa" w:w="80"/>
-            </w:tcMar>
-          </w:tcPr>
-          <w:p>
-            <w:pPr>
-              <w:spacing w:after="40"/>
-              <w:jc w:val="left"/>
-            </w:pPr>
-            <w:r>
-              <w:rPr>
-                <w:b w:val="false"/>
-                <w:bCs w:val="false"/>
-                <w:i w:val="false"/>
-                <w:iCs w:val="false"/>
-                <w:color w:val="000000"/>
-                <w:sz w:val="20"/>
-                <w:szCs w:val="20"/>
-                <w:rFonts w:ascii="Times New Roman" w:cs="Times New Roman" w:eastAsia="Times New Roman" w:hAnsi="Times New Roman"/>
-              </w:rPr>
-            </w:r>
-          </w:p>
-        </w:tc>
-      </w:tr>
-      <w:tr>
-        <w:tc>
-          <w:tcPr>
-            <w:tcMar>
-              <w:top w:type="dxa" w:w="80"/>
-              <w:left w:type="dxa" w:w="80"/>
-              <w:bottom w:type="dxa" w:w="80"/>
-              <w:right w:type="dxa" w:w="80"/>
-            </w:tcMar>
-          </w:tcPr>
-          <w:p>
-            <w:pPr>
-              <w:spacing w:after="40"/>
-              <w:jc w:val="left"/>
-            </w:pPr>
-            <w:r>
-              <w:rPr>
-                <w:b/>
-                <w:bCs/>
-                <w:i w:val="false"/>
-                <w:iCs w:val="false"/>
-                <w:color w:val="000000"/>
-                <w:sz w:val="20"/>
-                <w:szCs w:val="20"/>
-                <w:rFonts w:ascii="Times New Roman" w:cs="Times New Roman" w:eastAsia="Times New Roman" w:hAnsi="Times New Roman"/>
-              </w:rPr>
-              <w:t xml:space="preserve">1. Mise en situation</w:t>
-            </w:r>
-          </w:p>
-        </w:tc>
-        <w:tc>
-          <w:tcPr>
-            <w:tcMar>
-              <w:top w:type="dxa" w:w="80"/>
-              <w:left w:type="dxa" w:w="80"/>
-              <w:bottom w:type="dxa" w:w="80"/>
-              <w:right w:type="dxa" w:w="80"/>
-            </w:tcMar>
-          </w:tcPr>
-          <w:p>
-            <w:pPr>
-              <w:spacing w:after="40"/>
-              <w:jc w:val="left"/>
-            </w:pPr>
-            <w:r>
-              <w:rPr>
-                <w:b w:val="false"/>
-                <w:bCs w:val="false"/>
-                <w:i w:val="false"/>
-                <w:iCs w:val="false"/>
-                <w:color w:val="000000"/>
-                <w:sz w:val="20"/>
-                <w:szCs w:val="20"/>
-                <w:rFonts w:ascii="Times New Roman" w:cs="Times New Roman" w:eastAsia="Times New Roman" w:hAnsi="Times New Roman"/>
-              </w:rPr>
-              <w:t xml:space="preserve">Dans certaines familles, on sait encore qui fut déporté en 1947, qui fut esclave, qui combattit à Verdun. Dans d’autres, le silence a tout recouvert : les victimes se taisaient par douleur ou par honte, et les enfants n’ont pas demandé. Une mémoire qui ne se transmet pas meurt — et avec elle, une part de la nation. Comment transmettre ? Et que faire des pages que l’Histoire officielle a préféré oublier ?</w:t>
-            </w:r>
-          </w:p>
-        </w:tc>
-        <w:tc>
-          <w:tcPr>
-            <w:tcMar>
-              <w:top w:type="dxa" w:w="80"/>
-              <w:left w:type="dxa" w:w="80"/>
-              <w:bottom w:type="dxa" w:w="80"/>
-              <w:right w:type="dxa" w:w="80"/>
-            </w:tcMar>
-          </w:tcPr>
-          <w:p>
-            <w:pPr>
-              <w:spacing w:after="40"/>
-              <w:jc w:val="left"/>
-            </w:pPr>
-            <w:r>
-              <w:rPr>
-                <w:b w:val="false"/>
-                <w:bCs w:val="false"/>
-                <w:i w:val="false"/>
-                <w:iCs w:val="false"/>
-                <w:color w:val="000000"/>
-                <w:sz w:val="20"/>
-                <w:szCs w:val="20"/>
-                <w:rFonts w:ascii="Times New Roman" w:cs="Times New Roman" w:eastAsia="Times New Roman" w:hAnsi="Times New Roman"/>
-              </w:rPr>
-              <w:t xml:space="preserve">Écoutent, observent et proposent des réponses.</w:t>
-            </w:r>
-          </w:p>
-        </w:tc>
-        <w:tc>
-          <w:tcPr>
-            <w:tcMar>
-              <w:top w:type="dxa" w:w="80"/>
-              <w:left w:type="dxa" w:w="80"/>
-              <w:bottom w:type="dxa" w:w="80"/>
-              <w:right w:type="dxa" w:w="80"/>
-            </w:tcMar>
-          </w:tcPr>
-          <w:p>
-            <w:pPr>
-              <w:spacing w:after="40"/>
-              <w:jc w:val="left"/>
-            </w:pPr>
-            <w:r>
-              <w:rPr>
-                <w:b w:val="false"/>
-                <w:bCs w:val="false"/>
-                <w:i w:val="false"/>
-                <w:iCs w:val="false"/>
-                <w:color w:val="000000"/>
-                <w:sz w:val="20"/>
-                <w:szCs w:val="20"/>
-                <w:rFonts w:ascii="Times New Roman" w:cs="Times New Roman" w:eastAsia="Times New Roman" w:hAnsi="Times New Roman"/>
-              </w:rPr>
-              <w:t xml:space="preserve">Situation-problème</w:t>
-            </w:r>
-          </w:p>
-        </w:tc>
-        <w:tc>
-          <w:tcPr>
-            <w:tcMar>
-              <w:top w:type="dxa" w:w="80"/>
-              <w:left w:type="dxa" w:w="80"/>
-              <w:bottom w:type="dxa" w:w="80"/>
-              <w:right w:type="dxa" w:w="80"/>
-            </w:tcMar>
-          </w:tcPr>
-          <w:p>
-            <w:pPr>
-              <w:spacing w:after="40"/>
-              <w:jc w:val="left"/>
-            </w:pPr>
-            <w:r>
-              <w:rPr>
-                <w:b w:val="false"/>
-                <w:bCs w:val="false"/>
-                <w:i w:val="false"/>
-                <w:iCs w:val="false"/>
-                <w:color w:val="000000"/>
-                <w:sz w:val="20"/>
-                <w:szCs w:val="20"/>
-                <w:rFonts w:ascii="Times New Roman" w:cs="Times New Roman" w:eastAsia="Times New Roman" w:hAnsi="Times New Roman"/>
-              </w:rPr>
-              <w:t xml:space="preserve">Illustration, tableau</w:t>
-            </w:r>
-          </w:p>
-        </w:tc>
-        <w:tc>
-          <w:tcPr>
-            <w:tcMar>
-              <w:top w:type="dxa" w:w="80"/>
-              <w:left w:type="dxa" w:w="80"/>
-              <w:bottom w:type="dxa" w:w="80"/>
-              <w:right w:type="dxa" w:w="80"/>
-            </w:tcMar>
-          </w:tcPr>
-          <w:p>
-            <w:pPr>
-              <w:spacing w:after="40"/>
-              <w:jc w:val="left"/>
-            </w:pPr>
-            <w:r>
-              <w:rPr>
-                <w:b w:val="false"/>
-                <w:bCs w:val="false"/>
-                <w:i w:val="false"/>
-                <w:iCs w:val="false"/>
-                <w:color w:val="000000"/>
-                <w:sz w:val="20"/>
-                <w:szCs w:val="20"/>
-                <w:rFonts w:ascii="Times New Roman" w:cs="Times New Roman" w:eastAsia="Times New Roman" w:hAnsi="Times New Roman"/>
-              </w:rPr>
-              <w:t xml:space="preserve">Participation</w:t>
-            </w:r>
-          </w:p>
-        </w:tc>
-      </w:tr>
-      <w:tr>
-        <w:tc>
-          <w:tcPr>
-            <w:tcMar>
-              <w:top w:type="dxa" w:w="80"/>
-              <w:left w:type="dxa" w:w="80"/>
-              <w:bottom w:type="dxa" w:w="80"/>
-              <w:right w:type="dxa" w:w="80"/>
-            </w:tcMar>
-          </w:tcPr>
-          <w:p>
-            <w:pPr>
-              <w:spacing w:after="40"/>
-              <w:jc w:val="left"/>
-            </w:pPr>
-            <w:r>
-              <w:rPr>
-                <w:b/>
-                <w:bCs/>
-                <w:i w:val="false"/>
-                <w:iCs w:val="false"/>
-                <w:color w:val="000000"/>
-                <w:sz w:val="20"/>
-                <w:szCs w:val="20"/>
-                <w:rFonts w:ascii="Times New Roman" w:cs="Times New Roman" w:eastAsia="Times New Roman" w:hAnsi="Times New Roman"/>
-              </w:rPr>
-              <w:t xml:space="preserve">2. Présentation</w:t>
-            </w:r>
-          </w:p>
-        </w:tc>
-        <w:tc>
-          <w:tcPr>
-            <w:tcMar>
-              <w:top w:type="dxa" w:w="80"/>
-              <w:left w:type="dxa" w:w="80"/>
-              <w:bottom w:type="dxa" w:w="80"/>
-              <w:right w:type="dxa" w:w="80"/>
-            </w:tcMar>
-          </w:tcPr>
-          <w:p>
-            <w:pPr>
-              <w:spacing w:after="40"/>
-              <w:jc w:val="left"/>
-            </w:pPr>
-            <w:r>
-              <w:rPr>
-                <w:b w:val="false"/>
-                <w:bCs w:val="false"/>
-                <w:i w:val="false"/>
-                <w:iCs w:val="false"/>
-                <w:color w:val="000000"/>
-                <w:sz w:val="20"/>
-                <w:szCs w:val="20"/>
-                <w:rFonts w:ascii="Times New Roman" w:cs="Times New Roman" w:eastAsia="Times New Roman" w:hAnsi="Times New Roman"/>
-              </w:rPr>
-              <w:t xml:space="preserve">Présente le titre « La transmission des mémoires et le devoir de mémoire » et l’objectif de la séance.</w:t>
-            </w:r>
-          </w:p>
-        </w:tc>
-        <w:tc>
-          <w:tcPr>
-            <w:tcMar>
-              <w:top w:type="dxa" w:w="80"/>
-              <w:left w:type="dxa" w:w="80"/>
-              <w:bottom w:type="dxa" w:w="80"/>
-              <w:right w:type="dxa" w:w="80"/>
-            </w:tcMar>
-          </w:tcPr>
-          <w:p>
-            <w:pPr>
-              <w:spacing w:after="40"/>
-              <w:jc w:val="left"/>
-            </w:pPr>
-            <w:r>
-              <w:rPr>
-                <w:b w:val="false"/>
-                <w:bCs w:val="false"/>
-                <w:i w:val="false"/>
-                <w:iCs w:val="false"/>
-                <w:color w:val="000000"/>
-                <w:sz w:val="20"/>
-                <w:szCs w:val="20"/>
-                <w:rFonts w:ascii="Times New Roman" w:cs="Times New Roman" w:eastAsia="Times New Roman" w:hAnsi="Times New Roman"/>
-              </w:rPr>
-              <w:t xml:space="preserve">Écoutent.</w:t>
-            </w:r>
-          </w:p>
-        </w:tc>
-        <w:tc>
-          <w:tcPr>
-            <w:tcMar>
-              <w:top w:type="dxa" w:w="80"/>
-              <w:left w:type="dxa" w:w="80"/>
-              <w:bottom w:type="dxa" w:w="80"/>
-              <w:right w:type="dxa" w:w="80"/>
-            </w:tcMar>
-          </w:tcPr>
-          <w:p>
-            <w:pPr>
-              <w:spacing w:after="40"/>
-              <w:jc w:val="left"/>
-            </w:pPr>
-            <w:r>
-              <w:rPr>
-                <w:b w:val="false"/>
-                <w:bCs w:val="false"/>
-                <w:i w:val="false"/>
-                <w:iCs w:val="false"/>
-                <w:color w:val="000000"/>
-                <w:sz w:val="20"/>
-                <w:szCs w:val="20"/>
-                <w:rFonts w:ascii="Times New Roman" w:cs="Times New Roman" w:eastAsia="Times New Roman" w:hAnsi="Times New Roman"/>
-              </w:rPr>
-              <w:t xml:space="preserve">Explication brève</w:t>
-            </w:r>
-          </w:p>
-        </w:tc>
-        <w:tc>
-          <w:tcPr>
-            <w:tcMar>
-              <w:top w:type="dxa" w:w="80"/>
-              <w:left w:type="dxa" w:w="80"/>
-              <w:bottom w:type="dxa" w:w="80"/>
-              <w:right w:type="dxa" w:w="80"/>
-            </w:tcMar>
-          </w:tcPr>
-          <w:p>
-            <w:pPr>
-              <w:spacing w:after="40"/>
-              <w:jc w:val="left"/>
-            </w:pPr>
-            <w:r>
-              <w:rPr>
-                <w:b w:val="false"/>
-                <w:bCs w:val="false"/>
-                <w:i w:val="false"/>
-                <w:iCs w:val="false"/>
-                <w:color w:val="000000"/>
-                <w:sz w:val="20"/>
-                <w:szCs w:val="20"/>
-                <w:rFonts w:ascii="Times New Roman" w:cs="Times New Roman" w:eastAsia="Times New Roman" w:hAnsi="Times New Roman"/>
-              </w:rPr>
-              <w:t xml:space="preserve">Tableau</w:t>
-            </w:r>
-          </w:p>
-        </w:tc>
-        <w:tc>
-          <w:tcPr>
-            <w:tcMar>
-              <w:top w:type="dxa" w:w="80"/>
-              <w:left w:type="dxa" w:w="80"/>
-              <w:bottom w:type="dxa" w:w="80"/>
-              <w:right w:type="dxa" w:w="80"/>
-            </w:tcMar>
-          </w:tcPr>
-          <w:p>
-            <w:pPr>
-              <w:spacing w:after="40"/>
-              <w:jc w:val="left"/>
-            </w:pPr>
-            <w:r>
-              <w:rPr>
-                <w:b w:val="false"/>
-                <w:bCs w:val="false"/>
-                <w:i w:val="false"/>
-                <w:iCs w:val="false"/>
-                <w:color w:val="000000"/>
-                <w:sz w:val="20"/>
-                <w:szCs w:val="20"/>
-                <w:rFonts w:ascii="Times New Roman" w:cs="Times New Roman" w:eastAsia="Times New Roman" w:hAnsi="Times New Roman"/>
-              </w:rPr>
-            </w:r>
-          </w:p>
-        </w:tc>
-      </w:tr>
-      <w:tr>
-        <w:tc>
-          <w:tcPr>
-            <w:tcMar>
-              <w:top w:type="dxa" w:w="80"/>
-              <w:left w:type="dxa" w:w="80"/>
-              <w:bottom w:type="dxa" w:w="80"/>
-              <w:right w:type="dxa" w:w="80"/>
-            </w:tcMar>
-          </w:tcPr>
-          <w:p>
-            <w:pPr>
-              <w:spacing w:after="40"/>
-              <w:jc w:val="left"/>
-            </w:pPr>
-            <w:r>
-              <w:rPr>
-                <w:b/>
-                <w:bCs/>
-                <w:i w:val="false"/>
-                <w:iCs w:val="false"/>
-                <w:color w:val="000000"/>
-                <w:sz w:val="20"/>
-                <w:szCs w:val="20"/>
-                <w:rFonts w:ascii="Times New Roman" w:cs="Times New Roman" w:eastAsia="Times New Roman" w:hAnsi="Times New Roman"/>
-              </w:rPr>
-              <w:t xml:space="preserve">3. Développement</w:t>
-            </w:r>
-          </w:p>
-        </w:tc>
-        <w:tc>
-          <w:tcPr>
-            <w:tcMar>
-              <w:top w:type="dxa" w:w="80"/>
-              <w:left w:type="dxa" w:w="80"/>
-              <w:bottom w:type="dxa" w:w="80"/>
-              <w:right w:type="dxa" w:w="80"/>
-            </w:tcMar>
-          </w:tcPr>
-          <w:p>
-            <w:pPr>
-              <w:spacing w:after="40"/>
-              <w:jc w:val="left"/>
-            </w:pPr>
-            <w:r>
-              <w:rPr>
-                <w:b w:val="false"/>
-                <w:bCs w:val="false"/>
-                <w:i w:val="false"/>
-                <w:iCs w:val="false"/>
-                <w:color w:val="000000"/>
-                <w:sz w:val="20"/>
-                <w:szCs w:val="20"/>
-                <w:rFonts w:ascii="Times New Roman" w:cs="Times New Roman" w:eastAsia="Times New Roman" w:hAnsi="Times New Roman"/>
-              </w:rPr>
-              <w:t xml:space="preserve">Développe la leçon partie par partie : Comment les mémoires se transmettent ; Les oublis de l’Histoire ; Le devoir de mémoire.</w:t>
-            </w:r>
-          </w:p>
-        </w:tc>
-        <w:tc>
-          <w:tcPr>
-            <w:tcMar>
-              <w:top w:type="dxa" w:w="80"/>
-              <w:left w:type="dxa" w:w="80"/>
-              <w:bottom w:type="dxa" w:w="80"/>
-              <w:right w:type="dxa" w:w="80"/>
-            </w:tcMar>
-          </w:tcPr>
-          <w:p>
-            <w:pPr>
-              <w:spacing w:after="40"/>
-              <w:jc w:val="left"/>
-            </w:pPr>
-            <w:r>
-              <w:rPr>
-                <w:b w:val="false"/>
-                <w:bCs w:val="false"/>
-                <w:i w:val="false"/>
-                <w:iCs w:val="false"/>
-                <w:color w:val="000000"/>
-                <w:sz w:val="20"/>
-                <w:szCs w:val="20"/>
-                <w:rFonts w:ascii="Times New Roman" w:cs="Times New Roman" w:eastAsia="Times New Roman" w:hAnsi="Times New Roman"/>
-              </w:rPr>
-              <w:t xml:space="preserve">Écoutent, répondent aux questions et notent les mots-clés.</w:t>
-            </w:r>
-          </w:p>
-        </w:tc>
-        <w:tc>
-          <w:tcPr>
-            <w:tcMar>
-              <w:top w:type="dxa" w:w="80"/>
-              <w:left w:type="dxa" w:w="80"/>
-              <w:bottom w:type="dxa" w:w="80"/>
-              <w:right w:type="dxa" w:w="80"/>
-            </w:tcMar>
-          </w:tcPr>
-          <w:p>
-            <w:pPr>
-              <w:spacing w:after="40"/>
-              <w:jc w:val="left"/>
-            </w:pPr>
-            <w:r>
-              <w:rPr>
-                <w:b w:val="false"/>
-                <w:bCs w:val="false"/>
-                <w:i w:val="false"/>
-                <w:iCs w:val="false"/>
-                <w:color w:val="000000"/>
-                <w:sz w:val="20"/>
-                <w:szCs w:val="20"/>
-                <w:rFonts w:ascii="Times New Roman" w:cs="Times New Roman" w:eastAsia="Times New Roman" w:hAnsi="Times New Roman"/>
-              </w:rPr>
-              <w:t xml:space="preserve">Exposé interactif, questions-réponses</w:t>
-            </w:r>
-          </w:p>
-        </w:tc>
-        <w:tc>
-          <w:tcPr>
-            <w:tcMar>
-              <w:top w:type="dxa" w:w="80"/>
-              <w:left w:type="dxa" w:w="80"/>
-              <w:bottom w:type="dxa" w:w="80"/>
-              <w:right w:type="dxa" w:w="80"/>
-            </w:tcMar>
-          </w:tcPr>
-          <w:p>
-            <w:pPr>
-              <w:spacing w:after="40"/>
-              <w:jc w:val="left"/>
-            </w:pPr>
-            <w:r>
-              <w:rPr>
-                <w:b w:val="false"/>
-                <w:bCs w:val="false"/>
-                <w:i w:val="false"/>
-                <w:iCs w:val="false"/>
-                <w:color w:val="000000"/>
-                <w:sz w:val="20"/>
-                <w:szCs w:val="20"/>
-                <w:rFonts w:ascii="Times New Roman" w:cs="Times New Roman" w:eastAsia="Times New Roman" w:hAnsi="Times New Roman"/>
-              </w:rPr>
-              <w:t xml:space="preserve">Tableau, frises, cartes</w:t>
-            </w:r>
-          </w:p>
-        </w:tc>
-        <w:tc>
-          <w:tcPr>
-            <w:tcMar>
-              <w:top w:type="dxa" w:w="80"/>
-              <w:left w:type="dxa" w:w="80"/>
-              <w:bottom w:type="dxa" w:w="80"/>
-              <w:right w:type="dxa" w:w="80"/>
-            </w:tcMar>
-          </w:tcPr>
-          <w:p>
-            <w:pPr>
-              <w:spacing w:after="40"/>
-              <w:jc w:val="left"/>
-            </w:pPr>
-            <w:r>
-              <w:rPr>
-                <w:b w:val="false"/>
-                <w:bCs w:val="false"/>
-                <w:i w:val="false"/>
-                <w:iCs w:val="false"/>
-                <w:color w:val="000000"/>
-                <w:sz w:val="20"/>
-                <w:szCs w:val="20"/>
-                <w:rFonts w:ascii="Times New Roman" w:cs="Times New Roman" w:eastAsia="Times New Roman" w:hAnsi="Times New Roman"/>
-              </w:rPr>
-              <w:t xml:space="preserve">Attention, participation</w:t>
-            </w:r>
-          </w:p>
-        </w:tc>
-      </w:tr>
-      <w:tr>
-        <w:tc>
-          <w:tcPr>
-            <w:tcMar>
-              <w:top w:type="dxa" w:w="80"/>
-              <w:left w:type="dxa" w:w="80"/>
-              <w:bottom w:type="dxa" w:w="80"/>
-              <w:right w:type="dxa" w:w="80"/>
-            </w:tcMar>
-          </w:tcPr>
-          <w:p>
-            <w:pPr>
-              <w:spacing w:after="40"/>
-              <w:jc w:val="left"/>
-            </w:pPr>
-            <w:r>
-              <w:rPr>
-                <w:b/>
-                <w:bCs/>
-                <w:i w:val="false"/>
-                <w:iCs w:val="false"/>
-                <w:color w:val="000000"/>
-                <w:sz w:val="20"/>
-                <w:szCs w:val="20"/>
-                <w:rFonts w:ascii="Times New Roman" w:cs="Times New Roman" w:eastAsia="Times New Roman" w:hAnsi="Times New Roman"/>
-              </w:rPr>
-              <w:t xml:space="preserve">4. Étude de document</w:t>
-            </w:r>
-          </w:p>
-        </w:tc>
-        <w:tc>
-          <w:tcPr>
-            <w:tcMar>
-              <w:top w:type="dxa" w:w="80"/>
-              <w:left w:type="dxa" w:w="80"/>
-              <w:bottom w:type="dxa" w:w="80"/>
-              <w:right w:type="dxa" w:w="80"/>
-            </w:tcMar>
-          </w:tcPr>
-          <w:p>
-            <w:pPr>
-              <w:spacing w:after="40"/>
-              <w:jc w:val="left"/>
-            </w:pPr>
-            <w:r>
-              <w:rPr>
-                <w:b w:val="false"/>
-                <w:bCs w:val="false"/>
-                <w:i w:val="false"/>
-                <w:iCs w:val="false"/>
-                <w:color w:val="000000"/>
-                <w:sz w:val="20"/>
-                <w:szCs w:val="20"/>
-                <w:rFonts w:ascii="Times New Roman" w:cs="Times New Roman" w:eastAsia="Times New Roman" w:hAnsi="Times New Roman"/>
-              </w:rPr>
-              <w:t xml:space="preserve">Fait lire le document « Petite-fille de 1947 » (texte reconstitué d’après des témoignages de descendants d’insurgés de 1947 — document pédagogique), puis pose les questions.</w:t>
-            </w:r>
-          </w:p>
-        </w:tc>
-        <w:tc>
-          <w:tcPr>
-            <w:tcMar>
-              <w:top w:type="dxa" w:w="80"/>
-              <w:left w:type="dxa" w:w="80"/>
-              <w:bottom w:type="dxa" w:w="80"/>
-              <w:right w:type="dxa" w:w="80"/>
-            </w:tcMar>
-          </w:tcPr>
-          <w:p>
-            <w:pPr>
-              <w:spacing w:after="40"/>
-              <w:jc w:val="left"/>
-            </w:pPr>
-            <w:r>
-              <w:rPr>
-                <w:b w:val="false"/>
-                <w:bCs w:val="false"/>
-                <w:i w:val="false"/>
-                <w:iCs w:val="false"/>
-                <w:color w:val="000000"/>
-                <w:sz w:val="20"/>
-                <w:szCs w:val="20"/>
-                <w:rFonts w:ascii="Times New Roman" w:cs="Times New Roman" w:eastAsia="Times New Roman" w:hAnsi="Times New Roman"/>
-              </w:rPr>
-              <w:t xml:space="preserve">Lisent le document, répondent aux questions et critiquent la source.</w:t>
-            </w:r>
-          </w:p>
-        </w:tc>
-        <w:tc>
-          <w:tcPr>
-            <w:tcMar>
-              <w:top w:type="dxa" w:w="80"/>
-              <w:left w:type="dxa" w:w="80"/>
-              <w:bottom w:type="dxa" w:w="80"/>
-              <w:right w:type="dxa" w:w="80"/>
-            </w:tcMar>
-          </w:tcPr>
-          <w:p>
-            <w:pPr>
-              <w:spacing w:after="40"/>
-              <w:jc w:val="left"/>
-            </w:pPr>
-            <w:r>
-              <w:rPr>
-                <w:b w:val="false"/>
-                <w:bCs w:val="false"/>
-                <w:i w:val="false"/>
-                <w:iCs w:val="false"/>
-                <w:color w:val="000000"/>
-                <w:sz w:val="20"/>
-                <w:szCs w:val="20"/>
-                <w:rFonts w:ascii="Times New Roman" w:cs="Times New Roman" w:eastAsia="Times New Roman" w:hAnsi="Times New Roman"/>
-              </w:rPr>
-              <w:t xml:space="preserve">Observation dirigée, travail en binômes</w:t>
-            </w:r>
-          </w:p>
-        </w:tc>
-        <w:tc>
-          <w:tcPr>
-            <w:tcMar>
-              <w:top w:type="dxa" w:w="80"/>
-              <w:left w:type="dxa" w:w="80"/>
-              <w:bottom w:type="dxa" w:w="80"/>
-              <w:right w:type="dxa" w:w="80"/>
-            </w:tcMar>
-          </w:tcPr>
-          <w:p>
-            <w:pPr>
-              <w:spacing w:after="40"/>
-              <w:jc w:val="left"/>
-            </w:pPr>
-            <w:r>
-              <w:rPr>
-                <w:b w:val="false"/>
-                <w:bCs w:val="false"/>
-                <w:i w:val="false"/>
-                <w:iCs w:val="false"/>
-                <w:color w:val="000000"/>
-                <w:sz w:val="20"/>
-                <w:szCs w:val="20"/>
-                <w:rFonts w:ascii="Times New Roman" w:cs="Times New Roman" w:eastAsia="Times New Roman" w:hAnsi="Times New Roman"/>
-              </w:rPr>
-              <w:t xml:space="preserve">Document imprimé</w:t>
-            </w:r>
-          </w:p>
-        </w:tc>
-        <w:tc>
-          <w:tcPr>
-            <w:tcMar>
-              <w:top w:type="dxa" w:w="80"/>
-              <w:left w:type="dxa" w:w="80"/>
-              <w:bottom w:type="dxa" w:w="80"/>
-              <w:right w:type="dxa" w:w="80"/>
-            </w:tcMar>
-          </w:tcPr>
-          <w:p>
-            <w:pPr>
-              <w:spacing w:after="40"/>
-              <w:jc w:val="left"/>
-            </w:pPr>
-            <w:r>
-              <w:rPr>
-                <w:b w:val="false"/>
-                <w:bCs w:val="false"/>
-                <w:i w:val="false"/>
-                <w:iCs w:val="false"/>
-                <w:color w:val="000000"/>
-                <w:sz w:val="20"/>
-                <w:szCs w:val="20"/>
-                <w:rFonts w:ascii="Times New Roman" w:cs="Times New Roman" w:eastAsia="Times New Roman" w:hAnsi="Times New Roman"/>
-              </w:rPr>
-              <w:t xml:space="preserve">Esprit critique</w:t>
-            </w:r>
-          </w:p>
-        </w:tc>
-      </w:tr>
-      <w:tr>
-        <w:tc>
-          <w:tcPr>
-            <w:tcMar>
-              <w:top w:type="dxa" w:w="80"/>
-              <w:left w:type="dxa" w:w="80"/>
-              <w:bottom w:type="dxa" w:w="80"/>
-              <w:right w:type="dxa" w:w="80"/>
-            </w:tcMar>
-          </w:tcPr>
-          <w:p>
-            <w:pPr>
-              <w:spacing w:after="40"/>
-              <w:jc w:val="left"/>
-            </w:pPr>
-            <w:r>
-              <w:rPr>
-                <w:b/>
-                <w:bCs/>
-                <w:i w:val="false"/>
-                <w:iCs w:val="false"/>
-                <w:color w:val="000000"/>
-                <w:sz w:val="20"/>
-                <w:szCs w:val="20"/>
-                <w:rFonts w:ascii="Times New Roman" w:cs="Times New Roman" w:eastAsia="Times New Roman" w:hAnsi="Times New Roman"/>
-              </w:rPr>
-              <w:t xml:space="preserve">5. Synthèse</w:t>
-            </w:r>
-          </w:p>
-        </w:tc>
-        <w:tc>
-          <w:tcPr>
-            <w:tcMar>
-              <w:top w:type="dxa" w:w="80"/>
-              <w:left w:type="dxa" w:w="80"/>
-              <w:bottom w:type="dxa" w:w="80"/>
-              <w:right w:type="dxa" w:w="80"/>
-            </w:tcMar>
-          </w:tcPr>
-          <w:p>
-            <w:pPr>
-              <w:spacing w:after="40"/>
-              <w:jc w:val="left"/>
-            </w:pPr>
-            <w:r>
-              <w:rPr>
-                <w:b w:val="false"/>
-                <w:bCs w:val="false"/>
-                <w:i w:val="false"/>
-                <w:iCs w:val="false"/>
-                <w:color w:val="000000"/>
-                <w:sz w:val="20"/>
-                <w:szCs w:val="20"/>
-                <w:rFonts w:ascii="Times New Roman" w:cs="Times New Roman" w:eastAsia="Times New Roman" w:hAnsi="Times New Roman"/>
-              </w:rPr>
-              <w:t xml:space="preserve">Donc, Transmission : famille (récits, tombeaux), école, commémorations et médias, arts, Histoire orale. Oublis de l’Histoire : esclavage et sa trace sociale, nationalistes anonymes de 1947, cultures régionales minorées, pages sombres des régimes. Devoir de mémoire : se souvenir des victimes pour leur rendre justice, réconcilier et empêcher la répétition — ni vengeance ni culte du passé, et toujours appuyé sur la vérité historique.</w:t>
-            </w:r>
-          </w:p>
-        </w:tc>
-        <w:tc>
-          <w:tcPr>
-            <w:tcMar>
-              <w:top w:type="dxa" w:w="80"/>
-              <w:left w:type="dxa" w:w="80"/>
-              <w:bottom w:type="dxa" w:w="80"/>
-              <w:right w:type="dxa" w:w="80"/>
-            </w:tcMar>
-          </w:tcPr>
-          <w:p>
-            <w:pPr>
-              <w:spacing w:after="40"/>
-              <w:jc w:val="left"/>
-            </w:pPr>
-            <w:r>
-              <w:rPr>
-                <w:b w:val="false"/>
-                <w:bCs w:val="false"/>
-                <w:i w:val="false"/>
-                <w:iCs w:val="false"/>
-                <w:color w:val="000000"/>
-                <w:sz w:val="20"/>
-                <w:szCs w:val="20"/>
-                <w:rFonts w:ascii="Times New Roman" w:cs="Times New Roman" w:eastAsia="Times New Roman" w:hAnsi="Times New Roman"/>
-              </w:rPr>
-              <w:t xml:space="preserve">Écoutent et reformulent la règle.</w:t>
-            </w:r>
-          </w:p>
-        </w:tc>
-        <w:tc>
-          <w:tcPr>
-            <w:tcMar>
-              <w:top w:type="dxa" w:w="80"/>
-              <w:left w:type="dxa" w:w="80"/>
-              <w:bottom w:type="dxa" w:w="80"/>
-              <w:right w:type="dxa" w:w="80"/>
-            </w:tcMar>
-          </w:tcPr>
-          <w:p>
-            <w:pPr>
-              <w:spacing w:after="40"/>
-              <w:jc w:val="left"/>
-            </w:pPr>
-            <w:r>
-              <w:rPr>
-                <w:b w:val="false"/>
-                <w:bCs w:val="false"/>
-                <w:i w:val="false"/>
-                <w:iCs w:val="false"/>
-                <w:color w:val="000000"/>
-                <w:sz w:val="20"/>
-                <w:szCs w:val="20"/>
-                <w:rFonts w:ascii="Times New Roman" w:cs="Times New Roman" w:eastAsia="Times New Roman" w:hAnsi="Times New Roman"/>
-              </w:rPr>
-              <w:t xml:space="preserve">Synthèse guidée</w:t>
-            </w:r>
-          </w:p>
-        </w:tc>
-        <w:tc>
-          <w:tcPr>
-            <w:tcMar>
-              <w:top w:type="dxa" w:w="80"/>
-              <w:left w:type="dxa" w:w="80"/>
-              <w:bottom w:type="dxa" w:w="80"/>
-              <w:right w:type="dxa" w:w="80"/>
-            </w:tcMar>
-          </w:tcPr>
-          <w:p>
-            <w:pPr>
-              <w:spacing w:after="40"/>
-              <w:jc w:val="left"/>
-            </w:pPr>
-            <w:r>
-              <w:rPr>
-                <w:b w:val="false"/>
-                <w:bCs w:val="false"/>
-                <w:i w:val="false"/>
-                <w:iCs w:val="false"/>
-                <w:color w:val="000000"/>
-                <w:sz w:val="20"/>
-                <w:szCs w:val="20"/>
-                <w:rFonts w:ascii="Times New Roman" w:cs="Times New Roman" w:eastAsia="Times New Roman" w:hAnsi="Times New Roman"/>
-              </w:rPr>
-              <w:t xml:space="preserve">Cahier, tableau</w:t>
-            </w:r>
-          </w:p>
-        </w:tc>
-        <w:tc>
-          <w:tcPr>
-            <w:tcMar>
-              <w:top w:type="dxa" w:w="80"/>
-              <w:left w:type="dxa" w:w="80"/>
-              <w:bottom w:type="dxa" w:w="80"/>
-              <w:right w:type="dxa" w:w="80"/>
-            </w:tcMar>
-          </w:tcPr>
-          <w:p>
-            <w:pPr>
-              <w:spacing w:after="40"/>
-              <w:jc w:val="left"/>
-            </w:pPr>
-            <w:r>
-              <w:rPr>
-                <w:b w:val="false"/>
-                <w:bCs w:val="false"/>
-                <w:i w:val="false"/>
-                <w:iCs w:val="false"/>
-                <w:color w:val="000000"/>
-                <w:sz w:val="20"/>
-                <w:szCs w:val="20"/>
-                <w:rFonts w:ascii="Times New Roman" w:cs="Times New Roman" w:eastAsia="Times New Roman" w:hAnsi="Times New Roman"/>
-              </w:rPr>
-              <w:t xml:space="preserve">Trace écrite</w:t>
-            </w:r>
-          </w:p>
-        </w:tc>
-      </w:tr>
-      <w:tr>
-        <w:tc>
-          <w:tcPr>
-            <w:tcMar>
-              <w:top w:type="dxa" w:w="80"/>
-              <w:left w:type="dxa" w:w="80"/>
-              <w:bottom w:type="dxa" w:w="80"/>
-              <w:right w:type="dxa" w:w="80"/>
-            </w:tcMar>
-          </w:tcPr>
-          <w:p>
-            <w:pPr>
-              <w:spacing w:after="40"/>
-              <w:jc w:val="left"/>
-            </w:pPr>
-            <w:r>
-              <w:rPr>
-                <w:b/>
-                <w:bCs/>
-                <w:i w:val="false"/>
-                <w:iCs w:val="false"/>
-                <w:color w:val="000000"/>
-                <w:sz w:val="20"/>
-                <w:szCs w:val="20"/>
-                <w:rFonts w:ascii="Times New Roman" w:cs="Times New Roman" w:eastAsia="Times New Roman" w:hAnsi="Times New Roman"/>
-              </w:rPr>
-              <w:t xml:space="preserve">6. Application</w:t>
-            </w:r>
-          </w:p>
-        </w:tc>
-        <w:tc>
-          <w:tcPr>
-            <w:tcMar>
-              <w:top w:type="dxa" w:w="80"/>
-              <w:left w:type="dxa" w:w="80"/>
-              <w:bottom w:type="dxa" w:w="80"/>
-              <w:right w:type="dxa" w:w="80"/>
-            </w:tcMar>
-          </w:tcPr>
-          <w:p>
-            <w:pPr>
-              <w:spacing w:after="40"/>
-              <w:jc w:val="left"/>
-            </w:pPr>
-            <w:r>
-              <w:rPr>
-                <w:b w:val="false"/>
-                <w:bCs w:val="false"/>
-                <w:i w:val="false"/>
-                <w:iCs w:val="false"/>
-                <w:color w:val="000000"/>
-                <w:sz w:val="20"/>
-                <w:szCs w:val="20"/>
-                <w:rFonts w:ascii="Times New Roman" w:cs="Times New Roman" w:eastAsia="Times New Roman" w:hAnsi="Times New Roman"/>
-              </w:rPr>
-              <w:t xml:space="preserve">La transmission. a) Cite les cinq canaux de transmission. b) Lequel est le premier à Madagascar ? d) Quel rôle jouent les arts ? e) Quel rôle joue l’Histoire orale ? Les oublis. a) Pourquoi la mémoire de l’esclavage est-elle difficile ? b) Qui sont les « nationalistes oubliés » ? d) Pourquoi des cultures régionales ont-elles été minorées ? e) Pourquoi les régimes occultent-ils certaines pages ?</w:t>
-            </w:r>
-          </w:p>
-        </w:tc>
-        <w:tc>
-          <w:tcPr>
-            <w:tcMar>
-              <w:top w:type="dxa" w:w="80"/>
-              <w:left w:type="dxa" w:w="80"/>
-              <w:bottom w:type="dxa" w:w="80"/>
-              <w:right w:type="dxa" w:w="80"/>
-            </w:tcMar>
-          </w:tcPr>
-          <w:p>
-            <w:pPr>
-              <w:spacing w:after="40"/>
-              <w:jc w:val="left"/>
-            </w:pPr>
-            <w:r>
-              <w:rPr>
-                <w:b w:val="false"/>
-                <w:bCs w:val="false"/>
-                <w:i w:val="false"/>
-                <w:iCs w:val="false"/>
-                <w:color w:val="000000"/>
-                <w:sz w:val="20"/>
-                <w:szCs w:val="20"/>
-                <w:rFonts w:ascii="Times New Roman" w:cs="Times New Roman" w:eastAsia="Times New Roman" w:hAnsi="Times New Roman"/>
-              </w:rPr>
-              <w:t xml:space="preserve">a) famille, école, commémorations et médias, arts, Histoire orale ; b) la famille (récits, tombeaux, famadihana) ; d) ils font revivre le passé et le rendent sensible au grand nombre ; e) recueillir les témoignages des derniers témoins et les transformer en sources vérifiées. a) parce qu’elle touche à une souffrance et à une hiérarchie sociale dont la trace perdure : les familles se taisent ; b) les militants, femmes et paysans de la lutte nationale sans stèle ni nom de rue ; d) parce que la mémoire nationale a parfois été écrite du point de vue d’un seul groupe ; e) parce qu’elles mettent en cause leurs responsabilités.</w:t>
-            </w:r>
-          </w:p>
-        </w:tc>
-        <w:tc>
-          <w:tcPr>
-            <w:tcMar>
-              <w:top w:type="dxa" w:w="80"/>
-              <w:left w:type="dxa" w:w="80"/>
-              <w:bottom w:type="dxa" w:w="80"/>
-              <w:right w:type="dxa" w:w="80"/>
-            </w:tcMar>
-          </w:tcPr>
-          <w:p>
-            <w:pPr>
-              <w:spacing w:after="40"/>
-              <w:jc w:val="left"/>
-            </w:pPr>
-            <w:r>
-              <w:rPr>
-                <w:b w:val="false"/>
-                <w:bCs w:val="false"/>
-                <w:i w:val="false"/>
-                <w:iCs w:val="false"/>
-                <w:color w:val="000000"/>
-                <w:sz w:val="20"/>
-                <w:szCs w:val="20"/>
-                <w:rFonts w:ascii="Times New Roman" w:cs="Times New Roman" w:eastAsia="Times New Roman" w:hAnsi="Times New Roman"/>
-              </w:rPr>
-              <w:t xml:space="preserve">Travail individuel puis correction collective</w:t>
-            </w:r>
-          </w:p>
-        </w:tc>
-        <w:tc>
-          <w:tcPr>
-            <w:tcMar>
-              <w:top w:type="dxa" w:w="80"/>
-              <w:left w:type="dxa" w:w="80"/>
-              <w:bottom w:type="dxa" w:w="80"/>
-              <w:right w:type="dxa" w:w="80"/>
-            </w:tcMar>
-          </w:tcPr>
-          <w:p>
-            <w:pPr>
-              <w:spacing w:after="40"/>
-              <w:jc w:val="left"/>
-            </w:pPr>
-            <w:r>
-              <w:rPr>
-                <w:b w:val="false"/>
-                <w:bCs w:val="false"/>
-                <w:i w:val="false"/>
-                <w:iCs w:val="false"/>
-                <w:color w:val="000000"/>
-                <w:sz w:val="20"/>
-                <w:szCs w:val="20"/>
-                <w:rFonts w:ascii="Times New Roman" w:cs="Times New Roman" w:eastAsia="Times New Roman" w:hAnsi="Times New Roman"/>
-              </w:rPr>
-              <w:t xml:space="preserve">Cahier, ardoises</w:t>
-            </w:r>
-          </w:p>
-        </w:tc>
-        <w:tc>
-          <w:tcPr>
-            <w:tcMar>
-              <w:top w:type="dxa" w:w="80"/>
-              <w:left w:type="dxa" w:w="80"/>
-              <w:bottom w:type="dxa" w:w="80"/>
-              <w:right w:type="dxa" w:w="80"/>
-            </w:tcMar>
-          </w:tcPr>
-          <w:p>
-            <w:pPr>
-              <w:spacing w:after="40"/>
-              <w:jc w:val="left"/>
-            </w:pPr>
-            <w:r>
-              <w:rPr>
-                <w:b w:val="false"/>
-                <w:bCs w:val="false"/>
-                <w:i w:val="false"/>
-                <w:iCs w:val="false"/>
-                <w:color w:val="000000"/>
-                <w:sz w:val="20"/>
-                <w:szCs w:val="20"/>
-                <w:rFonts w:ascii="Times New Roman" w:cs="Times New Roman" w:eastAsia="Times New Roman" w:hAnsi="Times New Roman"/>
-              </w:rPr>
-              <w:t xml:space="preserve">Remédiation</w:t>
-            </w:r>
-          </w:p>
-        </w:tc>
-      </w:tr>
-      <w:tr>
-        <w:tc>
-          <w:tcPr>
-            <w:tcMar>
-              <w:top w:type="dxa" w:w="80"/>
-              <w:left w:type="dxa" w:w="80"/>
-              <w:bottom w:type="dxa" w:w="80"/>
-              <w:right w:type="dxa" w:w="80"/>
-            </w:tcMar>
-          </w:tcPr>
-          <w:p>
-            <w:pPr>
-              <w:spacing w:after="40"/>
-              <w:jc w:val="left"/>
-            </w:pPr>
-            <w:r>
-              <w:rPr>
-                <w:b/>
-                <w:bCs/>
-                <w:i w:val="false"/>
-                <w:iCs w:val="false"/>
-                <w:color w:val="000000"/>
-                <w:sz w:val="20"/>
-                <w:szCs w:val="20"/>
-                <w:rFonts w:ascii="Times New Roman" w:cs="Times New Roman" w:eastAsia="Times New Roman" w:hAnsi="Times New Roman"/>
-              </w:rPr>
-              <w:t xml:space="preserve">III. Évaluation</w:t>
-            </w:r>
-          </w:p>
-        </w:tc>
-        <w:tc>
-          <w:tcPr>
-            <w:tcMar>
-              <w:top w:type="dxa" w:w="80"/>
-              <w:left w:type="dxa" w:w="80"/>
-              <w:bottom w:type="dxa" w:w="80"/>
-              <w:right w:type="dxa" w:w="80"/>
-            </w:tcMar>
-          </w:tcPr>
-          <w:p>
-            <w:pPr>
-              <w:spacing w:after="40"/>
-              <w:jc w:val="left"/>
-            </w:pPr>
-            <w:r>
-              <w:rPr>
-                <w:b w:val="false"/>
-                <w:bCs w:val="false"/>
-                <w:i w:val="false"/>
-                <w:iCs w:val="false"/>
-                <w:color w:val="000000"/>
-                <w:sz w:val="20"/>
-                <w:szCs w:val="20"/>
-                <w:rFonts w:ascii="Times New Roman" w:cs="Times New Roman" w:eastAsia="Times New Roman" w:hAnsi="Times New Roman"/>
-              </w:rPr>
-              <w:t xml:space="preserve">Résous sans modèle : La transmission. a) Cite les cinq canaux de transmission. b) Lequel est le premier à Madagascar ? d) Quel rôle jouent les arts ? e) Quel rôle joue l’Histoire orale ? Puis justifie l’une de tes réponses.</w:t>
-            </w:r>
-          </w:p>
-        </w:tc>
-        <w:tc>
-          <w:tcPr>
-            <w:tcMar>
-              <w:top w:type="dxa" w:w="80"/>
-              <w:left w:type="dxa" w:w="80"/>
-              <w:bottom w:type="dxa" w:w="80"/>
-              <w:right w:type="dxa" w:w="80"/>
-            </w:tcMar>
-          </w:tcPr>
-          <w:p>
-            <w:pPr>
-              <w:spacing w:after="40"/>
-              <w:jc w:val="left"/>
-            </w:pPr>
-            <w:r>
-              <w:rPr>
-                <w:b w:val="false"/>
-                <w:bCs w:val="false"/>
-                <w:i w:val="false"/>
-                <w:iCs w:val="false"/>
-                <w:color w:val="000000"/>
-                <w:sz w:val="20"/>
-                <w:szCs w:val="20"/>
-                <w:rFonts w:ascii="Times New Roman" w:cs="Times New Roman" w:eastAsia="Times New Roman" w:hAnsi="Times New Roman"/>
-              </w:rPr>
-              <w:t xml:space="preserve">a) famille, école, commémorations et médias, arts, Histoire orale ; b) la famille (récits, tombeaux, famadihana) ; d) ils font revivre le passé et le rendent sensible au grand nombre ; e) recueillir les témoignages des derniers témoins et les transformer en sources vérifiées. La justification s’appuie sur la règle de la leçon.</w:t>
-            </w:r>
-          </w:p>
-        </w:tc>
-        <w:tc>
-          <w:tcPr>
-            <w:tcMar>
-              <w:top w:type="dxa" w:w="80"/>
-              <w:left w:type="dxa" w:w="80"/>
-              <w:bottom w:type="dxa" w:w="80"/>
-              <w:right w:type="dxa" w:w="80"/>
-            </w:tcMar>
-          </w:tcPr>
-          <w:p>
-            <w:pPr>
-              <w:spacing w:after="40"/>
-              <w:jc w:val="left"/>
-            </w:pPr>
-            <w:r>
-              <w:rPr>
-                <w:b w:val="false"/>
-                <w:bCs w:val="false"/>
-                <w:i w:val="false"/>
-                <w:iCs w:val="false"/>
-                <w:color w:val="000000"/>
-                <w:sz w:val="20"/>
-                <w:szCs w:val="20"/>
-                <w:rFonts w:ascii="Times New Roman" w:cs="Times New Roman" w:eastAsia="Times New Roman" w:hAnsi="Times New Roman"/>
-              </w:rPr>
-              <w:t xml:space="preserve">Travail individuel</w:t>
-            </w:r>
-          </w:p>
-        </w:tc>
-        <w:tc>
-          <w:tcPr>
-            <w:tcMar>
-              <w:top w:type="dxa" w:w="80"/>
-              <w:left w:type="dxa" w:w="80"/>
-              <w:bottom w:type="dxa" w:w="80"/>
-              <w:right w:type="dxa" w:w="80"/>
-            </w:tcMar>
-          </w:tcPr>
-          <w:p>
-            <w:pPr>
-              <w:spacing w:after="40"/>
-              <w:jc w:val="left"/>
-            </w:pPr>
-            <w:r>
-              <w:rPr>
-                <w:b w:val="false"/>
-                <w:bCs w:val="false"/>
-                <w:i w:val="false"/>
-                <w:iCs w:val="false"/>
-                <w:color w:val="000000"/>
-                <w:sz w:val="20"/>
-                <w:szCs w:val="20"/>
-                <w:rFonts w:ascii="Times New Roman" w:cs="Times New Roman" w:eastAsia="Times New Roman" w:hAnsi="Times New Roman"/>
-              </w:rPr>
-              <w:t xml:space="preserve">Feuille, cahier</w:t>
-            </w:r>
-          </w:p>
-        </w:tc>
-        <w:tc>
-          <w:tcPr>
-            <w:tcMar>
-              <w:top w:type="dxa" w:w="80"/>
-              <w:left w:type="dxa" w:w="80"/>
-              <w:bottom w:type="dxa" w:w="80"/>
-              <w:right w:type="dxa" w:w="80"/>
-            </w:tcMar>
-          </w:tcPr>
-          <w:p>
-            <w:pPr>
-              <w:spacing w:after="40"/>
-              <w:jc w:val="left"/>
-            </w:pPr>
-            <w:r>
-              <w:rPr>
-                <w:b w:val="false"/>
-                <w:bCs w:val="false"/>
-                <w:i w:val="false"/>
-                <w:iCs w:val="false"/>
-                <w:color w:val="000000"/>
-                <w:sz w:val="20"/>
-                <w:szCs w:val="20"/>
-                <w:rFonts w:ascii="Times New Roman" w:cs="Times New Roman" w:eastAsia="Times New Roman" w:hAnsi="Times New Roman"/>
-              </w:rPr>
-              <w:t xml:space="preserve">Maîtrise de l’objectif</w:t>
-            </w:r>
-          </w:p>
-        </w:tc>
-      </w:tr>
-    </w:tbl>
-    <w:p>
-      <w:r>
-        <w:br w:type="page"/>
-      </w:r>
-    </w:p>
-    <w:p>
-      <w:pPr>
-        <w:spacing w:before="160" w:after="160"/>
-        <w:jc w:val="center"/>
-      </w:pPr>
-      <w:r>
-        <w:rPr>
-          <w:b/>
-          <w:bCs/>
-          <w:i w:val="false"/>
-          <w:iCs w:val="false"/>
-          <w:color w:val="C00000"/>
-          <w:sz w:val="32"/>
-          <w:szCs w:val="32"/>
-          <w:rFonts w:ascii="Times New Roman" w:cs="Times New Roman" w:eastAsia="Times New Roman" w:hAnsi="Times New Roman"/>
-        </w:rPr>
-        <w:t xml:space="preserve">LA TRANSMISSION DES MÉMOIRES ET LE DEVOIR DE MÉMOIRE</w:t>
-      </w:r>
-    </w:p>
-    <w:p>
-      <w:pPr>
         <w:spacing w:after="160" w:line="300"/>
         <w:jc w:val="center"/>
       </w:pPr>
@@ -6508,7 +2760,7 @@
           <w:szCs w:val="21"/>
           <w:rFonts w:ascii="Times New Roman" w:cs="Times New Roman" w:eastAsia="Times New Roman" w:hAnsi="Times New Roman"/>
         </w:rPr>
-        <w:t xml:space="preserve">D’une génération à l’autre, la parole fait vivre la mémoire — le silence la fait mourir.</w:t>
+        <w:t xml:space="preserve">Monuments, places, tombeaux, drapeaux : les lieux où la nation garde vivant le souvenir de son passé.</w:t>
       </w:r>
     </w:p>
     <w:p>
@@ -6527,7 +2779,7 @@
           <w:szCs w:val="26"/>
           <w:rFonts w:ascii="Times New Roman" w:cs="Times New Roman" w:eastAsia="Times New Roman" w:hAnsi="Times New Roman"/>
         </w:rPr>
-        <w:t xml:space="preserve">1. Comment les mémoires se transmettent</w:t>
+        <w:t xml:space="preserve">1. Mémoire collective et lieux de mémoire</w:t>
       </w:r>
     </w:p>
     <w:p>
@@ -6546,14 +2798,21 @@
           <w:szCs w:val="24"/>
           <w:rFonts w:ascii="Times New Roman" w:cs="Times New Roman" w:eastAsia="Times New Roman" w:hAnsi="Times New Roman"/>
         </w:rPr>
-        <w:t xml:space="preserve">La mémoire collective passe d’une génération à l’autre par plusieurs canaux :</w:t>
-      </w:r>
-    </w:p>
-    <w:p>
-      <w:pPr>
-        <w:spacing w:after="60" w:line="300"/>
-        <w:jc w:val="both"/>
-      </w:pPr>
+        <w:t xml:space="preserve">La </w:t>
+      </w:r>
+      <w:r>
+        <w:rPr>
+          <w:b/>
+          <w:bCs/>
+          <w:i w:val="false"/>
+          <w:iCs w:val="false"/>
+          <w:color w:val="1F4E79"/>
+          <w:sz w:val="24"/>
+          <w:szCs w:val="24"/>
+          <w:rFonts w:ascii="Times New Roman" w:cs="Times New Roman" w:eastAsia="Times New Roman" w:hAnsi="Times New Roman"/>
+        </w:rPr>
+        <w:t xml:space="preserve">mémoire collective</w:t>
+      </w:r>
       <w:r>
         <w:rPr>
           <w:b w:val="false"/>
@@ -6565,7 +2824,7 @@
           <w:szCs w:val="24"/>
           <w:rFonts w:ascii="Times New Roman" w:cs="Times New Roman" w:eastAsia="Times New Roman" w:hAnsi="Times New Roman"/>
         </w:rPr>
-        <w:t xml:space="preserve">• la </w:t>
+        <w:t xml:space="preserve"> est l’ensemble des souvenirs, des représentations et des émotions qu’un groupe — famille, communauté, nation — partage à propos de son passé. Elle fonde l’</w:t>
       </w:r>
       <w:r>
         <w:rPr>
@@ -6578,7 +2837,7 @@
           <w:szCs w:val="24"/>
           <w:rFonts w:ascii="Times New Roman" w:cs="Times New Roman" w:eastAsia="Times New Roman" w:hAnsi="Times New Roman"/>
         </w:rPr>
-        <w:t xml:space="preserve">famille</w:t>
+        <w:t xml:space="preserve">identité</w:t>
       </w:r>
       <w:r>
         <w:rPr>
@@ -6591,7 +2850,7 @@
           <w:szCs w:val="24"/>
           <w:rFonts w:ascii="Times New Roman" w:cs="Times New Roman" w:eastAsia="Times New Roman" w:hAnsi="Times New Roman"/>
         </w:rPr>
-        <w:t xml:space="preserve"> : récits des anciens, tombeaux, généalogies, famadihana — premier lieu de la </w:t>
+        <w:t xml:space="preserve"> : nous sommes, en partie, ce dont nous nous souvenons ensemble. Un </w:t>
       </w:r>
       <w:r>
         <w:rPr>
@@ -6604,7 +2863,7 @@
           <w:szCs w:val="24"/>
           <w:rFonts w:ascii="Times New Roman" w:cs="Times New Roman" w:eastAsia="Times New Roman" w:hAnsi="Times New Roman"/>
         </w:rPr>
-        <w:t xml:space="preserve">transmission</w:t>
+        <w:t xml:space="preserve">lieu de mémoire</w:t>
       </w:r>
       <w:r>
         <w:rPr>
@@ -6617,187 +2876,7 @@
           <w:szCs w:val="24"/>
           <w:rFonts w:ascii="Times New Roman" w:cs="Times New Roman" w:eastAsia="Times New Roman" w:hAnsi="Times New Roman"/>
         </w:rPr>
-        <w:t xml:space="preserve"> à Madagascar ;</w:t>
-      </w:r>
-    </w:p>
-    <w:p>
-      <w:pPr>
-        <w:spacing w:after="60" w:line="300"/>
-        <w:jc w:val="both"/>
-      </w:pPr>
-      <w:r>
-        <w:rPr>
-          <w:b w:val="false"/>
-          <w:bCs w:val="false"/>
-          <w:i w:val="false"/>
-          <w:iCs w:val="false"/>
-          <w:color w:val="000000"/>
-          <w:sz w:val="24"/>
-          <w:szCs w:val="24"/>
-          <w:rFonts w:ascii="Times New Roman" w:cs="Times New Roman" w:eastAsia="Times New Roman" w:hAnsi="Times New Roman"/>
-        </w:rPr>
-        <w:t xml:space="preserve">• l’</w:t>
-      </w:r>
-      <w:r>
-        <w:rPr>
-          <w:b/>
-          <w:bCs/>
-          <w:i w:val="false"/>
-          <w:iCs w:val="false"/>
-          <w:color w:val="1F4E79"/>
-          <w:sz w:val="24"/>
-          <w:szCs w:val="24"/>
-          <w:rFonts w:ascii="Times New Roman" w:cs="Times New Roman" w:eastAsia="Times New Roman" w:hAnsi="Times New Roman"/>
-        </w:rPr>
-        <w:t xml:space="preserve">école</w:t>
-      </w:r>
-      <w:r>
-        <w:rPr>
-          <w:b w:val="false"/>
-          <w:bCs w:val="false"/>
-          <w:i w:val="false"/>
-          <w:iCs w:val="false"/>
-          <w:color w:val="000000"/>
-          <w:sz w:val="24"/>
-          <w:szCs w:val="24"/>
-          <w:rFonts w:ascii="Times New Roman" w:cs="Times New Roman" w:eastAsia="Times New Roman" w:hAnsi="Times New Roman"/>
-        </w:rPr>
-        <w:t xml:space="preserve"> : les cours d’histoire, les manuels — comme celui-ci — et les visites de sites ;</w:t>
-      </w:r>
-    </w:p>
-    <w:p>
-      <w:pPr>
-        <w:spacing w:after="60" w:line="300"/>
-        <w:jc w:val="both"/>
-      </w:pPr>
-      <w:r>
-        <w:rPr>
-          <w:b w:val="false"/>
-          <w:bCs w:val="false"/>
-          <w:i w:val="false"/>
-          <w:iCs w:val="false"/>
-          <w:color w:val="000000"/>
-          <w:sz w:val="24"/>
-          <w:szCs w:val="24"/>
-          <w:rFonts w:ascii="Times New Roman" w:cs="Times New Roman" w:eastAsia="Times New Roman" w:hAnsi="Times New Roman"/>
-        </w:rPr>
-        <w:t xml:space="preserve">• les commémorations et les </w:t>
-      </w:r>
-      <w:r>
-        <w:rPr>
-          <w:b/>
-          <w:bCs/>
-          <w:i w:val="false"/>
-          <w:iCs w:val="false"/>
-          <w:color w:val="1F4E79"/>
-          <w:sz w:val="24"/>
-          <w:szCs w:val="24"/>
-          <w:rFonts w:ascii="Times New Roman" w:cs="Times New Roman" w:eastAsia="Times New Roman" w:hAnsi="Times New Roman"/>
-        </w:rPr>
-        <w:t xml:space="preserve">médias</w:t>
-      </w:r>
-      <w:r>
-        <w:rPr>
-          <w:b w:val="false"/>
-          <w:bCs w:val="false"/>
-          <w:i w:val="false"/>
-          <w:iCs w:val="false"/>
-          <w:color w:val="000000"/>
-          <w:sz w:val="24"/>
-          <w:szCs w:val="24"/>
-          <w:rFonts w:ascii="Times New Roman" w:cs="Times New Roman" w:eastAsia="Times New Roman" w:hAnsi="Times New Roman"/>
-        </w:rPr>
-        <w:t xml:space="preserve"> : cérémonies, documentaires, journaux, réseaux sociaux ;</w:t>
-      </w:r>
-    </w:p>
-    <w:p>
-      <w:pPr>
-        <w:spacing w:after="60" w:line="300"/>
-        <w:jc w:val="both"/>
-      </w:pPr>
-      <w:r>
-        <w:rPr>
-          <w:b w:val="false"/>
-          <w:bCs w:val="false"/>
-          <w:i w:val="false"/>
-          <w:iCs w:val="false"/>
-          <w:color w:val="000000"/>
-          <w:sz w:val="24"/>
-          <w:szCs w:val="24"/>
-          <w:rFonts w:ascii="Times New Roman" w:cs="Times New Roman" w:eastAsia="Times New Roman" w:hAnsi="Times New Roman"/>
-        </w:rPr>
-        <w:t xml:space="preserve">• les arts : chansons, romans, films, pièces de théâtre qui font revivre le passé ;</w:t>
-      </w:r>
-    </w:p>
-    <w:p>
-      <w:pPr>
-        <w:spacing w:after="60" w:line="300"/>
-        <w:jc w:val="both"/>
-      </w:pPr>
-      <w:r>
-        <w:rPr>
-          <w:b w:val="false"/>
-          <w:bCs w:val="false"/>
-          <w:i w:val="false"/>
-          <w:iCs w:val="false"/>
-          <w:color w:val="000000"/>
-          <w:sz w:val="24"/>
-          <w:szCs w:val="24"/>
-          <w:rFonts w:ascii="Times New Roman" w:cs="Times New Roman" w:eastAsia="Times New Roman" w:hAnsi="Times New Roman"/>
-        </w:rPr>
-        <w:t xml:space="preserve">• et l’</w:t>
-      </w:r>
-      <w:r>
-        <w:rPr>
-          <w:b/>
-          <w:bCs/>
-          <w:i w:val="false"/>
-          <w:iCs w:val="false"/>
-          <w:color w:val="1F4E79"/>
-          <w:sz w:val="24"/>
-          <w:szCs w:val="24"/>
-          <w:rFonts w:ascii="Times New Roman" w:cs="Times New Roman" w:eastAsia="Times New Roman" w:hAnsi="Times New Roman"/>
-        </w:rPr>
-        <w:t xml:space="preserve">Histoire orale</w:t>
-      </w:r>
-      <w:r>
-        <w:rPr>
-          <w:b w:val="false"/>
-          <w:bCs w:val="false"/>
-          <w:i w:val="false"/>
-          <w:iCs w:val="false"/>
-          <w:color w:val="000000"/>
-          <w:sz w:val="24"/>
-          <w:szCs w:val="24"/>
-          <w:rFonts w:ascii="Times New Roman" w:cs="Times New Roman" w:eastAsia="Times New Roman" w:hAnsi="Times New Roman"/>
-        </w:rPr>
-        <w:t xml:space="preserve">, que tu as apprise en unité 1 : recueillir les </w:t>
-      </w:r>
-      <w:r>
-        <w:rPr>
-          <w:b/>
-          <w:bCs/>
-          <w:i w:val="false"/>
-          <w:iCs w:val="false"/>
-          <w:color w:val="1F4E79"/>
-          <w:sz w:val="24"/>
-          <w:szCs w:val="24"/>
-          <w:rFonts w:ascii="Times New Roman" w:cs="Times New Roman" w:eastAsia="Times New Roman" w:hAnsi="Times New Roman"/>
-        </w:rPr>
-        <w:t xml:space="preserve">témoins</w:t>
-      </w:r>
-      <w:r>
-        <w:rPr>
-          <w:b w:val="false"/>
-          <w:bCs w:val="false"/>
-          <w:i w:val="false"/>
-          <w:iCs w:val="false"/>
-          <w:color w:val="000000"/>
-          <w:sz w:val="24"/>
-          <w:szCs w:val="24"/>
-          <w:rFonts w:ascii="Times New Roman" w:cs="Times New Roman" w:eastAsia="Times New Roman" w:hAnsi="Times New Roman"/>
-        </w:rPr>
-        <w:t xml:space="preserve"> avant qu’il ne soit trop tard.</w:t>
+        <w:t xml:space="preserve"> est tout ce qui sert de support à cette mémoire : un endroit, mais aussi un objet, une date, un chant — tout ce autour de quoi le souvenir d’une communauté se cristallise. L’expression a été popularisée par l’historien français Pierre Nora dans les années 1980.</w:t>
       </w:r>
     </w:p>
     <w:p>
@@ -6816,7 +2895,7 @@
           <w:szCs w:val="26"/>
           <w:rFonts w:ascii="Times New Roman" w:cs="Times New Roman" w:eastAsia="Times New Roman" w:hAnsi="Times New Roman"/>
         </w:rPr>
-        <w:t xml:space="preserve">2. Les oublis de l’Histoire</w:t>
+        <w:t xml:space="preserve">2. Les grandes catégories</w:t>
       </w:r>
     </w:p>
     <w:p>
@@ -6835,7 +2914,7 @@
           <w:szCs w:val="24"/>
           <w:rFonts w:ascii="Times New Roman" w:cs="Times New Roman" w:eastAsia="Times New Roman" w:hAnsi="Times New Roman"/>
         </w:rPr>
-        <w:t xml:space="preserve">Toute mémoire nationale a ses zones d’ombre — des pages occultées parce qu’elles dérangent :</w:t>
+        <w:t xml:space="preserve">On peut classer les lieux de mémoire en cinq familles :</w:t>
       </w:r>
     </w:p>
     <w:p>
@@ -6854,7 +2933,7 @@
           <w:szCs w:val="24"/>
           <w:rFonts w:ascii="Times New Roman" w:cs="Times New Roman" w:eastAsia="Times New Roman" w:hAnsi="Times New Roman"/>
         </w:rPr>
-        <w:t xml:space="preserve">• la mémoire de l’</w:t>
+        <w:t xml:space="preserve">• les </w:t>
       </w:r>
       <w:r>
         <w:rPr>
@@ -6867,7 +2946,7 @@
           <w:szCs w:val="24"/>
           <w:rFonts w:ascii="Times New Roman" w:cs="Times New Roman" w:eastAsia="Times New Roman" w:hAnsi="Times New Roman"/>
         </w:rPr>
-        <w:t xml:space="preserve">esclavage</w:t>
+        <w:t xml:space="preserve">symboles</w:t>
       </w:r>
       <w:r>
         <w:rPr>
@@ -6880,7 +2959,7 @@
           <w:szCs w:val="24"/>
           <w:rFonts w:ascii="Times New Roman" w:cs="Times New Roman" w:eastAsia="Times New Roman" w:hAnsi="Times New Roman"/>
         </w:rPr>
-        <w:t xml:space="preserve"> : l’</w:t>
+        <w:t xml:space="preserve"> : drapeau, hymne national, devise, armoiries — l’</w:t>
       </w:r>
       <w:r>
         <w:rPr>
@@ -6893,7 +2972,7 @@
           <w:szCs w:val="24"/>
           <w:rFonts w:ascii="Times New Roman" w:cs="Times New Roman" w:eastAsia="Times New Roman" w:hAnsi="Times New Roman"/>
         </w:rPr>
-        <w:t xml:space="preserve">esclavage</w:t>
+        <w:t xml:space="preserve">identité</w:t>
       </w:r>
       <w:r>
         <w:rPr>
@@ -6906,7 +2985,26 @@
           <w:szCs w:val="24"/>
           <w:rFonts w:ascii="Times New Roman" w:cs="Times New Roman" w:eastAsia="Times New Roman" w:hAnsi="Times New Roman"/>
         </w:rPr>
-        <w:t xml:space="preserve"> précolonial et sa longue trace sociale restent un sujet douloureux, souvent tu dans les </w:t>
+        <w:t xml:space="preserve"> de la nation condensée en signes ;</w:t>
+      </w:r>
+    </w:p>
+    <w:p>
+      <w:pPr>
+        <w:spacing w:after="60" w:line="300"/>
+        <w:jc w:val="both"/>
+      </w:pPr>
+      <w:r>
+        <w:rPr>
+          <w:b w:val="false"/>
+          <w:bCs w:val="false"/>
+          <w:i w:val="false"/>
+          <w:iCs w:val="false"/>
+          <w:color w:val="000000"/>
+          <w:sz w:val="24"/>
+          <w:szCs w:val="24"/>
+          <w:rFonts w:ascii="Times New Roman" w:cs="Times New Roman" w:eastAsia="Times New Roman" w:hAnsi="Times New Roman"/>
+        </w:rPr>
+        <w:t xml:space="preserve">• les </w:t>
       </w:r>
       <w:r>
         <w:rPr>
@@ -6919,7 +3017,7 @@
           <w:szCs w:val="24"/>
           <w:rFonts w:ascii="Times New Roman" w:cs="Times New Roman" w:eastAsia="Times New Roman" w:hAnsi="Times New Roman"/>
         </w:rPr>
-        <w:t xml:space="preserve">famille</w:t>
+        <w:t xml:space="preserve">monuments</w:t>
       </w:r>
       <w:r>
         <w:rPr>
@@ -6932,7 +3030,33 @@
           <w:szCs w:val="24"/>
           <w:rFonts w:ascii="Times New Roman" w:cs="Times New Roman" w:eastAsia="Times New Roman" w:hAnsi="Times New Roman"/>
         </w:rPr>
-        <w:t xml:space="preserve">s comme dans l’espace public ;</w:t>
+        <w:t xml:space="preserve"> et sites : mémoriaux, statues, musées, stèles — à Madagascar, le mausolée d’Avaratr’Ambohitsaina, le monument aux morts d’Anosy, la gare et la stèle de </w:t>
+      </w:r>
+      <w:r>
+        <w:rPr>
+          <w:b/>
+          <w:bCs/>
+          <w:i w:val="false"/>
+          <w:iCs w:val="false"/>
+          <w:color w:val="1F4E79"/>
+          <w:sz w:val="24"/>
+          <w:szCs w:val="24"/>
+          <w:rFonts w:ascii="Times New Roman" w:cs="Times New Roman" w:eastAsia="Times New Roman" w:hAnsi="Times New Roman"/>
+        </w:rPr>
+        <w:t xml:space="preserve">Moramanga</w:t>
+      </w:r>
+      <w:r>
+        <w:rPr>
+          <w:b w:val="false"/>
+          <w:bCs w:val="false"/>
+          <w:i w:val="false"/>
+          <w:iCs w:val="false"/>
+          <w:color w:val="000000"/>
+          <w:sz w:val="24"/>
+          <w:szCs w:val="24"/>
+          <w:rFonts w:ascii="Times New Roman" w:cs="Times New Roman" w:eastAsia="Times New Roman" w:hAnsi="Times New Roman"/>
+        </w:rPr>
+        <w:t xml:space="preserve">, le Rova d’Antananarivo ;</w:t>
       </w:r>
     </w:p>
     <w:p>
@@ -6964,7 +3088,7 @@
           <w:szCs w:val="24"/>
           <w:rFonts w:ascii="Times New Roman" w:cs="Times New Roman" w:eastAsia="Times New Roman" w:hAnsi="Times New Roman"/>
         </w:rPr>
-        <w:t xml:space="preserve">nationalistes oubliés</w:t>
+        <w:t xml:space="preserve">commémorations</w:t>
       </w:r>
       <w:r>
         <w:rPr>
@@ -6977,7 +3101,7 @@
           <w:szCs w:val="24"/>
           <w:rFonts w:ascii="Times New Roman" w:cs="Times New Roman" w:eastAsia="Times New Roman" w:hAnsi="Times New Roman"/>
         </w:rPr>
-        <w:t xml:space="preserve"> : à côté des héros célébrés, combien de militants, de femmes, de paysans insurgés de 1947 n’ont ni stèle ni nom de rue ?</w:t>
+        <w:t xml:space="preserve"> : dates et cérémonies qui reviennent chaque année — 29 mars, 26 juin, 11 novembre ;</w:t>
       </w:r>
     </w:p>
     <w:p>
@@ -6996,7 +3120,59 @@
           <w:szCs w:val="24"/>
           <w:rFonts w:ascii="Times New Roman" w:cs="Times New Roman" w:eastAsia="Times New Roman" w:hAnsi="Times New Roman"/>
         </w:rPr>
-        <w:t xml:space="preserve">• les cultures régionales minorées : la mémoire nationale a parfois été écrite du point de vue d’une région ou d’un groupe, laissant les autres dans l’ombre ;</w:t>
+        <w:t xml:space="preserve">• les </w:t>
+      </w:r>
+      <w:r>
+        <w:rPr>
+          <w:b/>
+          <w:bCs/>
+          <w:i w:val="false"/>
+          <w:iCs w:val="false"/>
+          <w:color w:val="1F4E79"/>
+          <w:sz w:val="24"/>
+          <w:szCs w:val="24"/>
+          <w:rFonts w:ascii="Times New Roman" w:cs="Times New Roman" w:eastAsia="Times New Roman" w:hAnsi="Times New Roman"/>
+        </w:rPr>
+        <w:t xml:space="preserve">paysages</w:t>
+      </w:r>
+      <w:r>
+        <w:rPr>
+          <w:b w:val="false"/>
+          <w:bCs w:val="false"/>
+          <w:i w:val="false"/>
+          <w:iCs w:val="false"/>
+          <w:color w:val="000000"/>
+          <w:sz w:val="24"/>
+          <w:szCs w:val="24"/>
+          <w:rFonts w:ascii="Times New Roman" w:cs="Times New Roman" w:eastAsia="Times New Roman" w:hAnsi="Times New Roman"/>
+        </w:rPr>
+        <w:t xml:space="preserve"> et lieux naturels chargés d’histoire : les douze collines sacrées de l’Imerina, les </w:t>
+      </w:r>
+      <w:r>
+        <w:rPr>
+          <w:b/>
+          <w:bCs/>
+          <w:i w:val="false"/>
+          <w:iCs w:val="false"/>
+          <w:color w:val="1F4E79"/>
+          <w:sz w:val="24"/>
+          <w:szCs w:val="24"/>
+          <w:rFonts w:ascii="Times New Roman" w:cs="Times New Roman" w:eastAsia="Times New Roman" w:hAnsi="Times New Roman"/>
+        </w:rPr>
+        <w:t xml:space="preserve">doany</w:t>
+      </w:r>
+      <w:r>
+        <w:rPr>
+          <w:b w:val="false"/>
+          <w:bCs w:val="false"/>
+          <w:i w:val="false"/>
+          <w:iCs w:val="false"/>
+          <w:color w:val="000000"/>
+          <w:sz w:val="24"/>
+          <w:szCs w:val="24"/>
+          <w:rFonts w:ascii="Times New Roman" w:cs="Times New Roman" w:eastAsia="Times New Roman" w:hAnsi="Times New Roman"/>
+        </w:rPr>
+        <w:t xml:space="preserve"> sakalava, les forêts et sources des ancêtres ;</w:t>
       </w:r>
     </w:p>
     <w:p>
@@ -7015,7 +3191,33 @@
           <w:szCs w:val="24"/>
           <w:rFonts w:ascii="Times New Roman" w:cs="Times New Roman" w:eastAsia="Times New Roman" w:hAnsi="Times New Roman"/>
         </w:rPr>
-        <w:t xml:space="preserve">• les pages sombres des pouvoirs successifs — répressions, victimes des crises — que chaque régime préfère taire.</w:t>
+        <w:t xml:space="preserve">• le </w:t>
+      </w:r>
+      <w:r>
+        <w:rPr>
+          <w:b/>
+          <w:bCs/>
+          <w:i w:val="false"/>
+          <w:iCs w:val="false"/>
+          <w:color w:val="1F4E79"/>
+          <w:sz w:val="24"/>
+          <w:szCs w:val="24"/>
+          <w:rFonts w:ascii="Times New Roman" w:cs="Times New Roman" w:eastAsia="Times New Roman" w:hAnsi="Times New Roman"/>
+        </w:rPr>
+        <w:t xml:space="preserve">patrimoine immatériel</w:t>
+      </w:r>
+      <w:r>
+        <w:rPr>
+          <w:b w:val="false"/>
+          <w:bCs w:val="false"/>
+          <w:i w:val="false"/>
+          <w:iCs w:val="false"/>
+          <w:color w:val="000000"/>
+          <w:sz w:val="24"/>
+          <w:szCs w:val="24"/>
+          <w:rFonts w:ascii="Times New Roman" w:cs="Times New Roman" w:eastAsia="Times New Roman" w:hAnsi="Times New Roman"/>
+        </w:rPr>
+        <w:t xml:space="preserve"> : récits, kabary, chants, savoir-faire — une mémoire sans murs, portée par les vivants.</w:t>
       </w:r>
     </w:p>
     <w:p>
@@ -7034,7 +3236,7 @@
           <w:szCs w:val="26"/>
           <w:rFonts w:ascii="Times New Roman" w:cs="Times New Roman" w:eastAsia="Times New Roman" w:hAnsi="Times New Roman"/>
         </w:rPr>
-        <w:t xml:space="preserve">3. Le devoir de mémoire</w:t>
+        <w:t xml:space="preserve">3. À quoi servent-ils ?</w:t>
       </w:r>
     </w:p>
     <w:p>
@@ -7053,7 +3255,7 @@
           <w:szCs w:val="24"/>
           <w:rFonts w:ascii="Times New Roman" w:cs="Times New Roman" w:eastAsia="Times New Roman" w:hAnsi="Times New Roman"/>
         </w:rPr>
-        <w:t xml:space="preserve">Le </w:t>
+        <w:t xml:space="preserve">Les lieux de mémoire font tenir la communauté ensemble : ils rappellent d’où elle vient, honorent ceux qui se sont sacrifiés, transmettent les valeurs aux jeunes générations et rendent visible l’</w:t>
       </w:r>
       <w:r>
         <w:rPr>
@@ -7066,7 +3268,7 @@
           <w:szCs w:val="24"/>
           <w:rFonts w:ascii="Times New Roman" w:cs="Times New Roman" w:eastAsia="Times New Roman" w:hAnsi="Times New Roman"/>
         </w:rPr>
-        <w:t xml:space="preserve">devoir de mémoire</w:t>
+        <w:t xml:space="preserve">identité</w:t>
       </w:r>
       <w:r>
         <w:rPr>
@@ -7079,33 +3281,7 @@
           <w:szCs w:val="24"/>
           <w:rFonts w:ascii="Times New Roman" w:cs="Times New Roman" w:eastAsia="Times New Roman" w:hAnsi="Times New Roman"/>
         </w:rPr>
-        <w:t xml:space="preserve"> est l’obligation morale de se souvenir des souffrances et des injustices du passé — et d’abord de leurs victimes — pour leur rendre justice et empêcher la répétition. Il ne s’agit ni de vengeance ni de culte du passé : se souvenir de 1947 n’est pas haïr, c’est honorer et comprendre. Bien conduit, le </w:t>
-      </w:r>
-      <w:r>
-        <w:rPr>
-          <w:b/>
-          <w:bCs/>
-          <w:i w:val="false"/>
-          <w:iCs w:val="false"/>
-          <w:color w:val="1F4E79"/>
-          <w:sz w:val="24"/>
-          <w:szCs w:val="24"/>
-          <w:rFonts w:ascii="Times New Roman" w:cs="Times New Roman" w:eastAsia="Times New Roman" w:hAnsi="Times New Roman"/>
-        </w:rPr>
-        <w:t xml:space="preserve">devoir de mémoire</w:t>
-      </w:r>
-      <w:r>
-        <w:rPr>
-          <w:b w:val="false"/>
-          <w:bCs w:val="false"/>
-          <w:i w:val="false"/>
-          <w:iCs w:val="false"/>
-          <w:color w:val="000000"/>
-          <w:sz w:val="24"/>
-          <w:szCs w:val="24"/>
-          <w:rFonts w:ascii="Times New Roman" w:cs="Times New Roman" w:eastAsia="Times New Roman" w:hAnsi="Times New Roman"/>
-        </w:rPr>
-        <w:t xml:space="preserve"> répare (reconnaissance des victimes), réconcilie (vérité dite, dialogue possible) et protège (un peuple qui connaît ses tragédies les reconnaît quand elles menacent de revenir). C’est pourquoi il s’appuie sur l’Histoire : pas de juste mémoire sans vérité établie.</w:t>
+        <w:t xml:space="preserve"> commune. Mais attention : la mémoire n’est pas l’Histoire. La mémoire est affective et sélective — elle embellit, oublie, simplifie ; l’Histoire est critique et fondée sur les sources. Les deux se complètent : l’historien étudie aussi les mémoires, et les mémoires ont besoin de l’Histoire pour ne pas devenir des légendes.</w:t>
       </w:r>
     </w:p>
     <w:p>
@@ -7116,7 +3292,7 @@
       <w:r>
         <w:drawing>
           <wp:inline distT="0" distB="0" distL="0" distR="0">
-            <wp:extent cx="4762500" cy="2133600"/>
+            <wp:extent cx="4762500" cy="2619375"/>
             <wp:effectExtent t="0" r="0" b="0" l="0"/>
             <wp:docPr id="1" name="" descr="" title=""/>
             <wp:cNvGraphicFramePr>
@@ -7141,7 +3317,7 @@
                   <pic:spPr bwMode="auto">
                     <a:xfrm>
                       <a:off x="0" y="0"/>
-                      <a:ext cx="4762500" cy="2133600"/>
+                      <a:ext cx="4762500" cy="2619375"/>
                     </a:xfrm>
                     <a:prstGeom prst="rect">
                       <a:avLst/>
@@ -7220,7 +3396,7 @@
                 <w:szCs w:val="21"/>
                 <w:rFonts w:ascii="Times New Roman" w:cs="Times New Roman" w:eastAsia="Times New Roman" w:hAnsi="Times New Roman"/>
               </w:rPr>
-              <w:t xml:space="preserve">Petite-fille de 1947 — texte reconstitué d’après des témoignages de descendants d’insurgés de 1947 — document pédagogique</w:t>
+              <w:t xml:space="preserve">Que sont les lieux de mémoire ? — d’après Pierre Nora, Les Lieux de mémoire, 1984-1992 — extraits adaptés et simplifiés</w:t>
             </w:r>
           </w:p>
           <w:p>
@@ -7239,7 +3415,7 @@
                 <w:szCs w:val="24"/>
                 <w:rFonts w:ascii="Times New Roman" w:cs="Times New Roman" w:eastAsia="Times New Roman" w:hAnsi="Times New Roman"/>
               </w:rPr>
-              <w:t xml:space="preserve">« Mon grand-père n’a jamais parlé de 1947. Nous savions seulement qu’il ne fallait pas poser de questions sur la cicatrice de son épaule, ni sur son frère dont la photo était tournée vers le mur. C’est à sa mort que ma grand-mère a parlé : le frère était parti dans la forêt avec les insurgés, il n’est jamais revenu ; grand-père, lui, avait été arrêté et battu, puis relâché faute de preuves. Elle a dit : « Il se taisait pour vous protéger. À son époque, parler de 1947, c’était s’attirer des ennuis. » Aujourd’hui, je raconte cette histoire à mes élèves. Je leur dis : vos familles aussi ont des silences. Écoutez-les avant qu’ils ne deviennent des oublis. »</w:t>
+              <w:t xml:space="preserve">« Un lieu de mémoire, dans tous les sens du mot, va de l’objet le plus matériel et concret, éventuellement géographiquement situé, à l’objet le plus abstrait et intellectuellement construit. Ce peut être un monument, un personnage important, un musée, des archives, tout aussi bien qu’un symbole, une devise, un événement ou une institution. Si l’on habite encore sa mémoire, on n’a pas besoin de lui consacrer des lieux ; les lieux de mémoire naissent et vivent du sentiment qu’il n’y a pas de mémoire spontanée, qu’il faut créer des archives, maintenir des anniversaires, organiser des célébrations, parce que ces opérations ne sont pas naturelles. Moins la mémoire est vécue de l’intérieur, plus elle a besoin de supports extérieurs. »</w:t>
             </w:r>
           </w:p>
           <w:p>
@@ -7258,7 +3434,7 @@
                 <w:szCs w:val="24"/>
                 <w:rFonts w:ascii="Times New Roman" w:cs="Times New Roman" w:eastAsia="Times New Roman" w:hAnsi="Times New Roman"/>
               </w:rPr>
-              <w:t xml:space="preserve">1. Pourquoi le grand-père se taisait-il ?</w:t>
+              <w:t xml:space="preserve">1. Quelles formes un lieu de mémoire peut-il prendre, selon Nora ?</w:t>
             </w:r>
           </w:p>
           <w:p>
@@ -7277,7 +3453,7 @@
                 <w:szCs w:val="24"/>
                 <w:rFonts w:ascii="Times New Roman" w:cs="Times New Roman" w:eastAsia="Times New Roman" w:hAnsi="Times New Roman"/>
               </w:rPr>
-              <w:t xml:space="preserve">2. Comment la mémoire familiale a-t-elle fini par se transmettre ?</w:t>
+              <w:t xml:space="preserve">2. Explique : « Si l’on habite encore sa mémoire, on n’a pas besoin de lui consacrer des lieux. »</w:t>
             </w:r>
           </w:p>
           <w:p>
@@ -7296,7 +3472,7 @@
                 <w:szCs w:val="24"/>
                 <w:rFonts w:ascii="Times New Roman" w:cs="Times New Roman" w:eastAsia="Times New Roman" w:hAnsi="Times New Roman"/>
               </w:rPr>
-              <w:t xml:space="preserve">3. « Écoutez les silences avant qu’ils ne deviennent des oublis » : relie cette phrase à l’Histoire orale et au devoir de mémoire.</w:t>
+              <w:t xml:space="preserve">3. Applique cette idée à Madagascar : notre mémoire est-elle encore « habitée » ?</w:t>
             </w:r>
           </w:p>
           <w:p>
@@ -7332,7 +3508,7 @@
                 <w:szCs w:val="22"/>
                 <w:rFonts w:ascii="Times New Roman" w:cs="Times New Roman" w:eastAsia="Times New Roman" w:hAnsi="Times New Roman"/>
               </w:rPr>
-              <w:t xml:space="preserve">Par peur — « parler de 1947, c’était s’attirer des ennuis » — et pour protéger les siens : le silence des victimes est une conséquence durable de la répression.</w:t>
+              <w:t xml:space="preserve">Du plus concret au plus abstrait : monument, personnage, musée, archives — mais aussi symbole, devise, événement ou institution.</w:t>
             </w:r>
           </w:p>
           <w:p>
@@ -7363,7 +3539,7 @@
                 <w:szCs w:val="22"/>
                 <w:rFonts w:ascii="Times New Roman" w:cs="Times New Roman" w:eastAsia="Times New Roman" w:hAnsi="Times New Roman"/>
               </w:rPr>
-              <w:t xml:space="preserve">Par la grand-mère, à la mort du témoin direct : la parole s’est libérée tard, et la petite-fille la transmet à son tour à ses élèves.</w:t>
+              <w:t xml:space="preserve">Tant qu’une mémoire est vivante et transmise naturellement (par la famille, les récits), on n’a pas besoin de monuments ni d’archives ; on en crée quand la transmission spontanée faiblit.</w:t>
             </w:r>
           </w:p>
           <w:p>
@@ -7394,7 +3570,7 @@
                 <w:szCs w:val="22"/>
                 <w:rFonts w:ascii="Times New Roman" w:cs="Times New Roman" w:eastAsia="Times New Roman" w:hAnsi="Times New Roman"/>
               </w:rPr>
-              <w:t xml:space="preserve">Un silence peut encore être écouté tant que des témoins indirects vivent ; après, il devient oubli définitif. L’Histoire orale (unité 1) est l’outil, le devoir de mémoire est la raison : recueillir, vérifier et transmettre avant la disparition des dernières voix.</w:t>
+              <w:t xml:space="preserve">En partie : la mémoire familiale et villageoise (tombeaux, récits, famadihana) reste très vivante ; mais la mémoire nationale (1947, les royaumes) a besoin de musées, de stèles et de commémorations — et de l’Histoire orale — car les témoins disparaissent et la transmission spontanée s’affaiblit.</w:t>
             </w:r>
           </w:p>
         </w:tc>
@@ -7466,7 +3642,7 @@
                 <w:szCs w:val="22"/>
                 <w:rFonts w:ascii="Times New Roman" w:cs="Times New Roman" w:eastAsia="Times New Roman" w:hAnsi="Times New Roman"/>
               </w:rPr>
-              <w:t xml:space="preserve">Ce n’est qu’en 2005 que l’État français a officiellement qualifié la répression de 1947 de « répression inacceptable », par la voix de son président en visite à Madagascar ; et il faudra attendre les années 2010 pour que les archives s’ouvrent largement aux historiens. Le devoir de mémoire avance lentement — mais il avance : chaque génération obtient un peu plus de vérité que la précédente. La tienne obtiendra peut-être le reste.</w:t>
+              <w:t xml:space="preserve">Le monument aux morts du lac Anosy, l’« Ange noir », est lui-même un lieu de mémoire à double sens : érigé en 1927 par la France pour honorer les Malgaches morts pour elle en 1914-1918, il est devenu pour les Malgaches le lieu du souvenir de leurs propres sacrifices — et aujourd’hui, les cérémonies nationales s’y succèdent. Un même monument peut ainsi changer de signification avec l’Histoire : les lieux de mémoire ont, eux aussi, une histoire !</w:t>
             </w:r>
           </w:p>
         </w:tc>
@@ -7601,36 +3777,36 @@
                 <w:szCs w:val="20"/>
                 <w:rFonts w:ascii="Times New Roman" w:cs="Times New Roman" w:eastAsia="Times New Roman" w:hAnsi="Times New Roman"/>
               </w:rPr>
-              <w:t xml:space="preserve">Transmission</w:t>
-            </w:r>
-          </w:p>
-        </w:tc>
-        <w:tc>
-          <w:tcPr>
-            <w:tcMar>
-              <w:top w:type="dxa" w:w="80"/>
-              <w:left w:type="dxa" w:w="80"/>
-              <w:bottom w:type="dxa" w:w="80"/>
-              <w:right w:type="dxa" w:w="80"/>
-            </w:tcMar>
-          </w:tcPr>
-          <w:p>
-            <w:pPr>
-              <w:spacing w:after="40"/>
-              <w:jc w:val="left"/>
-            </w:pPr>
-            <w:r>
-              <w:rPr>
-                <w:b w:val="false"/>
-                <w:bCs w:val="false"/>
-                <w:i w:val="false"/>
-                <w:iCs w:val="false"/>
-                <w:color w:val="000000"/>
-                <w:sz w:val="20"/>
-                <w:szCs w:val="20"/>
-                <w:rFonts w:ascii="Times New Roman" w:cs="Times New Roman" w:eastAsia="Times New Roman" w:hAnsi="Times New Roman"/>
-              </w:rPr>
-              <w:t xml:space="preserve">passage de la mémoire d’une génération à la suivante</w:t>
+              <w:t xml:space="preserve">Mémoire collective</w:t>
+            </w:r>
+          </w:p>
+        </w:tc>
+        <w:tc>
+          <w:tcPr>
+            <w:tcMar>
+              <w:top w:type="dxa" w:w="80"/>
+              <w:left w:type="dxa" w:w="80"/>
+              <w:bottom w:type="dxa" w:w="80"/>
+              <w:right w:type="dxa" w:w="80"/>
+            </w:tcMar>
+          </w:tcPr>
+          <w:p>
+            <w:pPr>
+              <w:spacing w:after="40"/>
+              <w:jc w:val="left"/>
+            </w:pPr>
+            <w:r>
+              <w:rPr>
+                <w:b w:val="false"/>
+                <w:bCs w:val="false"/>
+                <w:i w:val="false"/>
+                <w:iCs w:val="false"/>
+                <w:color w:val="000000"/>
+                <w:sz w:val="20"/>
+                <w:szCs w:val="20"/>
+                <w:rFonts w:ascii="Times New Roman" w:cs="Times New Roman" w:eastAsia="Times New Roman" w:hAnsi="Times New Roman"/>
+              </w:rPr>
+              <w:t xml:space="preserve">souvenirs et représentations du passé partagés par un groupe</w:t>
             </w:r>
           </w:p>
         </w:tc>
@@ -7661,36 +3837,36 @@
                 <w:szCs w:val="20"/>
                 <w:rFonts w:ascii="Times New Roman" w:cs="Times New Roman" w:eastAsia="Times New Roman" w:hAnsi="Times New Roman"/>
               </w:rPr>
-              <w:t xml:space="preserve">Occulter</w:t>
-            </w:r>
-          </w:p>
-        </w:tc>
-        <w:tc>
-          <w:tcPr>
-            <w:tcMar>
-              <w:top w:type="dxa" w:w="80"/>
-              <w:left w:type="dxa" w:w="80"/>
-              <w:bottom w:type="dxa" w:w="80"/>
-              <w:right w:type="dxa" w:w="80"/>
-            </w:tcMar>
-          </w:tcPr>
-          <w:p>
-            <w:pPr>
-              <w:spacing w:after="40"/>
-              <w:jc w:val="left"/>
-            </w:pPr>
-            <w:r>
-              <w:rPr>
-                <w:b w:val="false"/>
-                <w:bCs w:val="false"/>
-                <w:i w:val="false"/>
-                <w:iCs w:val="false"/>
-                <w:color w:val="000000"/>
-                <w:sz w:val="20"/>
-                <w:szCs w:val="20"/>
-                <w:rFonts w:ascii="Times New Roman" w:cs="Times New Roman" w:eastAsia="Times New Roman" w:hAnsi="Times New Roman"/>
-              </w:rPr>
-              <w:t xml:space="preserve">cacher volontairement une page du passé</w:t>
+              <w:t xml:space="preserve">Lieu de mémoire</w:t>
+            </w:r>
+          </w:p>
+        </w:tc>
+        <w:tc>
+          <w:tcPr>
+            <w:tcMar>
+              <w:top w:type="dxa" w:w="80"/>
+              <w:left w:type="dxa" w:w="80"/>
+              <w:bottom w:type="dxa" w:w="80"/>
+              <w:right w:type="dxa" w:w="80"/>
+            </w:tcMar>
+          </w:tcPr>
+          <w:p>
+            <w:pPr>
+              <w:spacing w:after="40"/>
+              <w:jc w:val="left"/>
+            </w:pPr>
+            <w:r>
+              <w:rPr>
+                <w:b w:val="false"/>
+                <w:bCs w:val="false"/>
+                <w:i w:val="false"/>
+                <w:iCs w:val="false"/>
+                <w:color w:val="000000"/>
+                <w:sz w:val="20"/>
+                <w:szCs w:val="20"/>
+                <w:rFonts w:ascii="Times New Roman" w:cs="Times New Roman" w:eastAsia="Times New Roman" w:hAnsi="Times New Roman"/>
+              </w:rPr>
+              <w:t xml:space="preserve">support matériel ou immatériel où se cristallise cette mémoire</w:t>
             </w:r>
           </w:p>
         </w:tc>
@@ -7721,36 +3897,36 @@
                 <w:szCs w:val="20"/>
                 <w:rFonts w:ascii="Times New Roman" w:cs="Times New Roman" w:eastAsia="Times New Roman" w:hAnsi="Times New Roman"/>
               </w:rPr>
-              <w:t xml:space="preserve">Devoir de mémoire</w:t>
-            </w:r>
-          </w:p>
-        </w:tc>
-        <w:tc>
-          <w:tcPr>
-            <w:tcMar>
-              <w:top w:type="dxa" w:w="80"/>
-              <w:left w:type="dxa" w:w="80"/>
-              <w:bottom w:type="dxa" w:w="80"/>
-              <w:right w:type="dxa" w:w="80"/>
-            </w:tcMar>
-          </w:tcPr>
-          <w:p>
-            <w:pPr>
-              <w:spacing w:after="40"/>
-              <w:jc w:val="left"/>
-            </w:pPr>
-            <w:r>
-              <w:rPr>
-                <w:b w:val="false"/>
-                <w:bCs w:val="false"/>
-                <w:i w:val="false"/>
-                <w:iCs w:val="false"/>
-                <w:color w:val="000000"/>
-                <w:sz w:val="20"/>
-                <w:szCs w:val="20"/>
-                <w:rFonts w:ascii="Times New Roman" w:cs="Times New Roman" w:eastAsia="Times New Roman" w:hAnsi="Times New Roman"/>
-              </w:rPr>
-              <w:t xml:space="preserve">obligation morale de se souvenir des victimes et des injustices</w:t>
+              <w:t xml:space="preserve">Commémoration</w:t>
+            </w:r>
+          </w:p>
+        </w:tc>
+        <w:tc>
+          <w:tcPr>
+            <w:tcMar>
+              <w:top w:type="dxa" w:w="80"/>
+              <w:left w:type="dxa" w:w="80"/>
+              <w:bottom w:type="dxa" w:w="80"/>
+              <w:right w:type="dxa" w:w="80"/>
+            </w:tcMar>
+          </w:tcPr>
+          <w:p>
+            <w:pPr>
+              <w:spacing w:after="40"/>
+              <w:jc w:val="left"/>
+            </w:pPr>
+            <w:r>
+              <w:rPr>
+                <w:b w:val="false"/>
+                <w:bCs w:val="false"/>
+                <w:i w:val="false"/>
+                <w:iCs w:val="false"/>
+                <w:color w:val="000000"/>
+                <w:sz w:val="20"/>
+                <w:szCs w:val="20"/>
+                <w:rFonts w:ascii="Times New Roman" w:cs="Times New Roman" w:eastAsia="Times New Roman" w:hAnsi="Times New Roman"/>
+              </w:rPr>
+              <w:t xml:space="preserve">cérémonie rappelant collectivement un événement passé</w:t>
             </w:r>
           </w:p>
         </w:tc>
@@ -7781,36 +3957,36 @@
                 <w:szCs w:val="20"/>
                 <w:rFonts w:ascii="Times New Roman" w:cs="Times New Roman" w:eastAsia="Times New Roman" w:hAnsi="Times New Roman"/>
               </w:rPr>
-              <w:t xml:space="preserve">Réconciliation</w:t>
-            </w:r>
-          </w:p>
-        </w:tc>
-        <w:tc>
-          <w:tcPr>
-            <w:tcMar>
-              <w:top w:type="dxa" w:w="80"/>
-              <w:left w:type="dxa" w:w="80"/>
-              <w:bottom w:type="dxa" w:w="80"/>
-              <w:right w:type="dxa" w:w="80"/>
-            </w:tcMar>
-          </w:tcPr>
-          <w:p>
-            <w:pPr>
-              <w:spacing w:after="40"/>
-              <w:jc w:val="left"/>
-            </w:pPr>
-            <w:r>
-              <w:rPr>
-                <w:b w:val="false"/>
-                <w:bCs w:val="false"/>
-                <w:i w:val="false"/>
-                <w:iCs w:val="false"/>
-                <w:color w:val="000000"/>
-                <w:sz w:val="20"/>
-                <w:szCs w:val="20"/>
-                <w:rFonts w:ascii="Times New Roman" w:cs="Times New Roman" w:eastAsia="Times New Roman" w:hAnsi="Times New Roman"/>
-              </w:rPr>
-              <w:t xml:space="preserve">rétablissement de la paix entre groupes divisés par le passé</w:t>
+              <w:t xml:space="preserve">Patrimoine immatériel</w:t>
+            </w:r>
+          </w:p>
+        </w:tc>
+        <w:tc>
+          <w:tcPr>
+            <w:tcMar>
+              <w:top w:type="dxa" w:w="80"/>
+              <w:left w:type="dxa" w:w="80"/>
+              <w:bottom w:type="dxa" w:w="80"/>
+              <w:right w:type="dxa" w:w="80"/>
+            </w:tcMar>
+          </w:tcPr>
+          <w:p>
+            <w:pPr>
+              <w:spacing w:after="40"/>
+              <w:jc w:val="left"/>
+            </w:pPr>
+            <w:r>
+              <w:rPr>
+                <w:b w:val="false"/>
+                <w:bCs w:val="false"/>
+                <w:i w:val="false"/>
+                <w:iCs w:val="false"/>
+                <w:color w:val="000000"/>
+                <w:sz w:val="20"/>
+                <w:szCs w:val="20"/>
+                <w:rFonts w:ascii="Times New Roman" w:cs="Times New Roman" w:eastAsia="Times New Roman" w:hAnsi="Times New Roman"/>
+              </w:rPr>
+              <w:t xml:space="preserve">héritage sans support matériel : récits, chants, savoir-faire</w:t>
             </w:r>
           </w:p>
         </w:tc>
@@ -7856,7 +4032,7 @@
           <w:szCs w:val="24"/>
           <w:rFonts w:ascii="Times New Roman" w:cs="Times New Roman" w:eastAsia="Times New Roman" w:hAnsi="Times New Roman"/>
         </w:rPr>
-        <w:t xml:space="preserve">1. La transmission. a) Cite les cinq canaux de transmission. b) Lequel est le premier à Madagascar ? d) Quel rôle jouent les arts ? e) Quel rôle joue l’Histoire orale ?</w:t>
+        <w:t xml:space="preserve">1. Définir. a) Qu’est-ce que la mémoire collective ? b) Qu’est-ce qu’un lieu de mémoire ? d) Qui a popularisé cette expression ? e) Pourquoi la mémoire fonde-t-elle l’identité ?</w:t>
       </w:r>
     </w:p>
     <w:p>
@@ -7875,7 +4051,7 @@
           <w:szCs w:val="24"/>
           <w:rFonts w:ascii="Times New Roman" w:cs="Times New Roman" w:eastAsia="Times New Roman" w:hAnsi="Times New Roman"/>
         </w:rPr>
-        <w:t xml:space="preserve">2. Les oublis. a) Pourquoi la mémoire de l’esclavage est-elle difficile ? b) Qui sont les « nationalistes oubliés » ? d) Pourquoi des cultures régionales ont-elles été minorées ? e) Pourquoi les régimes occultent-ils certaines pages ?</w:t>
+        <w:t xml:space="preserve">2. Classer. Range chaque exemple dans sa catégorie : a) l’hymne national ; b) la stèle de Moramanga ; d) le famadihana et les kabary ; e) les douze collines sacrées de l’Imerina.</w:t>
       </w:r>
     </w:p>
     <w:p>
@@ -7894,7 +4070,7 @@
           <w:szCs w:val="24"/>
           <w:rFonts w:ascii="Times New Roman" w:cs="Times New Roman" w:eastAsia="Times New Roman" w:hAnsi="Times New Roman"/>
         </w:rPr>
-        <w:t xml:space="preserve">3. Le devoir de mémoire. a) Définis-le. b) Que n’est-il pas ? d) Cite ses trois fruits. e) Pourquoi a-t-il besoin de l’Histoire ?</w:t>
+        <w:t xml:space="preserve">3. Distinguer. a) Donne deux caractères de la mémoire. b) Donne deux caractères de l’Histoire. d) Pourquoi la mémoire a-t-elle besoin de l’Histoire ? e) Pourquoi l’Histoire s’intéresse-t-elle aux mémoires ?</w:t>
       </w:r>
     </w:p>
     <w:p>
@@ -7944,7 +4120,7 @@
           <w:szCs w:val="24"/>
           <w:rFonts w:ascii="Times New Roman" w:cs="Times New Roman" w:eastAsia="Times New Roman" w:hAnsi="Times New Roman"/>
         </w:rPr>
-        <w:t xml:space="preserve">a) famille, école, commémorations et médias, arts, Histoire orale ; b) la famille (récits, tombeaux, famadihana) ; d) ils font revivre le passé et le rendent sensible au grand nombre ; e) recueillir les témoignages des derniers témoins et les transformer en sources vérifiées.</w:t>
+        <w:t xml:space="preserve">a) l’ensemble des souvenirs et représentations du passé partagés par un groupe ; b) tout support, matériel ou immatériel, où se cristallise le souvenir d’une communauté ; d) l’historien Pierre Nora, dans les années 1980 ; e) parce qu’un groupe se définit en partie par ce dont il se souvient ensemble.</w:t>
       </w:r>
     </w:p>
     <w:p>
@@ -7975,7 +4151,7 @@
           <w:szCs w:val="24"/>
           <w:rFonts w:ascii="Times New Roman" w:cs="Times New Roman" w:eastAsia="Times New Roman" w:hAnsi="Times New Roman"/>
         </w:rPr>
-        <w:t xml:space="preserve">a) parce qu’elle touche à une souffrance et à une hiérarchie sociale dont la trace perdure : les familles se taisent ; b) les militants, femmes et paysans de la lutte nationale sans stèle ni nom de rue ; d) parce que la mémoire nationale a parfois été écrite du point de vue d’un seul groupe ; e) parce qu’elles mettent en cause leurs responsabilités.</w:t>
+        <w:t xml:space="preserve">a) symbole ; b) monument/site ; d) patrimoine immatériel ; e) paysage/lieu naturel chargé d’histoire.</w:t>
       </w:r>
     </w:p>
     <w:p>
@@ -8006,7 +4182,7 @@
           <w:szCs w:val="24"/>
           <w:rFonts w:ascii="Times New Roman" w:cs="Times New Roman" w:eastAsia="Times New Roman" w:hAnsi="Times New Roman"/>
         </w:rPr>
-        <w:t xml:space="preserve">a) l’obligation morale de se souvenir des souffrances et injustices du passé, d’abord de leurs victimes ; b) ni une vengeance ni un culte du passé ; d) réparer (reconnaissance), réconcilier (vérité et dialogue), protéger (vigilance contre la répétition) ; e) parce qu’il n’y a pas de juste mémoire sans vérité établie par les sources.</w:t>
+        <w:t xml:space="preserve">a) affective et sélective (elle embellit, oublie, simplifie) ; b) critique et fondée sur les sources (elle se corrige et se discute) ; d) pour ne pas devenir légende : l’Histoire vérifie, corrige, complète ; e) parce que la façon dont les groupes se souviennent est elle-même un fait historique à étudier.</w:t>
       </w:r>
     </w:p>
     <w:p>
@@ -8019,7 +4195,7 @@
         <w:spacing w:before="200" w:after="150"/>
         <w:jc w:val="center"/>
       </w:pPr>
-      <w:bookmarkStart w:name="u5_l3" w:id="1"/>
+      <w:bookmarkStart w:name="u5_l2" w:id="1"/>
       <w:r>
         <w:rPr>
           <w:b/>
@@ -8031,7 +4207,7 @@
           <w:szCs w:val="32"/>
           <w:rFonts w:ascii="Times New Roman" w:cs="Times New Roman" w:eastAsia="Times New Roman" w:hAnsi="Times New Roman"/>
         </w:rPr>
-        <w:t xml:space="preserve">SÉANCE 3 / 5 — LES MANIFESTATIONS DE COMMÉMORATION</w:t>
+        <w:t xml:space="preserve">SÉANCE 2 / 5 — LA TRANSMISSION DES MÉMOIRES ET LE DEVOIR DE MÉMOIRE</w:t>
       </w:r>
       <w:bookmarkEnd w:id="1"/>
     </w:p>
@@ -8171,7 +4347,7 @@
                 <w:szCs w:val="22"/>
                 <w:rFonts w:ascii="Times New Roman" w:cs="Times New Roman" w:eastAsia="Times New Roman" w:hAnsi="Times New Roman"/>
               </w:rPr>
-              <w:t xml:space="preserve">Défilé, dépôt de gerbes, conférence-débat, exposition — et projet de classe</w:t>
+              <w:t xml:space="preserve">Transmettre ; les oublis de l’Histoire ; devoir de mémoire</w:t>
             </w:r>
           </w:p>
           <w:p>
@@ -8202,7 +4378,7 @@
                 <w:szCs w:val="22"/>
                 <w:rFonts w:ascii="Times New Roman" w:cs="Times New Roman" w:eastAsia="Times New Roman" w:hAnsi="Times New Roman"/>
               </w:rPr>
-              <w:t xml:space="preserve">Les manifestations de commémoration</w:t>
+              <w:t xml:space="preserve">La transmission des mémoires et le devoir de mémoire</w:t>
             </w:r>
           </w:p>
           <w:p>
@@ -8233,7 +4409,7 @@
                 <w:szCs w:val="22"/>
                 <w:rFonts w:ascii="Times New Roman" w:cs="Times New Roman" w:eastAsia="Times New Roman" w:hAnsi="Times New Roman"/>
               </w:rPr>
-              <w:t xml:space="preserve">À la fin de la séance, l’apprenant est capable de décrire les formes de commémoration et organiser une commémoration en classe.</w:t>
+              <w:t xml:space="preserve">À la fin de la séance, l’apprenant est capable de expliquer comment se transmettent les mémoires, identifier les oublis de l’Histoire et définir le devoir de mémoire.</w:t>
             </w:r>
           </w:p>
           <w:p>
@@ -8295,7 +4471,7 @@
                 <w:szCs w:val="22"/>
                 <w:rFonts w:ascii="Times New Roman" w:cs="Times New Roman" w:eastAsia="Times New Roman" w:hAnsi="Times New Roman"/>
               </w:rPr>
-              <w:t xml:space="preserve">Programme de cérémonie, photographies, matériel d’exposition</w:t>
+              <w:t xml:space="preserve">Témoignages, documents, photographies</w:t>
             </w:r>
           </w:p>
         </w:tc>
@@ -8398,7 +4574,7 @@
                 <w:szCs w:val="22"/>
                 <w:rFonts w:ascii="Times New Roman" w:cs="Times New Roman" w:eastAsia="Times New Roman" w:hAnsi="Times New Roman"/>
               </w:rPr>
-              <w:t xml:space="preserve">3 / 5</w:t>
+              <w:t xml:space="preserve">2 / 5</w:t>
             </w:r>
           </w:p>
         </w:tc>
@@ -8810,36 +4986,36 @@
                 <w:szCs w:val="20"/>
                 <w:rFonts w:ascii="Times New Roman" w:cs="Times New Roman" w:eastAsia="Times New Roman" w:hAnsi="Times New Roman"/>
               </w:rPr>
-              <w:t xml:space="preserve">Définis le devoir de mémoire et cite deux « oublis » de l’Histoire malgache.</w:t>
-            </w:r>
-          </w:p>
-        </w:tc>
-        <w:tc>
-          <w:tcPr>
-            <w:tcMar>
-              <w:top w:type="dxa" w:w="80"/>
-              <w:left w:type="dxa" w:w="80"/>
-              <w:bottom w:type="dxa" w:w="80"/>
-              <w:right w:type="dxa" w:w="80"/>
-            </w:tcMar>
-          </w:tcPr>
-          <w:p>
-            <w:pPr>
-              <w:spacing w:after="40"/>
-              <w:jc w:val="left"/>
-            </w:pPr>
-            <w:r>
-              <w:rPr>
-                <w:b w:val="false"/>
-                <w:bCs w:val="false"/>
-                <w:i w:val="false"/>
-                <w:iCs w:val="false"/>
-                <w:color w:val="000000"/>
-                <w:sz w:val="20"/>
-                <w:szCs w:val="20"/>
-                <w:rFonts w:ascii="Times New Roman" w:cs="Times New Roman" w:eastAsia="Times New Roman" w:hAnsi="Times New Roman"/>
-              </w:rPr>
-              <w:t xml:space="preserve">R.A. : Obligation morale de se souvenir des victimes et injustices du passé pour réparer et empêcher la répétition ; oublis : mémoire de l’esclavage, nationalistes anonymes de 1947 (entre autres).</w:t>
+              <w:t xml:space="preserve">Cite les cinq catégories de lieux de mémoire avec un exemple malgache chacune.</w:t>
+            </w:r>
+          </w:p>
+        </w:tc>
+        <w:tc>
+          <w:tcPr>
+            <w:tcMar>
+              <w:top w:type="dxa" w:w="80"/>
+              <w:left w:type="dxa" w:w="80"/>
+              <w:bottom w:type="dxa" w:w="80"/>
+              <w:right w:type="dxa" w:w="80"/>
+            </w:tcMar>
+          </w:tcPr>
+          <w:p>
+            <w:pPr>
+              <w:spacing w:after="40"/>
+              <w:jc w:val="left"/>
+            </w:pPr>
+            <w:r>
+              <w:rPr>
+                <w:b w:val="false"/>
+                <w:bCs w:val="false"/>
+                <w:i w:val="false"/>
+                <w:iCs w:val="false"/>
+                <w:color w:val="000000"/>
+                <w:sz w:val="20"/>
+                <w:szCs w:val="20"/>
+                <w:rFonts w:ascii="Times New Roman" w:cs="Times New Roman" w:eastAsia="Times New Roman" w:hAnsi="Times New Roman"/>
+              </w:rPr>
+              <w:t xml:space="preserve">R.A. : Symboles (drapeau), monuments (stèle de Moramanga), commémorations (29 mars), paysages (collines sacrées), patrimoine immatériel (kabary).</w:t>
             </w:r>
           </w:p>
         </w:tc>
@@ -8986,7 +5162,7 @@
                 <w:szCs w:val="20"/>
                 <w:rFonts w:ascii="Times New Roman" w:cs="Times New Roman" w:eastAsia="Times New Roman" w:hAnsi="Times New Roman"/>
               </w:rPr>
-              <w:t xml:space="preserve">Annonce : « Aujourd’hui, nous allons apprendre à décrire les formes de commémoration et organiser une commémoration en classe. »</w:t>
+              <w:t xml:space="preserve">Annonce : « Aujourd’hui, nous allons apprendre à expliquer comment se transmettent les mémoires, identifier les oublis de l’Histoire et définir le devoir de mémoire. »</w:t>
             </w:r>
           </w:p>
         </w:tc>
@@ -9161,7 +5337,7 @@
                 <w:szCs w:val="20"/>
                 <w:rFonts w:ascii="Times New Roman" w:cs="Times New Roman" w:eastAsia="Times New Roman" w:hAnsi="Times New Roman"/>
               </w:rPr>
-              <w:t xml:space="preserve">Chaque 26 juin, ton quartier s’illumine de lanternes ; chaque 29 mars, des gerbes fleurissent les stèles. Mais une commémoration ne se réduit pas à un jour férié : c’est un langage complet — gestes, musiques, silences, discours — par lequel la nation se parle à elle-même. Dernière séance de ton année d’Histoire : apprendre ce langage… et organiser toi-même une commémoration.</w:t>
+              <w:t xml:space="preserve">Dans certaines familles, on sait encore qui fut déporté en 1947, qui fut esclave, qui combattit à Verdun. Dans d’autres, le silence a tout recouvert : les victimes se taisaient par douleur ou par honte, et les enfants n’ont pas demandé. Une mémoire qui ne se transmet pas meurt — et avec elle, une part de la nation. Comment transmettre ? Et que faire des pages que l’Histoire officielle a préféré oublier ?</w:t>
             </w:r>
           </w:p>
         </w:tc>
@@ -9337,7 +5513,7 @@
                 <w:szCs w:val="20"/>
                 <w:rFonts w:ascii="Times New Roman" w:cs="Times New Roman" w:eastAsia="Times New Roman" w:hAnsi="Times New Roman"/>
               </w:rPr>
-              <w:t xml:space="preserve">Présente le titre « Les manifestations de commémoration » et l’objectif de la séance.</w:t>
+              <w:t xml:space="preserve">Présente le titre « La transmission des mémoires et le devoir de mémoire » et l’objectif de la séance.</w:t>
             </w:r>
           </w:p>
         </w:tc>
@@ -9512,7 +5688,7 @@
                 <w:szCs w:val="20"/>
                 <w:rFonts w:ascii="Times New Roman" w:cs="Times New Roman" w:eastAsia="Times New Roman" w:hAnsi="Times New Roman"/>
               </w:rPr>
-              <w:t xml:space="preserve">Développe la leçon partie par partie : Les formes officielles ; Les formes culturelles et populaires ; Projet : organiser une commémoration en classe.</w:t>
+              <w:t xml:space="preserve">Développe la leçon partie par partie : Comment les mémoires se transmettent ; Les oublis de l’Histoire ; Le devoir de mémoire.</w:t>
             </w:r>
           </w:p>
         </w:tc>
@@ -9688,7 +5864,7 @@
                 <w:szCs w:val="20"/>
                 <w:rFonts w:ascii="Times New Roman" w:cs="Times New Roman" w:eastAsia="Times New Roman" w:hAnsi="Times New Roman"/>
               </w:rPr>
-              <w:t xml:space="preserve">Fait lire le document « Programme officiel d’un 26 juin » (texte reconstitué d’après les programmes types des cérémonies de la fête nationale dans les communes malgaches — document pédagogique), puis pose les questions.</w:t>
+              <w:t xml:space="preserve">Fait lire le document « Petite-fille de 1947 » (texte reconstitué d’après des témoignages de descendants d’insurgés de 1947 — document pédagogique), puis pose les questions.</w:t>
             </w:r>
           </w:p>
         </w:tc>
@@ -9864,7 +6040,7 @@
                 <w:szCs w:val="20"/>
                 <w:rFonts w:ascii="Times New Roman" w:cs="Times New Roman" w:eastAsia="Times New Roman" w:hAnsi="Times New Roman"/>
               </w:rPr>
-              <w:t xml:space="preserve">Donc, Formes officielles : défilé, dépôt de gerbes et minute de silence, hymne et levée des couleurs, discours. Formes culturelles et populaires : conférences-débats, expositions, théâtre et chants, arendrina et fêtes du 26 juin. Projet de classe en cinq étapes : se documenter (avec l’Histoire orale), préparer, célébrer, faire comprendre, transmettre — la boucle du manuel est bouclée : de la source au souvenir.</w:t>
+              <w:t xml:space="preserve">Donc, Transmission : famille (récits, tombeaux), école, commémorations et médias, arts, Histoire orale. Oublis de l’Histoire : esclavage et sa trace sociale, nationalistes anonymes de 1947, cultures régionales minorées, pages sombres des régimes. Devoir de mémoire : se souvenir des victimes pour leur rendre justice, réconcilier et empêcher la répétition — ni vengeance ni culte du passé, et toujours appuyé sur la vérité historique.</w:t>
             </w:r>
           </w:p>
         </w:tc>
@@ -10040,36 +6216,36 @@
                 <w:szCs w:val="20"/>
                 <w:rFonts w:ascii="Times New Roman" w:cs="Times New Roman" w:eastAsia="Times New Roman" w:hAnsi="Times New Roman"/>
               </w:rPr>
-              <w:t xml:space="preserve">Les formes. a) Cite trois gestes d’une cérémonie officielle et leur sens. b) Que signifie la minute de silence ? d) Cite trois formes culturelles ou populaires. e) Que sont les arendrina ? Comprendre. a) Pourquoi le défilé rassemble-t-il armée, écoles et associations ? b) À quoi sert une exposition ? d) Et une conférence-débat ? e) Pourquoi la fête (podiums, jeux) a-t-elle aussi sa place ?</w:t>
-            </w:r>
-          </w:p>
-        </w:tc>
-        <w:tc>
-          <w:tcPr>
-            <w:tcMar>
-              <w:top w:type="dxa" w:w="80"/>
-              <w:left w:type="dxa" w:w="80"/>
-              <w:bottom w:type="dxa" w:w="80"/>
-              <w:right w:type="dxa" w:w="80"/>
-            </w:tcMar>
-          </w:tcPr>
-          <w:p>
-            <w:pPr>
-              <w:spacing w:after="40"/>
-              <w:jc w:val="left"/>
-            </w:pPr>
-            <w:r>
-              <w:rPr>
-                <w:b w:val="false"/>
-                <w:bCs w:val="false"/>
-                <w:i w:val="false"/>
-                <w:iCs w:val="false"/>
-                <w:color w:val="000000"/>
-                <w:sz w:val="20"/>
-                <w:szCs w:val="20"/>
-                <w:rFonts w:ascii="Times New Roman" w:cs="Times New Roman" w:eastAsia="Times New Roman" w:hAnsi="Times New Roman"/>
-              </w:rPr>
-              <w:t xml:space="preserve">a) lever des couleurs (symboles en action), dépôt de gerbes (honorer les morts), défilé (unité de la nation), discours (sens pour le présent) — trois suffisent ; b) honorer les morts par un hommage silencieux et partagé ; d) conférence-débat, exposition, théâtre, chants, concours, arendrina (trois suffisent) ; e) les lanternes portées par les enfants la veille du 26 juin. a) parce qu’il donne à voir la nation entière, unie, dans toutes ses composantes ; b) à mettre les documents et objets du passé sous les yeux de tous ; d) à faire expliquer les faits par un spécialiste et à permettre les questions ; e) parce que la mémoire se transmet aussi par la joie partagée : une nation commémore ce qu’elle aime.</w:t>
+              <w:t xml:space="preserve">La transmission. a) Cite les cinq canaux de transmission. b) Lequel est le premier à Madagascar ? d) Quel rôle jouent les arts ? e) Quel rôle joue l’Histoire orale ? Les oublis. a) Pourquoi la mémoire de l’esclavage est-elle difficile ? b) Qui sont les « nationalistes oubliés » ? d) Pourquoi des cultures régionales ont-elles été minorées ? e) Pourquoi les régimes occultent-ils certaines pages ?</w:t>
+            </w:r>
+          </w:p>
+        </w:tc>
+        <w:tc>
+          <w:tcPr>
+            <w:tcMar>
+              <w:top w:type="dxa" w:w="80"/>
+              <w:left w:type="dxa" w:w="80"/>
+              <w:bottom w:type="dxa" w:w="80"/>
+              <w:right w:type="dxa" w:w="80"/>
+            </w:tcMar>
+          </w:tcPr>
+          <w:p>
+            <w:pPr>
+              <w:spacing w:after="40"/>
+              <w:jc w:val="left"/>
+            </w:pPr>
+            <w:r>
+              <w:rPr>
+                <w:b w:val="false"/>
+                <w:bCs w:val="false"/>
+                <w:i w:val="false"/>
+                <w:iCs w:val="false"/>
+                <w:color w:val="000000"/>
+                <w:sz w:val="20"/>
+                <w:szCs w:val="20"/>
+                <w:rFonts w:ascii="Times New Roman" w:cs="Times New Roman" w:eastAsia="Times New Roman" w:hAnsi="Times New Roman"/>
+              </w:rPr>
+              <w:t xml:space="preserve">a) famille, école, commémorations et médias, arts, Histoire orale ; b) la famille (récits, tombeaux, famadihana) ; d) ils font revivre le passé et le rendent sensible au grand nombre ; e) recueillir les témoignages des derniers témoins et les transformer en sources vérifiées. a) parce qu’elle touche à une souffrance et à une hiérarchie sociale dont la trace perdure : les familles se taisent ; b) les militants, femmes et paysans de la lutte nationale sans stèle ni nom de rue ; d) parce que la mémoire nationale a parfois été écrite du point de vue d’un seul groupe ; e) parce qu’elles mettent en cause leurs responsabilités.</w:t>
             </w:r>
           </w:p>
         </w:tc>
@@ -10216,36 +6392,36 @@
                 <w:szCs w:val="20"/>
                 <w:rFonts w:ascii="Times New Roman" w:cs="Times New Roman" w:eastAsia="Times New Roman" w:hAnsi="Times New Roman"/>
               </w:rPr>
-              <w:t xml:space="preserve">Résous sans modèle : Les formes. a) Cite trois gestes d’une cérémonie officielle et leur sens. b) Que signifie la minute de silence ? d) Cite trois formes culturelles ou populaires. e) Que sont les arendrina ? Puis justifie l’une de tes réponses.</w:t>
-            </w:r>
-          </w:p>
-        </w:tc>
-        <w:tc>
-          <w:tcPr>
-            <w:tcMar>
-              <w:top w:type="dxa" w:w="80"/>
-              <w:left w:type="dxa" w:w="80"/>
-              <w:bottom w:type="dxa" w:w="80"/>
-              <w:right w:type="dxa" w:w="80"/>
-            </w:tcMar>
-          </w:tcPr>
-          <w:p>
-            <w:pPr>
-              <w:spacing w:after="40"/>
-              <w:jc w:val="left"/>
-            </w:pPr>
-            <w:r>
-              <w:rPr>
-                <w:b w:val="false"/>
-                <w:bCs w:val="false"/>
-                <w:i w:val="false"/>
-                <w:iCs w:val="false"/>
-                <w:color w:val="000000"/>
-                <w:sz w:val="20"/>
-                <w:szCs w:val="20"/>
-                <w:rFonts w:ascii="Times New Roman" w:cs="Times New Roman" w:eastAsia="Times New Roman" w:hAnsi="Times New Roman"/>
-              </w:rPr>
-              <w:t xml:space="preserve">a) lever des couleurs (symboles en action), dépôt de gerbes (honorer les morts), défilé (unité de la nation), discours (sens pour le présent) — trois suffisent ; b) honorer les morts par un hommage silencieux et partagé ; d) conférence-débat, exposition, théâtre, chants, concours, arendrina (trois suffisent) ; e) les lanternes portées par les enfants la veille du 26 juin. La justification s’appuie sur la règle de la leçon.</w:t>
+              <w:t xml:space="preserve">Résous sans modèle : La transmission. a) Cite les cinq canaux de transmission. b) Lequel est le premier à Madagascar ? d) Quel rôle jouent les arts ? e) Quel rôle joue l’Histoire orale ? Puis justifie l’une de tes réponses.</w:t>
+            </w:r>
+          </w:p>
+        </w:tc>
+        <w:tc>
+          <w:tcPr>
+            <w:tcMar>
+              <w:top w:type="dxa" w:w="80"/>
+              <w:left w:type="dxa" w:w="80"/>
+              <w:bottom w:type="dxa" w:w="80"/>
+              <w:right w:type="dxa" w:w="80"/>
+            </w:tcMar>
+          </w:tcPr>
+          <w:p>
+            <w:pPr>
+              <w:spacing w:after="40"/>
+              <w:jc w:val="left"/>
+            </w:pPr>
+            <w:r>
+              <w:rPr>
+                <w:b w:val="false"/>
+                <w:bCs w:val="false"/>
+                <w:i w:val="false"/>
+                <w:iCs w:val="false"/>
+                <w:color w:val="000000"/>
+                <w:sz w:val="20"/>
+                <w:szCs w:val="20"/>
+                <w:rFonts w:ascii="Times New Roman" w:cs="Times New Roman" w:eastAsia="Times New Roman" w:hAnsi="Times New Roman"/>
+              </w:rPr>
+              <w:t xml:space="preserve">a) famille, école, commémorations et médias, arts, Histoire orale ; b) la famille (récits, tombeaux, famadihana) ; d) ils font revivre le passé et le rendent sensible au grand nombre ; e) recueillir les témoignages des derniers témoins et les transformer en sources vérifiées. La justification s’appuie sur la règle de la leçon.</w:t>
             </w:r>
           </w:p>
         </w:tc>
@@ -10359,7 +6535,3969 @@
           <w:szCs w:val="32"/>
           <w:rFonts w:ascii="Times New Roman" w:cs="Times New Roman" w:eastAsia="Times New Roman" w:hAnsi="Times New Roman"/>
         </w:rPr>
+        <w:t xml:space="preserve">LA TRANSMISSION DES MÉMOIRES ET LE DEVOIR DE MÉMOIRE</w:t>
+      </w:r>
+    </w:p>
+    <w:p>
+      <w:pPr>
+        <w:spacing w:before="120" w:after="120"/>
+        <w:jc w:val="center"/>
+      </w:pPr>
+      <w:r>
+        <w:drawing>
+          <wp:inline distT="0" distB="0" distL="0" distR="0">
+            <wp:extent cx="4095750" cy="2238375"/>
+            <wp:effectExtent t="0" r="0" b="0" l="0"/>
+            <wp:docPr id="1" name="" descr="" title=""/>
+            <wp:cNvGraphicFramePr>
+              <a:graphicFrameLocks xmlns:a="http://schemas.openxmlformats.org/drawingml/2006/main" noChangeAspect="1"/>
+            </wp:cNvGraphicFramePr>
+            <a:graphic xmlns:a="http://schemas.openxmlformats.org/drawingml/2006/main">
+              <a:graphicData uri="http://schemas.openxmlformats.org/drawingml/2006/picture">
+                <pic:pic xmlns:pic="http://schemas.openxmlformats.org/drawingml/2006/picture">
+                  <pic:nvPicPr>
+                    <pic:cNvPr id="0" name="" descr=""/>
+                    <pic:cNvPicPr>
+                      <a:picLocks noChangeAspect="1" noChangeArrowheads="1"/>
+                    </pic:cNvPicPr>
+                  </pic:nvPicPr>
+                  <pic:blipFill>
+                    <a:blip r:embed="rId10" cstate="none"/>
+                    <a:srcRect/>
+                    <a:stretch>
+                      <a:fillRect/>
+                    </a:stretch>
+                  </pic:blipFill>
+                  <pic:spPr bwMode="auto">
+                    <a:xfrm>
+                      <a:off x="0" y="0"/>
+                      <a:ext cx="4095750" cy="2238375"/>
+                    </a:xfrm>
+                    <a:prstGeom prst="rect">
+                      <a:avLst/>
+                    </a:prstGeom>
+                  </pic:spPr>
+                </pic:pic>
+              </a:graphicData>
+            </a:graphic>
+          </wp:inline>
+        </w:drawing>
+      </w:r>
+    </w:p>
+    <w:p>
+      <w:pPr>
+        <w:spacing w:after="160" w:line="300"/>
+        <w:jc w:val="center"/>
+      </w:pPr>
+      <w:r>
+        <w:rPr>
+          <w:b w:val="false"/>
+          <w:bCs w:val="false"/>
+          <w:i/>
+          <w:iCs/>
+          <w:color w:val="000000"/>
+          <w:sz w:val="21"/>
+          <w:szCs w:val="21"/>
+          <w:rFonts w:ascii="Times New Roman" w:cs="Times New Roman" w:eastAsia="Times New Roman" w:hAnsi="Times New Roman"/>
+        </w:rPr>
+        <w:t xml:space="preserve">D’une génération à l’autre, la parole fait vivre la mémoire — le silence la fait mourir.</w:t>
+      </w:r>
+    </w:p>
+    <w:p>
+      <w:pPr>
+        <w:spacing w:after="80" w:line="300"/>
+        <w:jc w:val="both"/>
+      </w:pPr>
+      <w:r>
+        <w:rPr>
+          <w:b/>
+          <w:bCs/>
+          <w:i w:val="false"/>
+          <w:iCs w:val="false"/>
+          <w:color w:val="2E7D32"/>
+          <w:sz w:val="26"/>
+          <w:szCs w:val="26"/>
+          <w:rFonts w:ascii="Times New Roman" w:cs="Times New Roman" w:eastAsia="Times New Roman" w:hAnsi="Times New Roman"/>
+        </w:rPr>
+        <w:t xml:space="preserve">1. Comment les mémoires se transmettent</w:t>
+      </w:r>
+    </w:p>
+    <w:p>
+      <w:pPr>
+        <w:spacing w:after="100" w:line="300"/>
+        <w:jc w:val="both"/>
+      </w:pPr>
+      <w:r>
+        <w:rPr>
+          <w:b w:val="false"/>
+          <w:bCs w:val="false"/>
+          <w:i w:val="false"/>
+          <w:iCs w:val="false"/>
+          <w:color w:val="000000"/>
+          <w:sz w:val="24"/>
+          <w:szCs w:val="24"/>
+          <w:rFonts w:ascii="Times New Roman" w:cs="Times New Roman" w:eastAsia="Times New Roman" w:hAnsi="Times New Roman"/>
+        </w:rPr>
+        <w:t xml:space="preserve">La mémoire collective passe d’une génération à l’autre par plusieurs canaux :</w:t>
+      </w:r>
+    </w:p>
+    <w:p>
+      <w:pPr>
+        <w:spacing w:after="60" w:line="300"/>
+        <w:jc w:val="both"/>
+      </w:pPr>
+      <w:r>
+        <w:rPr>
+          <w:b w:val="false"/>
+          <w:bCs w:val="false"/>
+          <w:i w:val="false"/>
+          <w:iCs w:val="false"/>
+          <w:color w:val="000000"/>
+          <w:sz w:val="24"/>
+          <w:szCs w:val="24"/>
+          <w:rFonts w:ascii="Times New Roman" w:cs="Times New Roman" w:eastAsia="Times New Roman" w:hAnsi="Times New Roman"/>
+        </w:rPr>
+        <w:t xml:space="preserve">• la </w:t>
+      </w:r>
+      <w:r>
+        <w:rPr>
+          <w:b/>
+          <w:bCs/>
+          <w:i w:val="false"/>
+          <w:iCs w:val="false"/>
+          <w:color w:val="1F4E79"/>
+          <w:sz w:val="24"/>
+          <w:szCs w:val="24"/>
+          <w:rFonts w:ascii="Times New Roman" w:cs="Times New Roman" w:eastAsia="Times New Roman" w:hAnsi="Times New Roman"/>
+        </w:rPr>
+        <w:t xml:space="preserve">famille</w:t>
+      </w:r>
+      <w:r>
+        <w:rPr>
+          <w:b w:val="false"/>
+          <w:bCs w:val="false"/>
+          <w:i w:val="false"/>
+          <w:iCs w:val="false"/>
+          <w:color w:val="000000"/>
+          <w:sz w:val="24"/>
+          <w:szCs w:val="24"/>
+          <w:rFonts w:ascii="Times New Roman" w:cs="Times New Roman" w:eastAsia="Times New Roman" w:hAnsi="Times New Roman"/>
+        </w:rPr>
+        <w:t xml:space="preserve"> : récits des anciens, tombeaux, généalogies, famadihana — premier lieu de la </w:t>
+      </w:r>
+      <w:r>
+        <w:rPr>
+          <w:b/>
+          <w:bCs/>
+          <w:i w:val="false"/>
+          <w:iCs w:val="false"/>
+          <w:color w:val="1F4E79"/>
+          <w:sz w:val="24"/>
+          <w:szCs w:val="24"/>
+          <w:rFonts w:ascii="Times New Roman" w:cs="Times New Roman" w:eastAsia="Times New Roman" w:hAnsi="Times New Roman"/>
+        </w:rPr>
+        <w:t xml:space="preserve">transmission</w:t>
+      </w:r>
+      <w:r>
+        <w:rPr>
+          <w:b w:val="false"/>
+          <w:bCs w:val="false"/>
+          <w:i w:val="false"/>
+          <w:iCs w:val="false"/>
+          <w:color w:val="000000"/>
+          <w:sz w:val="24"/>
+          <w:szCs w:val="24"/>
+          <w:rFonts w:ascii="Times New Roman" w:cs="Times New Roman" w:eastAsia="Times New Roman" w:hAnsi="Times New Roman"/>
+        </w:rPr>
+        <w:t xml:space="preserve"> à Madagascar ;</w:t>
+      </w:r>
+    </w:p>
+    <w:p>
+      <w:pPr>
+        <w:spacing w:after="60" w:line="300"/>
+        <w:jc w:val="both"/>
+      </w:pPr>
+      <w:r>
+        <w:rPr>
+          <w:b w:val="false"/>
+          <w:bCs w:val="false"/>
+          <w:i w:val="false"/>
+          <w:iCs w:val="false"/>
+          <w:color w:val="000000"/>
+          <w:sz w:val="24"/>
+          <w:szCs w:val="24"/>
+          <w:rFonts w:ascii="Times New Roman" w:cs="Times New Roman" w:eastAsia="Times New Roman" w:hAnsi="Times New Roman"/>
+        </w:rPr>
+        <w:t xml:space="preserve">• l’</w:t>
+      </w:r>
+      <w:r>
+        <w:rPr>
+          <w:b/>
+          <w:bCs/>
+          <w:i w:val="false"/>
+          <w:iCs w:val="false"/>
+          <w:color w:val="1F4E79"/>
+          <w:sz w:val="24"/>
+          <w:szCs w:val="24"/>
+          <w:rFonts w:ascii="Times New Roman" w:cs="Times New Roman" w:eastAsia="Times New Roman" w:hAnsi="Times New Roman"/>
+        </w:rPr>
+        <w:t xml:space="preserve">école</w:t>
+      </w:r>
+      <w:r>
+        <w:rPr>
+          <w:b w:val="false"/>
+          <w:bCs w:val="false"/>
+          <w:i w:val="false"/>
+          <w:iCs w:val="false"/>
+          <w:color w:val="000000"/>
+          <w:sz w:val="24"/>
+          <w:szCs w:val="24"/>
+          <w:rFonts w:ascii="Times New Roman" w:cs="Times New Roman" w:eastAsia="Times New Roman" w:hAnsi="Times New Roman"/>
+        </w:rPr>
+        <w:t xml:space="preserve"> : les cours d’histoire, les manuels — comme celui-ci — et les visites de sites ;</w:t>
+      </w:r>
+    </w:p>
+    <w:p>
+      <w:pPr>
+        <w:spacing w:after="60" w:line="300"/>
+        <w:jc w:val="both"/>
+      </w:pPr>
+      <w:r>
+        <w:rPr>
+          <w:b w:val="false"/>
+          <w:bCs w:val="false"/>
+          <w:i w:val="false"/>
+          <w:iCs w:val="false"/>
+          <w:color w:val="000000"/>
+          <w:sz w:val="24"/>
+          <w:szCs w:val="24"/>
+          <w:rFonts w:ascii="Times New Roman" w:cs="Times New Roman" w:eastAsia="Times New Roman" w:hAnsi="Times New Roman"/>
+        </w:rPr>
+        <w:t xml:space="preserve">• les commémorations et les </w:t>
+      </w:r>
+      <w:r>
+        <w:rPr>
+          <w:b/>
+          <w:bCs/>
+          <w:i w:val="false"/>
+          <w:iCs w:val="false"/>
+          <w:color w:val="1F4E79"/>
+          <w:sz w:val="24"/>
+          <w:szCs w:val="24"/>
+          <w:rFonts w:ascii="Times New Roman" w:cs="Times New Roman" w:eastAsia="Times New Roman" w:hAnsi="Times New Roman"/>
+        </w:rPr>
+        <w:t xml:space="preserve">médias</w:t>
+      </w:r>
+      <w:r>
+        <w:rPr>
+          <w:b w:val="false"/>
+          <w:bCs w:val="false"/>
+          <w:i w:val="false"/>
+          <w:iCs w:val="false"/>
+          <w:color w:val="000000"/>
+          <w:sz w:val="24"/>
+          <w:szCs w:val="24"/>
+          <w:rFonts w:ascii="Times New Roman" w:cs="Times New Roman" w:eastAsia="Times New Roman" w:hAnsi="Times New Roman"/>
+        </w:rPr>
+        <w:t xml:space="preserve"> : cérémonies, documentaires, journaux, réseaux sociaux ;</w:t>
+      </w:r>
+    </w:p>
+    <w:p>
+      <w:pPr>
+        <w:spacing w:after="60" w:line="300"/>
+        <w:jc w:val="both"/>
+      </w:pPr>
+      <w:r>
+        <w:rPr>
+          <w:b w:val="false"/>
+          <w:bCs w:val="false"/>
+          <w:i w:val="false"/>
+          <w:iCs w:val="false"/>
+          <w:color w:val="000000"/>
+          <w:sz w:val="24"/>
+          <w:szCs w:val="24"/>
+          <w:rFonts w:ascii="Times New Roman" w:cs="Times New Roman" w:eastAsia="Times New Roman" w:hAnsi="Times New Roman"/>
+        </w:rPr>
+        <w:t xml:space="preserve">• les arts : chansons, romans, films, pièces de théâtre qui font revivre le passé ;</w:t>
+      </w:r>
+    </w:p>
+    <w:p>
+      <w:pPr>
+        <w:spacing w:after="60" w:line="300"/>
+        <w:jc w:val="both"/>
+      </w:pPr>
+      <w:r>
+        <w:rPr>
+          <w:b w:val="false"/>
+          <w:bCs w:val="false"/>
+          <w:i w:val="false"/>
+          <w:iCs w:val="false"/>
+          <w:color w:val="000000"/>
+          <w:sz w:val="24"/>
+          <w:szCs w:val="24"/>
+          <w:rFonts w:ascii="Times New Roman" w:cs="Times New Roman" w:eastAsia="Times New Roman" w:hAnsi="Times New Roman"/>
+        </w:rPr>
+        <w:t xml:space="preserve">• et l’</w:t>
+      </w:r>
+      <w:r>
+        <w:rPr>
+          <w:b/>
+          <w:bCs/>
+          <w:i w:val="false"/>
+          <w:iCs w:val="false"/>
+          <w:color w:val="1F4E79"/>
+          <w:sz w:val="24"/>
+          <w:szCs w:val="24"/>
+          <w:rFonts w:ascii="Times New Roman" w:cs="Times New Roman" w:eastAsia="Times New Roman" w:hAnsi="Times New Roman"/>
+        </w:rPr>
+        <w:t xml:space="preserve">Histoire orale</w:t>
+      </w:r>
+      <w:r>
+        <w:rPr>
+          <w:b w:val="false"/>
+          <w:bCs w:val="false"/>
+          <w:i w:val="false"/>
+          <w:iCs w:val="false"/>
+          <w:color w:val="000000"/>
+          <w:sz w:val="24"/>
+          <w:szCs w:val="24"/>
+          <w:rFonts w:ascii="Times New Roman" w:cs="Times New Roman" w:eastAsia="Times New Roman" w:hAnsi="Times New Roman"/>
+        </w:rPr>
+        <w:t xml:space="preserve">, que tu as apprise en unité 1 : recueillir les </w:t>
+      </w:r>
+      <w:r>
+        <w:rPr>
+          <w:b/>
+          <w:bCs/>
+          <w:i w:val="false"/>
+          <w:iCs w:val="false"/>
+          <w:color w:val="1F4E79"/>
+          <w:sz w:val="24"/>
+          <w:szCs w:val="24"/>
+          <w:rFonts w:ascii="Times New Roman" w:cs="Times New Roman" w:eastAsia="Times New Roman" w:hAnsi="Times New Roman"/>
+        </w:rPr>
+        <w:t xml:space="preserve">témoins</w:t>
+      </w:r>
+      <w:r>
+        <w:rPr>
+          <w:b w:val="false"/>
+          <w:bCs w:val="false"/>
+          <w:i w:val="false"/>
+          <w:iCs w:val="false"/>
+          <w:color w:val="000000"/>
+          <w:sz w:val="24"/>
+          <w:szCs w:val="24"/>
+          <w:rFonts w:ascii="Times New Roman" w:cs="Times New Roman" w:eastAsia="Times New Roman" w:hAnsi="Times New Roman"/>
+        </w:rPr>
+        <w:t xml:space="preserve"> avant qu’il ne soit trop tard.</w:t>
+      </w:r>
+    </w:p>
+    <w:p>
+      <w:pPr>
+        <w:spacing w:after="80" w:line="300"/>
+        <w:jc w:val="both"/>
+      </w:pPr>
+      <w:r>
+        <w:rPr>
+          <w:b/>
+          <w:bCs/>
+          <w:i w:val="false"/>
+          <w:iCs w:val="false"/>
+          <w:color w:val="2E7D32"/>
+          <w:sz w:val="26"/>
+          <w:szCs w:val="26"/>
+          <w:rFonts w:ascii="Times New Roman" w:cs="Times New Roman" w:eastAsia="Times New Roman" w:hAnsi="Times New Roman"/>
+        </w:rPr>
+        <w:t xml:space="preserve">2. Les oublis de l’Histoire</w:t>
+      </w:r>
+    </w:p>
+    <w:p>
+      <w:pPr>
+        <w:spacing w:after="100" w:line="300"/>
+        <w:jc w:val="both"/>
+      </w:pPr>
+      <w:r>
+        <w:rPr>
+          <w:b w:val="false"/>
+          <w:bCs w:val="false"/>
+          <w:i w:val="false"/>
+          <w:iCs w:val="false"/>
+          <w:color w:val="000000"/>
+          <w:sz w:val="24"/>
+          <w:szCs w:val="24"/>
+          <w:rFonts w:ascii="Times New Roman" w:cs="Times New Roman" w:eastAsia="Times New Roman" w:hAnsi="Times New Roman"/>
+        </w:rPr>
+        <w:t xml:space="preserve">Toute mémoire nationale a ses zones d’ombre — des pages occultées parce qu’elles dérangent :</w:t>
+      </w:r>
+    </w:p>
+    <w:p>
+      <w:pPr>
+        <w:spacing w:after="60" w:line="300"/>
+        <w:jc w:val="both"/>
+      </w:pPr>
+      <w:r>
+        <w:rPr>
+          <w:b w:val="false"/>
+          <w:bCs w:val="false"/>
+          <w:i w:val="false"/>
+          <w:iCs w:val="false"/>
+          <w:color w:val="000000"/>
+          <w:sz w:val="24"/>
+          <w:szCs w:val="24"/>
+          <w:rFonts w:ascii="Times New Roman" w:cs="Times New Roman" w:eastAsia="Times New Roman" w:hAnsi="Times New Roman"/>
+        </w:rPr>
+        <w:t xml:space="preserve">• la mémoire de l’</w:t>
+      </w:r>
+      <w:r>
+        <w:rPr>
+          <w:b/>
+          <w:bCs/>
+          <w:i w:val="false"/>
+          <w:iCs w:val="false"/>
+          <w:color w:val="1F4E79"/>
+          <w:sz w:val="24"/>
+          <w:szCs w:val="24"/>
+          <w:rFonts w:ascii="Times New Roman" w:cs="Times New Roman" w:eastAsia="Times New Roman" w:hAnsi="Times New Roman"/>
+        </w:rPr>
+        <w:t xml:space="preserve">esclavage</w:t>
+      </w:r>
+      <w:r>
+        <w:rPr>
+          <w:b w:val="false"/>
+          <w:bCs w:val="false"/>
+          <w:i w:val="false"/>
+          <w:iCs w:val="false"/>
+          <w:color w:val="000000"/>
+          <w:sz w:val="24"/>
+          <w:szCs w:val="24"/>
+          <w:rFonts w:ascii="Times New Roman" w:cs="Times New Roman" w:eastAsia="Times New Roman" w:hAnsi="Times New Roman"/>
+        </w:rPr>
+        <w:t xml:space="preserve"> : l’</w:t>
+      </w:r>
+      <w:r>
+        <w:rPr>
+          <w:b/>
+          <w:bCs/>
+          <w:i w:val="false"/>
+          <w:iCs w:val="false"/>
+          <w:color w:val="1F4E79"/>
+          <w:sz w:val="24"/>
+          <w:szCs w:val="24"/>
+          <w:rFonts w:ascii="Times New Roman" w:cs="Times New Roman" w:eastAsia="Times New Roman" w:hAnsi="Times New Roman"/>
+        </w:rPr>
+        <w:t xml:space="preserve">esclavage</w:t>
+      </w:r>
+      <w:r>
+        <w:rPr>
+          <w:b w:val="false"/>
+          <w:bCs w:val="false"/>
+          <w:i w:val="false"/>
+          <w:iCs w:val="false"/>
+          <w:color w:val="000000"/>
+          <w:sz w:val="24"/>
+          <w:szCs w:val="24"/>
+          <w:rFonts w:ascii="Times New Roman" w:cs="Times New Roman" w:eastAsia="Times New Roman" w:hAnsi="Times New Roman"/>
+        </w:rPr>
+        <w:t xml:space="preserve"> précolonial et sa longue trace sociale restent un sujet douloureux, souvent tu dans les </w:t>
+      </w:r>
+      <w:r>
+        <w:rPr>
+          <w:b/>
+          <w:bCs/>
+          <w:i w:val="false"/>
+          <w:iCs w:val="false"/>
+          <w:color w:val="1F4E79"/>
+          <w:sz w:val="24"/>
+          <w:szCs w:val="24"/>
+          <w:rFonts w:ascii="Times New Roman" w:cs="Times New Roman" w:eastAsia="Times New Roman" w:hAnsi="Times New Roman"/>
+        </w:rPr>
+        <w:t xml:space="preserve">famille</w:t>
+      </w:r>
+      <w:r>
+        <w:rPr>
+          <w:b w:val="false"/>
+          <w:bCs w:val="false"/>
+          <w:i w:val="false"/>
+          <w:iCs w:val="false"/>
+          <w:color w:val="000000"/>
+          <w:sz w:val="24"/>
+          <w:szCs w:val="24"/>
+          <w:rFonts w:ascii="Times New Roman" w:cs="Times New Roman" w:eastAsia="Times New Roman" w:hAnsi="Times New Roman"/>
+        </w:rPr>
+        <w:t xml:space="preserve">s comme dans l’espace public ;</w:t>
+      </w:r>
+    </w:p>
+    <w:p>
+      <w:pPr>
+        <w:spacing w:after="60" w:line="300"/>
+        <w:jc w:val="both"/>
+      </w:pPr>
+      <w:r>
+        <w:rPr>
+          <w:b w:val="false"/>
+          <w:bCs w:val="false"/>
+          <w:i w:val="false"/>
+          <w:iCs w:val="false"/>
+          <w:color w:val="000000"/>
+          <w:sz w:val="24"/>
+          <w:szCs w:val="24"/>
+          <w:rFonts w:ascii="Times New Roman" w:cs="Times New Roman" w:eastAsia="Times New Roman" w:hAnsi="Times New Roman"/>
+        </w:rPr>
+        <w:t xml:space="preserve">• les </w:t>
+      </w:r>
+      <w:r>
+        <w:rPr>
+          <w:b/>
+          <w:bCs/>
+          <w:i w:val="false"/>
+          <w:iCs w:val="false"/>
+          <w:color w:val="1F4E79"/>
+          <w:sz w:val="24"/>
+          <w:szCs w:val="24"/>
+          <w:rFonts w:ascii="Times New Roman" w:cs="Times New Roman" w:eastAsia="Times New Roman" w:hAnsi="Times New Roman"/>
+        </w:rPr>
+        <w:t xml:space="preserve">nationalistes oubliés</w:t>
+      </w:r>
+      <w:r>
+        <w:rPr>
+          <w:b w:val="false"/>
+          <w:bCs w:val="false"/>
+          <w:i w:val="false"/>
+          <w:iCs w:val="false"/>
+          <w:color w:val="000000"/>
+          <w:sz w:val="24"/>
+          <w:szCs w:val="24"/>
+          <w:rFonts w:ascii="Times New Roman" w:cs="Times New Roman" w:eastAsia="Times New Roman" w:hAnsi="Times New Roman"/>
+        </w:rPr>
+        <w:t xml:space="preserve"> : à côté des héros célébrés, combien de militants, de femmes, de paysans insurgés de 1947 n’ont ni stèle ni nom de rue ?</w:t>
+      </w:r>
+    </w:p>
+    <w:p>
+      <w:pPr>
+        <w:spacing w:after="60" w:line="300"/>
+        <w:jc w:val="both"/>
+      </w:pPr>
+      <w:r>
+        <w:rPr>
+          <w:b w:val="false"/>
+          <w:bCs w:val="false"/>
+          <w:i w:val="false"/>
+          <w:iCs w:val="false"/>
+          <w:color w:val="000000"/>
+          <w:sz w:val="24"/>
+          <w:szCs w:val="24"/>
+          <w:rFonts w:ascii="Times New Roman" w:cs="Times New Roman" w:eastAsia="Times New Roman" w:hAnsi="Times New Roman"/>
+        </w:rPr>
+        <w:t xml:space="preserve">• les cultures régionales minorées : la mémoire nationale a parfois été écrite du point de vue d’une région ou d’un groupe, laissant les autres dans l’ombre ;</w:t>
+      </w:r>
+    </w:p>
+    <w:p>
+      <w:pPr>
+        <w:spacing w:after="60" w:line="300"/>
+        <w:jc w:val="both"/>
+      </w:pPr>
+      <w:r>
+        <w:rPr>
+          <w:b w:val="false"/>
+          <w:bCs w:val="false"/>
+          <w:i w:val="false"/>
+          <w:iCs w:val="false"/>
+          <w:color w:val="000000"/>
+          <w:sz w:val="24"/>
+          <w:szCs w:val="24"/>
+          <w:rFonts w:ascii="Times New Roman" w:cs="Times New Roman" w:eastAsia="Times New Roman" w:hAnsi="Times New Roman"/>
+        </w:rPr>
+        <w:t xml:space="preserve">• les pages sombres des pouvoirs successifs — répressions, victimes des crises — que chaque régime préfère taire.</w:t>
+      </w:r>
+    </w:p>
+    <w:p>
+      <w:pPr>
+        <w:spacing w:after="80" w:line="300"/>
+        <w:jc w:val="both"/>
+      </w:pPr>
+      <w:r>
+        <w:rPr>
+          <w:b/>
+          <w:bCs/>
+          <w:i w:val="false"/>
+          <w:iCs w:val="false"/>
+          <w:color w:val="2E7D32"/>
+          <w:sz w:val="26"/>
+          <w:szCs w:val="26"/>
+          <w:rFonts w:ascii="Times New Roman" w:cs="Times New Roman" w:eastAsia="Times New Roman" w:hAnsi="Times New Roman"/>
+        </w:rPr>
+        <w:t xml:space="preserve">3. Le devoir de mémoire</w:t>
+      </w:r>
+    </w:p>
+    <w:p>
+      <w:pPr>
+        <w:spacing w:after="100" w:line="300"/>
+        <w:jc w:val="both"/>
+      </w:pPr>
+      <w:r>
+        <w:rPr>
+          <w:b w:val="false"/>
+          <w:bCs w:val="false"/>
+          <w:i w:val="false"/>
+          <w:iCs w:val="false"/>
+          <w:color w:val="000000"/>
+          <w:sz w:val="24"/>
+          <w:szCs w:val="24"/>
+          <w:rFonts w:ascii="Times New Roman" w:cs="Times New Roman" w:eastAsia="Times New Roman" w:hAnsi="Times New Roman"/>
+        </w:rPr>
+        <w:t xml:space="preserve">Le </w:t>
+      </w:r>
+      <w:r>
+        <w:rPr>
+          <w:b/>
+          <w:bCs/>
+          <w:i w:val="false"/>
+          <w:iCs w:val="false"/>
+          <w:color w:val="1F4E79"/>
+          <w:sz w:val="24"/>
+          <w:szCs w:val="24"/>
+          <w:rFonts w:ascii="Times New Roman" w:cs="Times New Roman" w:eastAsia="Times New Roman" w:hAnsi="Times New Roman"/>
+        </w:rPr>
+        <w:t xml:space="preserve">devoir de mémoire</w:t>
+      </w:r>
+      <w:r>
+        <w:rPr>
+          <w:b w:val="false"/>
+          <w:bCs w:val="false"/>
+          <w:i w:val="false"/>
+          <w:iCs w:val="false"/>
+          <w:color w:val="000000"/>
+          <w:sz w:val="24"/>
+          <w:szCs w:val="24"/>
+          <w:rFonts w:ascii="Times New Roman" w:cs="Times New Roman" w:eastAsia="Times New Roman" w:hAnsi="Times New Roman"/>
+        </w:rPr>
+        <w:t xml:space="preserve"> est l’obligation morale de se souvenir des souffrances et des injustices du passé — et d’abord de leurs victimes — pour leur rendre justice et empêcher la répétition. Il ne s’agit ni de vengeance ni de culte du passé : se souvenir de 1947 n’est pas haïr, c’est honorer et comprendre. Bien conduit, le </w:t>
+      </w:r>
+      <w:r>
+        <w:rPr>
+          <w:b/>
+          <w:bCs/>
+          <w:i w:val="false"/>
+          <w:iCs w:val="false"/>
+          <w:color w:val="1F4E79"/>
+          <w:sz w:val="24"/>
+          <w:szCs w:val="24"/>
+          <w:rFonts w:ascii="Times New Roman" w:cs="Times New Roman" w:eastAsia="Times New Roman" w:hAnsi="Times New Roman"/>
+        </w:rPr>
+        <w:t xml:space="preserve">devoir de mémoire</w:t>
+      </w:r>
+      <w:r>
+        <w:rPr>
+          <w:b w:val="false"/>
+          <w:bCs w:val="false"/>
+          <w:i w:val="false"/>
+          <w:iCs w:val="false"/>
+          <w:color w:val="000000"/>
+          <w:sz w:val="24"/>
+          <w:szCs w:val="24"/>
+          <w:rFonts w:ascii="Times New Roman" w:cs="Times New Roman" w:eastAsia="Times New Roman" w:hAnsi="Times New Roman"/>
+        </w:rPr>
+        <w:t xml:space="preserve"> répare (reconnaissance des victimes), réconcilie (vérité dite, dialogue possible) et protège (un peuple qui connaît ses tragédies les reconnaît quand elles menacent de revenir). C’est pourquoi il s’appuie sur l’Histoire : pas de juste mémoire sans vérité établie.</w:t>
+      </w:r>
+    </w:p>
+    <w:p>
+      <w:pPr>
+        <w:spacing w:before="120" w:after="120"/>
+        <w:jc w:val="center"/>
+      </w:pPr>
+      <w:r>
+        <w:drawing>
+          <wp:inline distT="0" distB="0" distL="0" distR="0">
+            <wp:extent cx="4762500" cy="2133600"/>
+            <wp:effectExtent t="0" r="0" b="0" l="0"/>
+            <wp:docPr id="1" name="" descr="" title=""/>
+            <wp:cNvGraphicFramePr>
+              <a:graphicFrameLocks xmlns:a="http://schemas.openxmlformats.org/drawingml/2006/main" noChangeAspect="1"/>
+            </wp:cNvGraphicFramePr>
+            <a:graphic xmlns:a="http://schemas.openxmlformats.org/drawingml/2006/main">
+              <a:graphicData uri="http://schemas.openxmlformats.org/drawingml/2006/picture">
+                <pic:pic xmlns:pic="http://schemas.openxmlformats.org/drawingml/2006/picture">
+                  <pic:nvPicPr>
+                    <pic:cNvPr id="0" name="" descr=""/>
+                    <pic:cNvPicPr>
+                      <a:picLocks noChangeAspect="1" noChangeArrowheads="1"/>
+                    </pic:cNvPicPr>
+                  </pic:nvPicPr>
+                  <pic:blipFill>
+                    <a:blip r:embed="rId11" cstate="none"/>
+                    <a:srcRect/>
+                    <a:stretch>
+                      <a:fillRect/>
+                    </a:stretch>
+                  </pic:blipFill>
+                  <pic:spPr bwMode="auto">
+                    <a:xfrm>
+                      <a:off x="0" y="0"/>
+                      <a:ext cx="4762500" cy="2133600"/>
+                    </a:xfrm>
+                    <a:prstGeom prst="rect">
+                      <a:avLst/>
+                    </a:prstGeom>
+                  </pic:spPr>
+                </pic:pic>
+              </a:graphicData>
+            </a:graphic>
+          </wp:inline>
+        </w:drawing>
+      </w:r>
+    </w:p>
+    <w:p>
+      <w:pPr>
+        <w:spacing w:after="120"/>
+      </w:pPr>
+    </w:p>
+    <w:tbl>
+      <w:tblPr>
+        <w:tblW w:type="dxa" w:w="9600"/>
+        <w:tblBorders>
+          <w:top w:val="single" w:color="B25000" w:sz="12"/>
+          <w:left w:val="single" w:color="B25000" w:sz="12"/>
+          <w:bottom w:val="single" w:color="B25000" w:sz="12"/>
+          <w:right w:val="single" w:color="B25000" w:sz="12"/>
+          <w:insideH w:val="none"/>
+          <w:insideV w:val="none"/>
+        </w:tblBorders>
+        <w:tblLayout w:type="fixed"/>
+      </w:tblPr>
+      <w:tblGrid>
+        <w:gridCol w:w="9600"/>
+      </w:tblGrid>
+      <w:tr>
+        <w:tc>
+          <w:tcPr>
+            <w:shd w:fill="FFF8EF" w:val="clear"/>
+            <w:tcMar>
+              <w:top w:type="dxa" w:w="140"/>
+              <w:left w:type="dxa" w:w="180"/>
+              <w:bottom w:type="dxa" w:w="140"/>
+              <w:right w:type="dxa" w:w="180"/>
+            </w:tcMar>
+          </w:tcPr>
+          <w:p>
+            <w:pPr>
+              <w:spacing w:after="90"/>
+            </w:pPr>
+            <w:r>
+              <w:rPr>
+                <w:b/>
+                <w:bCs/>
+                <w:i w:val="false"/>
+                <w:iCs w:val="false"/>
+                <w:color w:val="B25000"/>
+                <w:sz w:val="25"/>
+                <w:szCs w:val="25"/>
+                <w:rFonts w:ascii="Times New Roman" w:cs="Times New Roman" w:eastAsia="Times New Roman" w:hAnsi="Times New Roman"/>
+              </w:rPr>
+              <w:t xml:space="preserve">Document à étudier</w:t>
+            </w:r>
+          </w:p>
+          <w:p>
+            <w:pPr>
+              <w:spacing w:after="80" w:line="300"/>
+              <w:jc w:val="left"/>
+            </w:pPr>
+            <w:r>
+              <w:rPr>
+                <w:b/>
+                <w:bCs/>
+                <w:i w:val="false"/>
+                <w:iCs w:val="false"/>
+                <w:color w:val="000000"/>
+                <w:sz w:val="21"/>
+                <w:szCs w:val="21"/>
+                <w:rFonts w:ascii="Times New Roman" w:cs="Times New Roman" w:eastAsia="Times New Roman" w:hAnsi="Times New Roman"/>
+              </w:rPr>
+              <w:t xml:space="preserve">Petite-fille de 1947 — texte reconstitué d’après des témoignages de descendants d’insurgés de 1947 — document pédagogique</w:t>
+            </w:r>
+          </w:p>
+          <w:p>
+            <w:pPr>
+              <w:spacing w:after="100" w:line="300"/>
+              <w:jc w:val="both"/>
+            </w:pPr>
+            <w:r>
+              <w:rPr>
+                <w:b w:val="false"/>
+                <w:bCs w:val="false"/>
+                <w:i/>
+                <w:iCs/>
+                <w:color w:val="000000"/>
+                <w:sz w:val="24"/>
+                <w:szCs w:val="24"/>
+                <w:rFonts w:ascii="Times New Roman" w:cs="Times New Roman" w:eastAsia="Times New Roman" w:hAnsi="Times New Roman"/>
+              </w:rPr>
+              <w:t xml:space="preserve">« Mon grand-père n’a jamais parlé de 1947. Nous savions seulement qu’il ne fallait pas poser de questions sur la cicatrice de son épaule, ni sur son frère dont la photo était tournée vers le mur. C’est à sa mort que ma grand-mère a parlé : le frère était parti dans la forêt avec les insurgés, il n’est jamais revenu ; grand-père, lui, avait été arrêté et battu, puis relâché faute de preuves. Elle a dit : « Il se taisait pour vous protéger. À son époque, parler de 1947, c’était s’attirer des ennuis. » Aujourd’hui, je raconte cette histoire à mes élèves. Je leur dis : vos familles aussi ont des silences. Écoutez-les avant qu’ils ne deviennent des oublis. »</w:t>
+            </w:r>
+          </w:p>
+          <w:p>
+            <w:pPr>
+              <w:spacing w:after="40" w:line="300"/>
+              <w:jc w:val="both"/>
+            </w:pPr>
+            <w:r>
+              <w:rPr>
+                <w:b w:val="false"/>
+                <w:bCs w:val="false"/>
+                <w:i w:val="false"/>
+                <w:iCs w:val="false"/>
+                <w:color w:val="000000"/>
+                <w:sz w:val="24"/>
+                <w:szCs w:val="24"/>
+                <w:rFonts w:ascii="Times New Roman" w:cs="Times New Roman" w:eastAsia="Times New Roman" w:hAnsi="Times New Roman"/>
+              </w:rPr>
+              <w:t xml:space="preserve">1. Pourquoi le grand-père se taisait-il ?</w:t>
+            </w:r>
+          </w:p>
+          <w:p>
+            <w:pPr>
+              <w:spacing w:after="40" w:line="300"/>
+              <w:jc w:val="both"/>
+            </w:pPr>
+            <w:r>
+              <w:rPr>
+                <w:b w:val="false"/>
+                <w:bCs w:val="false"/>
+                <w:i w:val="false"/>
+                <w:iCs w:val="false"/>
+                <w:color w:val="000000"/>
+                <w:sz w:val="24"/>
+                <w:szCs w:val="24"/>
+                <w:rFonts w:ascii="Times New Roman" w:cs="Times New Roman" w:eastAsia="Times New Roman" w:hAnsi="Times New Roman"/>
+              </w:rPr>
+              <w:t xml:space="preserve">2. Comment la mémoire familiale a-t-elle fini par se transmettre ?</w:t>
+            </w:r>
+          </w:p>
+          <w:p>
+            <w:pPr>
+              <w:spacing w:after="40" w:line="300"/>
+              <w:jc w:val="both"/>
+            </w:pPr>
+            <w:r>
+              <w:rPr>
+                <w:b w:val="false"/>
+                <w:bCs w:val="false"/>
+                <w:i w:val="false"/>
+                <w:iCs w:val="false"/>
+                <w:color w:val="000000"/>
+                <w:sz w:val="24"/>
+                <w:szCs w:val="24"/>
+                <w:rFonts w:ascii="Times New Roman" w:cs="Times New Roman" w:eastAsia="Times New Roman" w:hAnsi="Times New Roman"/>
+              </w:rPr>
+              <w:t xml:space="preserve">3. « Écoutez les silences avant qu’ils ne deviennent des oublis » : relie cette phrase à l’Histoire orale et au devoir de mémoire.</w:t>
+            </w:r>
+          </w:p>
+          <w:p>
+            <w:pPr>
+              <w:spacing w:after="60"/>
+            </w:pPr>
+          </w:p>
+          <w:p>
+            <w:pPr>
+              <w:spacing w:after="40"/>
+            </w:pPr>
+            <w:r>
+              <w:rPr>
+                <w:b/>
+                <w:bCs/>
+                <w:i w:val="false"/>
+                <w:iCs w:val="false"/>
+                <w:color w:val="C2185B"/>
+                <w:sz w:val="22"/>
+                <w:szCs w:val="22"/>
+                <w:rFonts w:ascii="Times New Roman" w:cs="Times New Roman" w:eastAsia="Times New Roman" w:hAnsi="Times New Roman"/>
+              </w:rPr>
+              <w:t xml:space="preserve">Réponse 1. </w:t>
+            </w:r>
+            <w:r>
+              <w:rPr>
+                <w:b w:val="false"/>
+                <w:bCs w:val="false"/>
+                <w:i w:val="false"/>
+                <w:iCs w:val="false"/>
+                <w:color w:val="000000"/>
+                <w:sz w:val="22"/>
+                <w:szCs w:val="22"/>
+                <w:rFonts w:ascii="Times New Roman" w:cs="Times New Roman" w:eastAsia="Times New Roman" w:hAnsi="Times New Roman"/>
+              </w:rPr>
+              <w:t xml:space="preserve">Par peur — « parler de 1947, c’était s’attirer des ennuis » — et pour protéger les siens : le silence des victimes est une conséquence durable de la répression.</w:t>
+            </w:r>
+          </w:p>
+          <w:p>
+            <w:pPr>
+              <w:spacing w:after="40"/>
+            </w:pPr>
+            <w:r>
+              <w:rPr>
+                <w:b/>
+                <w:bCs/>
+                <w:i w:val="false"/>
+                <w:iCs w:val="false"/>
+                <w:color w:val="C2185B"/>
+                <w:sz w:val="22"/>
+                <w:szCs w:val="22"/>
+                <w:rFonts w:ascii="Times New Roman" w:cs="Times New Roman" w:eastAsia="Times New Roman" w:hAnsi="Times New Roman"/>
+              </w:rPr>
+              <w:t xml:space="preserve">Réponse 2. </w:t>
+            </w:r>
+            <w:r>
+              <w:rPr>
+                <w:b w:val="false"/>
+                <w:bCs w:val="false"/>
+                <w:i w:val="false"/>
+                <w:iCs w:val="false"/>
+                <w:color w:val="000000"/>
+                <w:sz w:val="22"/>
+                <w:szCs w:val="22"/>
+                <w:rFonts w:ascii="Times New Roman" w:cs="Times New Roman" w:eastAsia="Times New Roman" w:hAnsi="Times New Roman"/>
+              </w:rPr>
+              <w:t xml:space="preserve">Par la grand-mère, à la mort du témoin direct : la parole s’est libérée tard, et la petite-fille la transmet à son tour à ses élèves.</w:t>
+            </w:r>
+          </w:p>
+          <w:p>
+            <w:pPr>
+              <w:spacing w:after="40"/>
+            </w:pPr>
+            <w:r>
+              <w:rPr>
+                <w:b/>
+                <w:bCs/>
+                <w:i w:val="false"/>
+                <w:iCs w:val="false"/>
+                <w:color w:val="C2185B"/>
+                <w:sz w:val="22"/>
+                <w:szCs w:val="22"/>
+                <w:rFonts w:ascii="Times New Roman" w:cs="Times New Roman" w:eastAsia="Times New Roman" w:hAnsi="Times New Roman"/>
+              </w:rPr>
+              <w:t xml:space="preserve">Réponse 3. </w:t>
+            </w:r>
+            <w:r>
+              <w:rPr>
+                <w:b w:val="false"/>
+                <w:bCs w:val="false"/>
+                <w:i w:val="false"/>
+                <w:iCs w:val="false"/>
+                <w:color w:val="000000"/>
+                <w:sz w:val="22"/>
+                <w:szCs w:val="22"/>
+                <w:rFonts w:ascii="Times New Roman" w:cs="Times New Roman" w:eastAsia="Times New Roman" w:hAnsi="Times New Roman"/>
+              </w:rPr>
+              <w:t xml:space="preserve">Un silence peut encore être écouté tant que des témoins indirects vivent ; après, il devient oubli définitif. L’Histoire orale (unité 1) est l’outil, le devoir de mémoire est la raison : recueillir, vérifier et transmettre avant la disparition des dernières voix.</w:t>
+            </w:r>
+          </w:p>
+        </w:tc>
+      </w:tr>
+    </w:tbl>
+    <w:p>
+      <w:pPr>
+        <w:spacing w:after="160"/>
+      </w:pPr>
+    </w:p>
+    <w:tbl>
+      <w:tblPr>
+        <w:tblW w:type="dxa" w:w="9600"/>
+        <w:tblBorders>
+          <w:top w:val="single" w:color="1565C0" w:sz="12"/>
+          <w:left w:val="single" w:color="1565C0" w:sz="12"/>
+          <w:bottom w:val="single" w:color="1565C0" w:sz="12"/>
+          <w:right w:val="single" w:color="1565C0" w:sz="12"/>
+          <w:insideH w:val="none"/>
+          <w:insideV w:val="none"/>
+        </w:tblBorders>
+        <w:tblLayout w:type="fixed"/>
+      </w:tblPr>
+      <w:tblGrid>
+        <w:gridCol w:w="9600"/>
+      </w:tblGrid>
+      <w:tr>
+        <w:tc>
+          <w:tcPr>
+            <w:shd w:fill="E3F2FD" w:val="clear"/>
+            <w:tcMar>
+              <w:top w:type="dxa" w:w="140"/>
+              <w:left w:type="dxa" w:w="180"/>
+              <w:bottom w:type="dxa" w:w="140"/>
+              <w:right w:type="dxa" w:w="180"/>
+            </w:tcMar>
+          </w:tcPr>
+          <w:p>
+            <w:pPr>
+              <w:spacing w:after="90"/>
+            </w:pPr>
+            <w:r>
+              <w:rPr>
+                <w:b/>
+                <w:bCs/>
+                <w:i w:val="false"/>
+                <w:iCs w:val="false"/>
+                <w:color w:val="1565C0"/>
+                <w:sz w:val="25"/>
+                <w:szCs w:val="25"/>
+                <w:rFonts w:ascii="Times New Roman" w:cs="Times New Roman" w:eastAsia="Times New Roman" w:hAnsi="Times New Roman"/>
+              </w:rPr>
+              <w:t xml:space="preserve">Le savais-tu ?</w:t>
+            </w:r>
+          </w:p>
+          <w:p>
+            <w:pPr>
+              <w:spacing w:after="0" w:line="300"/>
+              <w:jc w:val="both"/>
+            </w:pPr>
+            <w:r>
+              <w:rPr>
+                <w:b w:val="false"/>
+                <w:bCs w:val="false"/>
+                <w:i w:val="false"/>
+                <w:iCs w:val="false"/>
+                <w:color w:val="000000"/>
+                <w:sz w:val="22"/>
+                <w:szCs w:val="22"/>
+                <w:rFonts w:ascii="Times New Roman" w:cs="Times New Roman" w:eastAsia="Times New Roman" w:hAnsi="Times New Roman"/>
+              </w:rPr>
+              <w:t xml:space="preserve">Ce n’est qu’en 2005 que l’État français a officiellement qualifié la répression de 1947 de « répression inacceptable », par la voix de son président en visite à Madagascar ; et il faudra attendre les années 2010 pour que les archives s’ouvrent largement aux historiens. Le devoir de mémoire avance lentement — mais il avance : chaque génération obtient un peu plus de vérité que la précédente. La tienne obtiendra peut-être le reste.</w:t>
+            </w:r>
+          </w:p>
+        </w:tc>
+      </w:tr>
+    </w:tbl>
+    <w:p>
+      <w:pPr>
+        <w:spacing w:after="160"/>
+      </w:pPr>
+    </w:p>
+    <w:p>
+      <w:pPr>
+        <w:spacing w:after="80" w:line="300"/>
+        <w:jc w:val="both"/>
+      </w:pPr>
+      <w:r>
+        <w:rPr>
+          <w:b/>
+          <w:bCs/>
+          <w:i w:val="false"/>
+          <w:iCs w:val="false"/>
+          <w:color w:val="2E7D32"/>
+          <w:sz w:val="26"/>
+          <w:szCs w:val="26"/>
+          <w:rFonts w:ascii="Times New Roman" w:cs="Times New Roman" w:eastAsia="Times New Roman" w:hAnsi="Times New Roman"/>
+        </w:rPr>
+        <w:t xml:space="preserve">Petit lexique</w:t>
+      </w:r>
+    </w:p>
+    <w:tbl>
+      <w:tblPr>
+        <w:tblW w:type="dxa" w:w="9600"/>
+        <w:tblBorders>
+          <w:top w:val="single" w:color="808080" w:sz="4"/>
+          <w:left w:val="single" w:color="808080" w:sz="4"/>
+          <w:bottom w:val="single" w:color="808080" w:sz="4"/>
+          <w:right w:val="single" w:color="808080" w:sz="4"/>
+          <w:insideH w:val="single" w:color="B0B0B0" w:sz="4"/>
+          <w:insideV w:val="single" w:color="B0B0B0" w:sz="4"/>
+        </w:tblBorders>
+        <w:tblLayout w:type="fixed"/>
+      </w:tblPr>
+      <w:tblGrid>
+        <w:gridCol w:w="2800"/>
+        <w:gridCol w:w="6800"/>
+      </w:tblGrid>
+      <w:tr>
+        <w:tc>
+          <w:tcPr>
+            <w:shd w:fill="E7E6E6" w:val="clear"/>
+            <w:tcMar>
+              <w:top w:type="dxa" w:w="80"/>
+              <w:left w:type="dxa" w:w="80"/>
+              <w:bottom w:type="dxa" w:w="80"/>
+              <w:right w:type="dxa" w:w="80"/>
+            </w:tcMar>
+          </w:tcPr>
+          <w:p>
+            <w:pPr>
+              <w:spacing w:after="40"/>
+              <w:jc w:val="left"/>
+            </w:pPr>
+            <w:r>
+              <w:rPr>
+                <w:b/>
+                <w:bCs/>
+                <w:i w:val="false"/>
+                <w:iCs w:val="false"/>
+                <w:color w:val="000000"/>
+                <w:sz w:val="20"/>
+                <w:szCs w:val="20"/>
+                <w:rFonts w:ascii="Times New Roman" w:cs="Times New Roman" w:eastAsia="Times New Roman" w:hAnsi="Times New Roman"/>
+              </w:rPr>
+              <w:t xml:space="preserve">Mot</w:t>
+            </w:r>
+          </w:p>
+        </w:tc>
+        <w:tc>
+          <w:tcPr>
+            <w:shd w:fill="E7E6E6" w:val="clear"/>
+            <w:tcMar>
+              <w:top w:type="dxa" w:w="80"/>
+              <w:left w:type="dxa" w:w="80"/>
+              <w:bottom w:type="dxa" w:w="80"/>
+              <w:right w:type="dxa" w:w="80"/>
+            </w:tcMar>
+          </w:tcPr>
+          <w:p>
+            <w:pPr>
+              <w:spacing w:after="40"/>
+              <w:jc w:val="left"/>
+            </w:pPr>
+            <w:r>
+              <w:rPr>
+                <w:b/>
+                <w:bCs/>
+                <w:i w:val="false"/>
+                <w:iCs w:val="false"/>
+                <w:color w:val="000000"/>
+                <w:sz w:val="20"/>
+                <w:szCs w:val="20"/>
+                <w:rFonts w:ascii="Times New Roman" w:cs="Times New Roman" w:eastAsia="Times New Roman" w:hAnsi="Times New Roman"/>
+              </w:rPr>
+              <w:t xml:space="preserve">Sens</w:t>
+            </w:r>
+          </w:p>
+        </w:tc>
+      </w:tr>
+      <w:tr>
+        <w:tc>
+          <w:tcPr>
+            <w:tcMar>
+              <w:top w:type="dxa" w:w="80"/>
+              <w:left w:type="dxa" w:w="80"/>
+              <w:bottom w:type="dxa" w:w="80"/>
+              <w:right w:type="dxa" w:w="80"/>
+            </w:tcMar>
+          </w:tcPr>
+          <w:p>
+            <w:pPr>
+              <w:spacing w:after="40"/>
+              <w:jc w:val="left"/>
+            </w:pPr>
+            <w:r>
+              <w:rPr>
+                <w:b/>
+                <w:bCs/>
+                <w:i w:val="false"/>
+                <w:iCs w:val="false"/>
+                <w:color w:val="000000"/>
+                <w:sz w:val="20"/>
+                <w:szCs w:val="20"/>
+                <w:rFonts w:ascii="Times New Roman" w:cs="Times New Roman" w:eastAsia="Times New Roman" w:hAnsi="Times New Roman"/>
+              </w:rPr>
+              <w:t xml:space="preserve">Transmission</w:t>
+            </w:r>
+          </w:p>
+        </w:tc>
+        <w:tc>
+          <w:tcPr>
+            <w:tcMar>
+              <w:top w:type="dxa" w:w="80"/>
+              <w:left w:type="dxa" w:w="80"/>
+              <w:bottom w:type="dxa" w:w="80"/>
+              <w:right w:type="dxa" w:w="80"/>
+            </w:tcMar>
+          </w:tcPr>
+          <w:p>
+            <w:pPr>
+              <w:spacing w:after="40"/>
+              <w:jc w:val="left"/>
+            </w:pPr>
+            <w:r>
+              <w:rPr>
+                <w:b w:val="false"/>
+                <w:bCs w:val="false"/>
+                <w:i w:val="false"/>
+                <w:iCs w:val="false"/>
+                <w:color w:val="000000"/>
+                <w:sz w:val="20"/>
+                <w:szCs w:val="20"/>
+                <w:rFonts w:ascii="Times New Roman" w:cs="Times New Roman" w:eastAsia="Times New Roman" w:hAnsi="Times New Roman"/>
+              </w:rPr>
+              <w:t xml:space="preserve">passage de la mémoire d’une génération à la suivante</w:t>
+            </w:r>
+          </w:p>
+        </w:tc>
+      </w:tr>
+      <w:tr>
+        <w:tc>
+          <w:tcPr>
+            <w:tcMar>
+              <w:top w:type="dxa" w:w="80"/>
+              <w:left w:type="dxa" w:w="80"/>
+              <w:bottom w:type="dxa" w:w="80"/>
+              <w:right w:type="dxa" w:w="80"/>
+            </w:tcMar>
+          </w:tcPr>
+          <w:p>
+            <w:pPr>
+              <w:spacing w:after="40"/>
+              <w:jc w:val="left"/>
+            </w:pPr>
+            <w:r>
+              <w:rPr>
+                <w:b/>
+                <w:bCs/>
+                <w:i w:val="false"/>
+                <w:iCs w:val="false"/>
+                <w:color w:val="000000"/>
+                <w:sz w:val="20"/>
+                <w:szCs w:val="20"/>
+                <w:rFonts w:ascii="Times New Roman" w:cs="Times New Roman" w:eastAsia="Times New Roman" w:hAnsi="Times New Roman"/>
+              </w:rPr>
+              <w:t xml:space="preserve">Occulter</w:t>
+            </w:r>
+          </w:p>
+        </w:tc>
+        <w:tc>
+          <w:tcPr>
+            <w:tcMar>
+              <w:top w:type="dxa" w:w="80"/>
+              <w:left w:type="dxa" w:w="80"/>
+              <w:bottom w:type="dxa" w:w="80"/>
+              <w:right w:type="dxa" w:w="80"/>
+            </w:tcMar>
+          </w:tcPr>
+          <w:p>
+            <w:pPr>
+              <w:spacing w:after="40"/>
+              <w:jc w:val="left"/>
+            </w:pPr>
+            <w:r>
+              <w:rPr>
+                <w:b w:val="false"/>
+                <w:bCs w:val="false"/>
+                <w:i w:val="false"/>
+                <w:iCs w:val="false"/>
+                <w:color w:val="000000"/>
+                <w:sz w:val="20"/>
+                <w:szCs w:val="20"/>
+                <w:rFonts w:ascii="Times New Roman" w:cs="Times New Roman" w:eastAsia="Times New Roman" w:hAnsi="Times New Roman"/>
+              </w:rPr>
+              <w:t xml:space="preserve">cacher volontairement une page du passé</w:t>
+            </w:r>
+          </w:p>
+        </w:tc>
+      </w:tr>
+      <w:tr>
+        <w:tc>
+          <w:tcPr>
+            <w:tcMar>
+              <w:top w:type="dxa" w:w="80"/>
+              <w:left w:type="dxa" w:w="80"/>
+              <w:bottom w:type="dxa" w:w="80"/>
+              <w:right w:type="dxa" w:w="80"/>
+            </w:tcMar>
+          </w:tcPr>
+          <w:p>
+            <w:pPr>
+              <w:spacing w:after="40"/>
+              <w:jc w:val="left"/>
+            </w:pPr>
+            <w:r>
+              <w:rPr>
+                <w:b/>
+                <w:bCs/>
+                <w:i w:val="false"/>
+                <w:iCs w:val="false"/>
+                <w:color w:val="000000"/>
+                <w:sz w:val="20"/>
+                <w:szCs w:val="20"/>
+                <w:rFonts w:ascii="Times New Roman" w:cs="Times New Roman" w:eastAsia="Times New Roman" w:hAnsi="Times New Roman"/>
+              </w:rPr>
+              <w:t xml:space="preserve">Devoir de mémoire</w:t>
+            </w:r>
+          </w:p>
+        </w:tc>
+        <w:tc>
+          <w:tcPr>
+            <w:tcMar>
+              <w:top w:type="dxa" w:w="80"/>
+              <w:left w:type="dxa" w:w="80"/>
+              <w:bottom w:type="dxa" w:w="80"/>
+              <w:right w:type="dxa" w:w="80"/>
+            </w:tcMar>
+          </w:tcPr>
+          <w:p>
+            <w:pPr>
+              <w:spacing w:after="40"/>
+              <w:jc w:val="left"/>
+            </w:pPr>
+            <w:r>
+              <w:rPr>
+                <w:b w:val="false"/>
+                <w:bCs w:val="false"/>
+                <w:i w:val="false"/>
+                <w:iCs w:val="false"/>
+                <w:color w:val="000000"/>
+                <w:sz w:val="20"/>
+                <w:szCs w:val="20"/>
+                <w:rFonts w:ascii="Times New Roman" w:cs="Times New Roman" w:eastAsia="Times New Roman" w:hAnsi="Times New Roman"/>
+              </w:rPr>
+              <w:t xml:space="preserve">obligation morale de se souvenir des victimes et des injustices</w:t>
+            </w:r>
+          </w:p>
+        </w:tc>
+      </w:tr>
+      <w:tr>
+        <w:tc>
+          <w:tcPr>
+            <w:tcMar>
+              <w:top w:type="dxa" w:w="80"/>
+              <w:left w:type="dxa" w:w="80"/>
+              <w:bottom w:type="dxa" w:w="80"/>
+              <w:right w:type="dxa" w:w="80"/>
+            </w:tcMar>
+          </w:tcPr>
+          <w:p>
+            <w:pPr>
+              <w:spacing w:after="40"/>
+              <w:jc w:val="left"/>
+            </w:pPr>
+            <w:r>
+              <w:rPr>
+                <w:b/>
+                <w:bCs/>
+                <w:i w:val="false"/>
+                <w:iCs w:val="false"/>
+                <w:color w:val="000000"/>
+                <w:sz w:val="20"/>
+                <w:szCs w:val="20"/>
+                <w:rFonts w:ascii="Times New Roman" w:cs="Times New Roman" w:eastAsia="Times New Roman" w:hAnsi="Times New Roman"/>
+              </w:rPr>
+              <w:t xml:space="preserve">Réconciliation</w:t>
+            </w:r>
+          </w:p>
+        </w:tc>
+        <w:tc>
+          <w:tcPr>
+            <w:tcMar>
+              <w:top w:type="dxa" w:w="80"/>
+              <w:left w:type="dxa" w:w="80"/>
+              <w:bottom w:type="dxa" w:w="80"/>
+              <w:right w:type="dxa" w:w="80"/>
+            </w:tcMar>
+          </w:tcPr>
+          <w:p>
+            <w:pPr>
+              <w:spacing w:after="40"/>
+              <w:jc w:val="left"/>
+            </w:pPr>
+            <w:r>
+              <w:rPr>
+                <w:b w:val="false"/>
+                <w:bCs w:val="false"/>
+                <w:i w:val="false"/>
+                <w:iCs w:val="false"/>
+                <w:color w:val="000000"/>
+                <w:sz w:val="20"/>
+                <w:szCs w:val="20"/>
+                <w:rFonts w:ascii="Times New Roman" w:cs="Times New Roman" w:eastAsia="Times New Roman" w:hAnsi="Times New Roman"/>
+              </w:rPr>
+              <w:t xml:space="preserve">rétablissement de la paix entre groupes divisés par le passé</w:t>
+            </w:r>
+          </w:p>
+        </w:tc>
+      </w:tr>
+    </w:tbl>
+    <w:p>
+      <w:pPr>
+        <w:spacing w:after="120"/>
+      </w:pPr>
+    </w:p>
+    <w:p>
+      <w:pPr>
+        <w:spacing w:before="200" w:after="150"/>
+        <w:jc w:val="left"/>
+      </w:pPr>
+      <w:r>
+        <w:rPr>
+          <w:b/>
+          <w:bCs/>
+          <w:i w:val="false"/>
+          <w:iCs w:val="false"/>
+          <w:color w:val="2E7D32"/>
+          <w:sz w:val="28"/>
+          <w:szCs w:val="28"/>
+          <w:rFonts w:ascii="Times New Roman" w:cs="Times New Roman" w:eastAsia="Times New Roman" w:hAnsi="Times New Roman"/>
+        </w:rPr>
+        <w:t xml:space="preserve">EXERCICES</w:t>
+      </w:r>
+    </w:p>
+    <w:p>
+      <w:pPr>
+        <w:spacing w:after="110" w:line="300"/>
+        <w:jc w:val="both"/>
+      </w:pPr>
+      <w:r>
+        <w:rPr>
+          <w:b w:val="false"/>
+          <w:bCs w:val="false"/>
+          <w:i w:val="false"/>
+          <w:iCs w:val="false"/>
+          <w:color w:val="000000"/>
+          <w:sz w:val="24"/>
+          <w:szCs w:val="24"/>
+          <w:rFonts w:ascii="Times New Roman" w:cs="Times New Roman" w:eastAsia="Times New Roman" w:hAnsi="Times New Roman"/>
+        </w:rPr>
+        <w:t xml:space="preserve">1. La transmission. a) Cite les cinq canaux de transmission. b) Lequel est le premier à Madagascar ? d) Quel rôle jouent les arts ? e) Quel rôle joue l’Histoire orale ?</w:t>
+      </w:r>
+    </w:p>
+    <w:p>
+      <w:pPr>
+        <w:spacing w:after="110" w:line="300"/>
+        <w:jc w:val="both"/>
+      </w:pPr>
+      <w:r>
+        <w:rPr>
+          <w:b w:val="false"/>
+          <w:bCs w:val="false"/>
+          <w:i w:val="false"/>
+          <w:iCs w:val="false"/>
+          <w:color w:val="000000"/>
+          <w:sz w:val="24"/>
+          <w:szCs w:val="24"/>
+          <w:rFonts w:ascii="Times New Roman" w:cs="Times New Roman" w:eastAsia="Times New Roman" w:hAnsi="Times New Roman"/>
+        </w:rPr>
+        <w:t xml:space="preserve">2. Les oublis. a) Pourquoi la mémoire de l’esclavage est-elle difficile ? b) Qui sont les « nationalistes oubliés » ? d) Pourquoi des cultures régionales ont-elles été minorées ? e) Pourquoi les régimes occultent-ils certaines pages ?</w:t>
+      </w:r>
+    </w:p>
+    <w:p>
+      <w:pPr>
+        <w:spacing w:after="110" w:line="300"/>
+        <w:jc w:val="both"/>
+      </w:pPr>
+      <w:r>
+        <w:rPr>
+          <w:b w:val="false"/>
+          <w:bCs w:val="false"/>
+          <w:i w:val="false"/>
+          <w:iCs w:val="false"/>
+          <w:color w:val="000000"/>
+          <w:sz w:val="24"/>
+          <w:szCs w:val="24"/>
+          <w:rFonts w:ascii="Times New Roman" w:cs="Times New Roman" w:eastAsia="Times New Roman" w:hAnsi="Times New Roman"/>
+        </w:rPr>
+        <w:t xml:space="preserve">3. Le devoir de mémoire. a) Définis-le. b) Que n’est-il pas ? d) Cite ses trois fruits. e) Pourquoi a-t-il besoin de l’Histoire ?</w:t>
+      </w:r>
+    </w:p>
+    <w:p>
+      <w:pPr>
+        <w:spacing w:before="200" w:after="150"/>
+        <w:jc w:val="left"/>
+      </w:pPr>
+      <w:r>
+        <w:rPr>
+          <w:b/>
+          <w:bCs/>
+          <w:i w:val="false"/>
+          <w:iCs w:val="false"/>
+          <w:color w:val="2E7D32"/>
+          <w:sz w:val="28"/>
+          <w:szCs w:val="28"/>
+          <w:rFonts w:ascii="Times New Roman" w:cs="Times New Roman" w:eastAsia="Times New Roman" w:hAnsi="Times New Roman"/>
+        </w:rPr>
+        <w:t xml:space="preserve">CORRIGÉS</w:t>
+      </w:r>
+    </w:p>
+    <w:p>
+      <w:pPr>
+        <w:spacing w:after="80"/>
+      </w:pPr>
+      <w:r>
+        <w:rPr>
+          <w:b/>
+          <w:bCs/>
+          <w:i w:val="false"/>
+          <w:iCs w:val="false"/>
+          <w:color w:val="C2185B"/>
+          <w:sz w:val="24"/>
+          <w:szCs w:val="24"/>
+          <w:rFonts w:ascii="Times New Roman" w:cs="Times New Roman" w:eastAsia="Times New Roman" w:hAnsi="Times New Roman"/>
+        </w:rPr>
+        <w:t xml:space="preserve">1. </w:t>
+      </w:r>
+      <w:r>
+        <w:rPr>
+          <w:b w:val="false"/>
+          <w:bCs w:val="false"/>
+          <w:i w:val="false"/>
+          <w:iCs w:val="false"/>
+          <w:color w:val="000000"/>
+          <w:sz w:val="24"/>
+          <w:szCs w:val="24"/>
+          <w:rFonts w:ascii="Times New Roman" w:cs="Times New Roman" w:eastAsia="Times New Roman" w:hAnsi="Times New Roman"/>
+        </w:rPr>
+        <w:t xml:space="preserve">a) famille, école, commémorations et médias, arts, Histoire orale ; b) la famille (récits, tombeaux, famadihana) ; d) ils font revivre le passé et le rendent sensible au grand nombre ; e) recueillir les témoignages des derniers témoins et les transformer en sources vérifiées.</w:t>
+      </w:r>
+    </w:p>
+    <w:p>
+      <w:pPr>
+        <w:spacing w:after="80"/>
+      </w:pPr>
+      <w:r>
+        <w:rPr>
+          <w:b/>
+          <w:bCs/>
+          <w:i w:val="false"/>
+          <w:iCs w:val="false"/>
+          <w:color w:val="C2185B"/>
+          <w:sz w:val="24"/>
+          <w:szCs w:val="24"/>
+          <w:rFonts w:ascii="Times New Roman" w:cs="Times New Roman" w:eastAsia="Times New Roman" w:hAnsi="Times New Roman"/>
+        </w:rPr>
+        <w:t xml:space="preserve">2. </w:t>
+      </w:r>
+      <w:r>
+        <w:rPr>
+          <w:b w:val="false"/>
+          <w:bCs w:val="false"/>
+          <w:i w:val="false"/>
+          <w:iCs w:val="false"/>
+          <w:color w:val="000000"/>
+          <w:sz w:val="24"/>
+          <w:szCs w:val="24"/>
+          <w:rFonts w:ascii="Times New Roman" w:cs="Times New Roman" w:eastAsia="Times New Roman" w:hAnsi="Times New Roman"/>
+        </w:rPr>
+        <w:t xml:space="preserve">a) parce qu’elle touche à une souffrance et à une hiérarchie sociale dont la trace perdure : les familles se taisent ; b) les militants, femmes et paysans de la lutte nationale sans stèle ni nom de rue ; d) parce que la mémoire nationale a parfois été écrite du point de vue d’un seul groupe ; e) parce qu’elles mettent en cause leurs responsabilités.</w:t>
+      </w:r>
+    </w:p>
+    <w:p>
+      <w:pPr>
+        <w:spacing w:after="80"/>
+      </w:pPr>
+      <w:r>
+        <w:rPr>
+          <w:b/>
+          <w:bCs/>
+          <w:i w:val="false"/>
+          <w:iCs w:val="false"/>
+          <w:color w:val="C2185B"/>
+          <w:sz w:val="24"/>
+          <w:szCs w:val="24"/>
+          <w:rFonts w:ascii="Times New Roman" w:cs="Times New Roman" w:eastAsia="Times New Roman" w:hAnsi="Times New Roman"/>
+        </w:rPr>
+        <w:t xml:space="preserve">3. </w:t>
+      </w:r>
+      <w:r>
+        <w:rPr>
+          <w:b w:val="false"/>
+          <w:bCs w:val="false"/>
+          <w:i w:val="false"/>
+          <w:iCs w:val="false"/>
+          <w:color w:val="000000"/>
+          <w:sz w:val="24"/>
+          <w:szCs w:val="24"/>
+          <w:rFonts w:ascii="Times New Roman" w:cs="Times New Roman" w:eastAsia="Times New Roman" w:hAnsi="Times New Roman"/>
+        </w:rPr>
+        <w:t xml:space="preserve">a) l’obligation morale de se souvenir des souffrances et injustices du passé, d’abord de leurs victimes ; b) ni une vengeance ni un culte du passé ; d) réparer (reconnaissance), réconcilier (vérité et dialogue), protéger (vigilance contre la répétition) ; e) parce qu’il n’y a pas de juste mémoire sans vérité établie par les sources.</w:t>
+      </w:r>
+    </w:p>
+    <w:p>
+      <w:r>
+        <w:br w:type="page"/>
+      </w:r>
+    </w:p>
+    <w:p>
+      <w:pPr>
+        <w:spacing w:before="200" w:after="150"/>
+        <w:jc w:val="center"/>
+      </w:pPr>
+      <w:bookmarkStart w:name="u5_l3" w:id="1"/>
+      <w:r>
+        <w:rPr>
+          <w:b/>
+          <w:bCs/>
+          <w:i w:val="false"/>
+          <w:iCs w:val="false"/>
+          <w:color w:val="C00000"/>
+          <w:sz w:val="32"/>
+          <w:szCs w:val="32"/>
+          <w:rFonts w:ascii="Times New Roman" w:cs="Times New Roman" w:eastAsia="Times New Roman" w:hAnsi="Times New Roman"/>
+        </w:rPr>
+        <w:t xml:space="preserve">SÉANCE 3 / 5 — LES MANIFESTATIONS DE COMMÉMORATION</w:t>
+      </w:r>
+      <w:bookmarkEnd w:id="1"/>
+    </w:p>
+    <w:p>
+      <w:pPr>
+        <w:spacing w:before="120" w:after="120"/>
+        <w:jc w:val="center"/>
+      </w:pPr>
+      <w:r>
+        <w:rPr>
+          <w:b/>
+          <w:bCs/>
+          <w:i w:val="false"/>
+          <w:iCs w:val="false"/>
+          <w:color w:val="000000"/>
+          <w:sz w:val="30"/>
+          <w:szCs w:val="30"/>
+          <w:rFonts w:ascii="Times New Roman" w:cs="Times New Roman" w:eastAsia="Times New Roman" w:hAnsi="Times New Roman"/>
+        </w:rPr>
+        <w:t xml:space="preserve">FICHE DE PRÉPARATION</w:t>
+      </w:r>
+    </w:p>
+    <w:tbl>
+      <w:tblPr>
+        <w:tblW w:type="dxa" w:w="9600"/>
+        <w:tblBorders>
+          <w:top w:val="none" w:color="FFFFFF" w:sz="0"/>
+          <w:left w:val="none" w:color="FFFFFF" w:sz="0"/>
+          <w:bottom w:val="none" w:color="FFFFFF" w:sz="0"/>
+          <w:right w:val="none" w:color="FFFFFF" w:sz="0"/>
+          <w:insideH w:val="none" w:color="FFFFFF" w:sz="0"/>
+          <w:insideV w:val="none" w:color="FFFFFF" w:sz="0"/>
+        </w:tblBorders>
+        <w:tblLayout w:type="fixed"/>
+      </w:tblPr>
+      <w:tblGrid>
+        <w:gridCol w:w="6700"/>
+        <w:gridCol w:w="2900"/>
+      </w:tblGrid>
+      <w:tr>
+        <w:tc>
+          <w:tcPr>
+            <w:tcMar>
+              <w:top w:type="dxa" w:w="80"/>
+              <w:left w:type="dxa" w:w="80"/>
+              <w:bottom w:type="dxa" w:w="80"/>
+              <w:right w:type="dxa" w:w="80"/>
+            </w:tcMar>
+          </w:tcPr>
+          <w:p>
+            <w:pPr>
+              <w:spacing w:after="60"/>
+            </w:pPr>
+            <w:r>
+              <w:rPr>
+                <w:b/>
+                <w:bCs/>
+                <w:i w:val="false"/>
+                <w:iCs w:val="false"/>
+                <w:color w:val="000000"/>
+                <w:sz w:val="22"/>
+                <w:szCs w:val="22"/>
+                <w:rFonts w:ascii="Times New Roman" w:cs="Times New Roman" w:eastAsia="Times New Roman" w:hAnsi="Times New Roman"/>
+              </w:rPr>
+              <w:t xml:space="preserve">Discipline : </w:t>
+            </w:r>
+            <w:r>
+              <w:rPr>
+                <w:b w:val="false"/>
+                <w:bCs w:val="false"/>
+                <w:i w:val="false"/>
+                <w:iCs w:val="false"/>
+                <w:color w:val="000000"/>
+                <w:sz w:val="22"/>
+                <w:szCs w:val="22"/>
+                <w:rFonts w:ascii="Times New Roman" w:cs="Times New Roman" w:eastAsia="Times New Roman" w:hAnsi="Times New Roman"/>
+              </w:rPr>
+              <w:t xml:space="preserve">Histoire</w:t>
+            </w:r>
+          </w:p>
+          <w:p>
+            <w:pPr>
+              <w:spacing w:after="60"/>
+            </w:pPr>
+            <w:r>
+              <w:rPr>
+                <w:b/>
+                <w:bCs/>
+                <w:i w:val="false"/>
+                <w:iCs w:val="false"/>
+                <w:color w:val="000000"/>
+                <w:sz w:val="22"/>
+                <w:szCs w:val="22"/>
+                <w:rFonts w:ascii="Times New Roman" w:cs="Times New Roman" w:eastAsia="Times New Roman" w:hAnsi="Times New Roman"/>
+              </w:rPr>
+              <w:t xml:space="preserve">Thématique : </w:t>
+            </w:r>
+            <w:r>
+              <w:rPr>
+                <w:b w:val="false"/>
+                <w:bCs w:val="false"/>
+                <w:i w:val="false"/>
+                <w:iCs w:val="false"/>
+                <w:color w:val="000000"/>
+                <w:sz w:val="22"/>
+                <w:szCs w:val="22"/>
+                <w:rFonts w:ascii="Times New Roman" w:cs="Times New Roman" w:eastAsia="Times New Roman" w:hAnsi="Times New Roman"/>
+              </w:rPr>
+              <w:t xml:space="preserve">Commémorations et mémoires collectives</w:t>
+            </w:r>
+          </w:p>
+          <w:p>
+            <w:pPr>
+              <w:spacing w:after="60"/>
+            </w:pPr>
+            <w:r>
+              <w:rPr>
+                <w:b/>
+                <w:bCs/>
+                <w:i w:val="false"/>
+                <w:iCs w:val="false"/>
+                <w:color w:val="000000"/>
+                <w:sz w:val="22"/>
+                <w:szCs w:val="22"/>
+                <w:rFonts w:ascii="Times New Roman" w:cs="Times New Roman" w:eastAsia="Times New Roman" w:hAnsi="Times New Roman"/>
+              </w:rPr>
+              <w:t xml:space="preserve">Thème : </w:t>
+            </w:r>
+            <w:r>
+              <w:rPr>
+                <w:b w:val="false"/>
+                <w:bCs w:val="false"/>
+                <w:i w:val="false"/>
+                <w:iCs w:val="false"/>
+                <w:color w:val="000000"/>
+                <w:sz w:val="22"/>
+                <w:szCs w:val="22"/>
+                <w:rFonts w:ascii="Times New Roman" w:cs="Times New Roman" w:eastAsia="Times New Roman" w:hAnsi="Times New Roman"/>
+              </w:rPr>
+              <w:t xml:space="preserve">Défilé, dépôt de gerbes, conférence-débat, exposition — et projet de classe</w:t>
+            </w:r>
+          </w:p>
+          <w:p>
+            <w:pPr>
+              <w:spacing w:after="60"/>
+            </w:pPr>
+            <w:r>
+              <w:rPr>
+                <w:b/>
+                <w:bCs/>
+                <w:i w:val="false"/>
+                <w:iCs w:val="false"/>
+                <w:color w:val="000000"/>
+                <w:sz w:val="22"/>
+                <w:szCs w:val="22"/>
+                <w:rFonts w:ascii="Times New Roman" w:cs="Times New Roman" w:eastAsia="Times New Roman" w:hAnsi="Times New Roman"/>
+              </w:rPr>
+              <w:t xml:space="preserve">Titre : </w:t>
+            </w:r>
+            <w:r>
+              <w:rPr>
+                <w:b w:val="false"/>
+                <w:bCs w:val="false"/>
+                <w:i w:val="false"/>
+                <w:iCs w:val="false"/>
+                <w:color w:val="000000"/>
+                <w:sz w:val="22"/>
+                <w:szCs w:val="22"/>
+                <w:rFonts w:ascii="Times New Roman" w:cs="Times New Roman" w:eastAsia="Times New Roman" w:hAnsi="Times New Roman"/>
+              </w:rPr>
+              <w:t xml:space="preserve">Les manifestations de commémoration</w:t>
+            </w:r>
+          </w:p>
+          <w:p>
+            <w:pPr>
+              <w:spacing w:after="60"/>
+            </w:pPr>
+            <w:r>
+              <w:rPr>
+                <w:b/>
+                <w:bCs/>
+                <w:i w:val="false"/>
+                <w:iCs w:val="false"/>
+                <w:color w:val="000000"/>
+                <w:sz w:val="22"/>
+                <w:szCs w:val="22"/>
+                <w:rFonts w:ascii="Times New Roman" w:cs="Times New Roman" w:eastAsia="Times New Roman" w:hAnsi="Times New Roman"/>
+              </w:rPr>
+              <w:t xml:space="preserve">Objectif spécifique : </w:t>
+            </w:r>
+            <w:r>
+              <w:rPr>
+                <w:b w:val="false"/>
+                <w:bCs w:val="false"/>
+                <w:i w:val="false"/>
+                <w:iCs w:val="false"/>
+                <w:color w:val="000000"/>
+                <w:sz w:val="22"/>
+                <w:szCs w:val="22"/>
+                <w:rFonts w:ascii="Times New Roman" w:cs="Times New Roman" w:eastAsia="Times New Roman" w:hAnsi="Times New Roman"/>
+              </w:rPr>
+              <w:t xml:space="preserve">À la fin de la séance, l’apprenant est capable de décrire les formes de commémoration et organiser une commémoration en classe.</w:t>
+            </w:r>
+          </w:p>
+          <w:p>
+            <w:pPr>
+              <w:spacing w:after="60"/>
+            </w:pPr>
+            <w:r>
+              <w:rPr>
+                <w:b/>
+                <w:bCs/>
+                <w:i w:val="false"/>
+                <w:iCs w:val="false"/>
+                <w:color w:val="000000"/>
+                <w:sz w:val="22"/>
+                <w:szCs w:val="22"/>
+                <w:rFonts w:ascii="Times New Roman" w:cs="Times New Roman" w:eastAsia="Times New Roman" w:hAnsi="Times New Roman"/>
+              </w:rPr>
+              <w:t xml:space="preserve">Documentation : </w:t>
+            </w:r>
+            <w:r>
+              <w:rPr>
+                <w:b w:val="false"/>
+                <w:bCs w:val="false"/>
+                <w:i w:val="false"/>
+                <w:iCs w:val="false"/>
+                <w:color w:val="000000"/>
+                <w:sz w:val="22"/>
+                <w:szCs w:val="22"/>
+                <w:rFonts w:ascii="Times New Roman" w:cs="Times New Roman" w:eastAsia="Times New Roman" w:hAnsi="Times New Roman"/>
+              </w:rPr>
+              <w:t xml:space="preserve">Programme d’études T9 (MEN) ; manuel J-Learn Histoire T9</w:t>
+            </w:r>
+          </w:p>
+          <w:p>
+            <w:pPr>
+              <w:spacing w:after="60"/>
+            </w:pPr>
+            <w:r>
+              <w:rPr>
+                <w:b/>
+                <w:bCs/>
+                <w:i w:val="false"/>
+                <w:iCs w:val="false"/>
+                <w:color w:val="000000"/>
+                <w:sz w:val="22"/>
+                <w:szCs w:val="22"/>
+                <w:rFonts w:ascii="Times New Roman" w:cs="Times New Roman" w:eastAsia="Times New Roman" w:hAnsi="Times New Roman"/>
+              </w:rPr>
+              <w:t xml:space="preserve">Support et matériel : </w:t>
+            </w:r>
+            <w:r>
+              <w:rPr>
+                <w:b w:val="false"/>
+                <w:bCs w:val="false"/>
+                <w:i w:val="false"/>
+                <w:iCs w:val="false"/>
+                <w:color w:val="000000"/>
+                <w:sz w:val="22"/>
+                <w:szCs w:val="22"/>
+                <w:rFonts w:ascii="Times New Roman" w:cs="Times New Roman" w:eastAsia="Times New Roman" w:hAnsi="Times New Roman"/>
+              </w:rPr>
+              <w:t xml:space="preserve">Programme de cérémonie, photographies, matériel d’exposition</w:t>
+            </w:r>
+          </w:p>
+        </w:tc>
+        <w:tc>
+          <w:tcPr>
+            <w:tcMar>
+              <w:top w:type="dxa" w:w="80"/>
+              <w:left w:type="dxa" w:w="80"/>
+              <w:bottom w:type="dxa" w:w="80"/>
+              <w:right w:type="dxa" w:w="80"/>
+            </w:tcMar>
+          </w:tcPr>
+          <w:p>
+            <w:pPr>
+              <w:spacing w:after="60"/>
+            </w:pPr>
+            <w:r>
+              <w:rPr>
+                <w:b/>
+                <w:bCs/>
+                <w:i w:val="false"/>
+                <w:iCs w:val="false"/>
+                <w:color w:val="000000"/>
+                <w:sz w:val="22"/>
+                <w:szCs w:val="22"/>
+                <w:rFonts w:ascii="Times New Roman" w:cs="Times New Roman" w:eastAsia="Times New Roman" w:hAnsi="Times New Roman"/>
+              </w:rPr>
+              <w:t xml:space="preserve">Date : </w:t>
+            </w:r>
+            <w:r>
+              <w:rPr>
+                <w:b w:val="false"/>
+                <w:bCs w:val="false"/>
+                <w:i w:val="false"/>
+                <w:iCs w:val="false"/>
+                <w:color w:val="000000"/>
+                <w:sz w:val="22"/>
+                <w:szCs w:val="22"/>
+                <w:rFonts w:ascii="Times New Roman" w:cs="Times New Roman" w:eastAsia="Times New Roman" w:hAnsi="Times New Roman"/>
+              </w:rPr>
+              <w:t xml:space="preserve">_______________</w:t>
+            </w:r>
+          </w:p>
+          <w:p>
+            <w:pPr>
+              <w:spacing w:after="60"/>
+            </w:pPr>
+            <w:r>
+              <w:rPr>
+                <w:b/>
+                <w:bCs/>
+                <w:i w:val="false"/>
+                <w:iCs w:val="false"/>
+                <w:color w:val="000000"/>
+                <w:sz w:val="22"/>
+                <w:szCs w:val="22"/>
+                <w:rFonts w:ascii="Times New Roman" w:cs="Times New Roman" w:eastAsia="Times New Roman" w:hAnsi="Times New Roman"/>
+              </w:rPr>
+              <w:t xml:space="preserve">Classe : </w:t>
+            </w:r>
+            <w:r>
+              <w:rPr>
+                <w:b w:val="false"/>
+                <w:bCs w:val="false"/>
+                <w:i w:val="false"/>
+                <w:iCs w:val="false"/>
+                <w:color w:val="000000"/>
+                <w:sz w:val="22"/>
+                <w:szCs w:val="22"/>
+                <w:rFonts w:ascii="Times New Roman" w:cs="Times New Roman" w:eastAsia="Times New Roman" w:hAnsi="Times New Roman"/>
+              </w:rPr>
+              <w:t xml:space="preserve">T9</w:t>
+            </w:r>
+          </w:p>
+          <w:p>
+            <w:pPr>
+              <w:spacing w:after="60"/>
+            </w:pPr>
+            <w:r>
+              <w:rPr>
+                <w:b/>
+                <w:bCs/>
+                <w:i w:val="false"/>
+                <w:iCs w:val="false"/>
+                <w:color w:val="000000"/>
+                <w:sz w:val="22"/>
+                <w:szCs w:val="22"/>
+                <w:rFonts w:ascii="Times New Roman" w:cs="Times New Roman" w:eastAsia="Times New Roman" w:hAnsi="Times New Roman"/>
+              </w:rPr>
+              <w:t xml:space="preserve">Séance n° : </w:t>
+            </w:r>
+            <w:r>
+              <w:rPr>
+                <w:b w:val="false"/>
+                <w:bCs w:val="false"/>
+                <w:i w:val="false"/>
+                <w:iCs w:val="false"/>
+                <w:color w:val="000000"/>
+                <w:sz w:val="22"/>
+                <w:szCs w:val="22"/>
+                <w:rFonts w:ascii="Times New Roman" w:cs="Times New Roman" w:eastAsia="Times New Roman" w:hAnsi="Times New Roman"/>
+              </w:rPr>
+              <w:t xml:space="preserve">3 / 5</w:t>
+            </w:r>
+          </w:p>
+        </w:tc>
+      </w:tr>
+    </w:tbl>
+    <w:p>
+      <w:pPr>
+        <w:spacing w:after="60"/>
+      </w:pPr>
+    </w:p>
+    <w:tbl>
+      <w:tblPr>
+        <w:tblW w:type="dxa" w:w="9600"/>
+        <w:tblBorders>
+          <w:top w:val="single" w:color="808080" w:sz="4"/>
+          <w:left w:val="single" w:color="808080" w:sz="4"/>
+          <w:bottom w:val="single" w:color="808080" w:sz="4"/>
+          <w:right w:val="single" w:color="808080" w:sz="4"/>
+          <w:insideH w:val="single" w:color="B0B0B0" w:sz="4"/>
+          <w:insideV w:val="single" w:color="B0B0B0" w:sz="4"/>
+        </w:tblBorders>
+        <w:tblLayout w:type="fixed"/>
+      </w:tblPr>
+      <w:tblGrid>
+        <w:gridCol w:w="1300"/>
+        <w:gridCol w:w="2200"/>
+        <w:gridCol w:w="2000"/>
+        <w:gridCol w:w="1500"/>
+        <w:gridCol w:w="1400"/>
+        <w:gridCol w:w="1200"/>
+      </w:tblGrid>
+      <w:tr>
+        <w:tc>
+          <w:tcPr>
+            <w:shd w:fill="EAF2F8" w:val="clear"/>
+            <w:tcMar>
+              <w:top w:type="dxa" w:w="80"/>
+              <w:left w:type="dxa" w:w="80"/>
+              <w:bottom w:type="dxa" w:w="80"/>
+              <w:right w:type="dxa" w:w="80"/>
+            </w:tcMar>
+          </w:tcPr>
+          <w:p>
+            <w:pPr>
+              <w:spacing w:after="40"/>
+              <w:jc w:val="left"/>
+            </w:pPr>
+            <w:r>
+              <w:rPr>
+                <w:b/>
+                <w:bCs/>
+                <w:i w:val="false"/>
+                <w:iCs w:val="false"/>
+                <w:color w:val="000000"/>
+                <w:sz w:val="20"/>
+                <w:szCs w:val="20"/>
+                <w:rFonts w:ascii="Times New Roman" w:cs="Times New Roman" w:eastAsia="Times New Roman" w:hAnsi="Times New Roman"/>
+              </w:rPr>
+              <w:t xml:space="preserve">Étapes</w:t>
+            </w:r>
+          </w:p>
+        </w:tc>
+        <w:tc>
+          <w:tcPr>
+            <w:gridSpan w:val="2"/>
+            <w:shd w:fill="EAF2F8" w:val="clear"/>
+            <w:tcMar>
+              <w:top w:type="dxa" w:w="80"/>
+              <w:left w:type="dxa" w:w="80"/>
+              <w:bottom w:type="dxa" w:w="80"/>
+              <w:right w:type="dxa" w:w="80"/>
+            </w:tcMar>
+          </w:tcPr>
+          <w:p>
+            <w:pPr>
+              <w:spacing w:after="40"/>
+              <w:jc w:val="center"/>
+            </w:pPr>
+            <w:r>
+              <w:rPr>
+                <w:b/>
+                <w:bCs/>
+                <w:i w:val="false"/>
+                <w:iCs w:val="false"/>
+                <w:color w:val="000000"/>
+                <w:sz w:val="20"/>
+                <w:szCs w:val="20"/>
+                <w:rFonts w:ascii="Times New Roman" w:cs="Times New Roman" w:eastAsia="Times New Roman" w:hAnsi="Times New Roman"/>
+              </w:rPr>
+              <w:t xml:space="preserve">Déroulement de la leçon</w:t>
+            </w:r>
+          </w:p>
+        </w:tc>
+        <w:tc>
+          <w:tcPr>
+            <w:shd w:fill="EAF2F8" w:val="clear"/>
+            <w:tcMar>
+              <w:top w:type="dxa" w:w="80"/>
+              <w:left w:type="dxa" w:w="80"/>
+              <w:bottom w:type="dxa" w:w="80"/>
+              <w:right w:type="dxa" w:w="80"/>
+            </w:tcMar>
+          </w:tcPr>
+          <w:p>
+            <w:pPr>
+              <w:spacing w:after="40"/>
+              <w:jc w:val="left"/>
+            </w:pPr>
+            <w:r>
+              <w:rPr>
+                <w:b/>
+                <w:bCs/>
+                <w:i w:val="false"/>
+                <w:iCs w:val="false"/>
+                <w:color w:val="000000"/>
+                <w:sz w:val="20"/>
+                <w:szCs w:val="20"/>
+                <w:rFonts w:ascii="Times New Roman" w:cs="Times New Roman" w:eastAsia="Times New Roman" w:hAnsi="Times New Roman"/>
+              </w:rPr>
+              <w:t xml:space="preserve">Technique et stratégie</w:t>
+            </w:r>
+          </w:p>
+        </w:tc>
+        <w:tc>
+          <w:tcPr>
+            <w:shd w:fill="EAF2F8" w:val="clear"/>
+            <w:tcMar>
+              <w:top w:type="dxa" w:w="80"/>
+              <w:left w:type="dxa" w:w="80"/>
+              <w:bottom w:type="dxa" w:w="80"/>
+              <w:right w:type="dxa" w:w="80"/>
+            </w:tcMar>
+          </w:tcPr>
+          <w:p>
+            <w:pPr>
+              <w:spacing w:after="40"/>
+              <w:jc w:val="left"/>
+            </w:pPr>
+            <w:r>
+              <w:rPr>
+                <w:b/>
+                <w:bCs/>
+                <w:i w:val="false"/>
+                <w:iCs w:val="false"/>
+                <w:color w:val="000000"/>
+                <w:sz w:val="20"/>
+                <w:szCs w:val="20"/>
+                <w:rFonts w:ascii="Times New Roman" w:cs="Times New Roman" w:eastAsia="Times New Roman" w:hAnsi="Times New Roman"/>
+              </w:rPr>
+              <w:t xml:space="preserve">Support et matériel</w:t>
+            </w:r>
+          </w:p>
+        </w:tc>
+        <w:tc>
+          <w:tcPr>
+            <w:shd w:fill="EAF2F8" w:val="clear"/>
+            <w:tcMar>
+              <w:top w:type="dxa" w:w="80"/>
+              <w:left w:type="dxa" w:w="80"/>
+              <w:bottom w:type="dxa" w:w="80"/>
+              <w:right w:type="dxa" w:w="80"/>
+            </w:tcMar>
+          </w:tcPr>
+          <w:p>
+            <w:pPr>
+              <w:spacing w:after="40"/>
+              <w:jc w:val="left"/>
+            </w:pPr>
+            <w:r>
+              <w:rPr>
+                <w:b/>
+                <w:bCs/>
+                <w:i w:val="false"/>
+                <w:iCs w:val="false"/>
+                <w:color w:val="000000"/>
+                <w:sz w:val="20"/>
+                <w:szCs w:val="20"/>
+                <w:rFonts w:ascii="Times New Roman" w:cs="Times New Roman" w:eastAsia="Times New Roman" w:hAnsi="Times New Roman"/>
+              </w:rPr>
+              <w:t xml:space="preserve">Observation</w:t>
+            </w:r>
+          </w:p>
+        </w:tc>
+      </w:tr>
+      <w:tr>
+        <w:tc>
+          <w:tcPr>
+            <w:tcMar>
+              <w:top w:type="dxa" w:w="80"/>
+              <w:left w:type="dxa" w:w="80"/>
+              <w:bottom w:type="dxa" w:w="80"/>
+              <w:right w:type="dxa" w:w="80"/>
+            </w:tcMar>
+          </w:tcPr>
+          <w:p>
+            <w:pPr>
+              <w:spacing w:after="40"/>
+              <w:jc w:val="left"/>
+            </w:pPr>
+            <w:r>
+              <w:rPr>
+                <w:b w:val="false"/>
+                <w:bCs w:val="false"/>
+                <w:i w:val="false"/>
+                <w:iCs w:val="false"/>
+                <w:color w:val="000000"/>
+                <w:sz w:val="20"/>
+                <w:szCs w:val="20"/>
+                <w:rFonts w:ascii="Times New Roman" w:cs="Times New Roman" w:eastAsia="Times New Roman" w:hAnsi="Times New Roman"/>
+              </w:rPr>
+            </w:r>
+          </w:p>
+        </w:tc>
+        <w:tc>
+          <w:tcPr>
+            <w:tcMar>
+              <w:top w:type="dxa" w:w="80"/>
+              <w:left w:type="dxa" w:w="80"/>
+              <w:bottom w:type="dxa" w:w="80"/>
+              <w:right w:type="dxa" w:w="80"/>
+            </w:tcMar>
+          </w:tcPr>
+          <w:p>
+            <w:pPr>
+              <w:spacing w:after="40"/>
+              <w:jc w:val="center"/>
+            </w:pPr>
+            <w:r>
+              <w:rPr>
+                <w:b/>
+                <w:bCs/>
+                <w:i w:val="false"/>
+                <w:iCs w:val="false"/>
+                <w:color w:val="000000"/>
+                <w:sz w:val="20"/>
+                <w:szCs w:val="20"/>
+                <w:rFonts w:ascii="Times New Roman" w:cs="Times New Roman" w:eastAsia="Times New Roman" w:hAnsi="Times New Roman"/>
+              </w:rPr>
+              <w:t xml:space="preserve">Enseignant</w:t>
+            </w:r>
+          </w:p>
+        </w:tc>
+        <w:tc>
+          <w:tcPr>
+            <w:tcMar>
+              <w:top w:type="dxa" w:w="80"/>
+              <w:left w:type="dxa" w:w="80"/>
+              <w:bottom w:type="dxa" w:w="80"/>
+              <w:right w:type="dxa" w:w="80"/>
+            </w:tcMar>
+          </w:tcPr>
+          <w:p>
+            <w:pPr>
+              <w:spacing w:after="40"/>
+              <w:jc w:val="center"/>
+            </w:pPr>
+            <w:r>
+              <w:rPr>
+                <w:b/>
+                <w:bCs/>
+                <w:i w:val="false"/>
+                <w:iCs w:val="false"/>
+                <w:color w:val="000000"/>
+                <w:sz w:val="20"/>
+                <w:szCs w:val="20"/>
+                <w:rFonts w:ascii="Times New Roman" w:cs="Times New Roman" w:eastAsia="Times New Roman" w:hAnsi="Times New Roman"/>
+              </w:rPr>
+              <w:t xml:space="preserve">Apprenants</w:t>
+            </w:r>
+          </w:p>
+        </w:tc>
+        <w:tc>
+          <w:tcPr>
+            <w:tcMar>
+              <w:top w:type="dxa" w:w="80"/>
+              <w:left w:type="dxa" w:w="80"/>
+              <w:bottom w:type="dxa" w:w="80"/>
+              <w:right w:type="dxa" w:w="80"/>
+            </w:tcMar>
+          </w:tcPr>
+          <w:p>
+            <w:pPr>
+              <w:spacing w:after="40"/>
+              <w:jc w:val="left"/>
+            </w:pPr>
+            <w:r>
+              <w:rPr>
+                <w:b w:val="false"/>
+                <w:bCs w:val="false"/>
+                <w:i w:val="false"/>
+                <w:iCs w:val="false"/>
+                <w:color w:val="000000"/>
+                <w:sz w:val="20"/>
+                <w:szCs w:val="20"/>
+                <w:rFonts w:ascii="Times New Roman" w:cs="Times New Roman" w:eastAsia="Times New Roman" w:hAnsi="Times New Roman"/>
+              </w:rPr>
+            </w:r>
+          </w:p>
+        </w:tc>
+        <w:tc>
+          <w:tcPr>
+            <w:tcMar>
+              <w:top w:type="dxa" w:w="80"/>
+              <w:left w:type="dxa" w:w="80"/>
+              <w:bottom w:type="dxa" w:w="80"/>
+              <w:right w:type="dxa" w:w="80"/>
+            </w:tcMar>
+          </w:tcPr>
+          <w:p>
+            <w:pPr>
+              <w:spacing w:after="40"/>
+              <w:jc w:val="left"/>
+            </w:pPr>
+            <w:r>
+              <w:rPr>
+                <w:b w:val="false"/>
+                <w:bCs w:val="false"/>
+                <w:i w:val="false"/>
+                <w:iCs w:val="false"/>
+                <w:color w:val="000000"/>
+                <w:sz w:val="20"/>
+                <w:szCs w:val="20"/>
+                <w:rFonts w:ascii="Times New Roman" w:cs="Times New Roman" w:eastAsia="Times New Roman" w:hAnsi="Times New Roman"/>
+              </w:rPr>
+            </w:r>
+          </w:p>
+        </w:tc>
+        <w:tc>
+          <w:tcPr>
+            <w:tcMar>
+              <w:top w:type="dxa" w:w="80"/>
+              <w:left w:type="dxa" w:w="80"/>
+              <w:bottom w:type="dxa" w:w="80"/>
+              <w:right w:type="dxa" w:w="80"/>
+            </w:tcMar>
+          </w:tcPr>
+          <w:p>
+            <w:pPr>
+              <w:spacing w:after="40"/>
+              <w:jc w:val="left"/>
+            </w:pPr>
+            <w:r>
+              <w:rPr>
+                <w:b w:val="false"/>
+                <w:bCs w:val="false"/>
+                <w:i w:val="false"/>
+                <w:iCs w:val="false"/>
+                <w:color w:val="000000"/>
+                <w:sz w:val="20"/>
+                <w:szCs w:val="20"/>
+                <w:rFonts w:ascii="Times New Roman" w:cs="Times New Roman" w:eastAsia="Times New Roman" w:hAnsi="Times New Roman"/>
+              </w:rPr>
+            </w:r>
+          </w:p>
+        </w:tc>
+      </w:tr>
+      <w:tr>
+        <w:tc>
+          <w:tcPr>
+            <w:tcMar>
+              <w:top w:type="dxa" w:w="80"/>
+              <w:left w:type="dxa" w:w="80"/>
+              <w:bottom w:type="dxa" w:w="80"/>
+              <w:right w:type="dxa" w:w="80"/>
+            </w:tcMar>
+          </w:tcPr>
+          <w:p>
+            <w:pPr>
+              <w:spacing w:after="40"/>
+              <w:jc w:val="left"/>
+            </w:pPr>
+            <w:r>
+              <w:rPr>
+                <w:b/>
+                <w:bCs/>
+                <w:i w:val="false"/>
+                <w:iCs w:val="false"/>
+                <w:color w:val="000000"/>
+                <w:sz w:val="20"/>
+                <w:szCs w:val="20"/>
+                <w:rFonts w:ascii="Times New Roman" w:cs="Times New Roman" w:eastAsia="Times New Roman" w:hAnsi="Times New Roman"/>
+              </w:rPr>
+              <w:t xml:space="preserve">I. Révision</w:t>
+            </w:r>
+          </w:p>
+        </w:tc>
+        <w:tc>
+          <w:tcPr>
+            <w:tcMar>
+              <w:top w:type="dxa" w:w="80"/>
+              <w:left w:type="dxa" w:w="80"/>
+              <w:bottom w:type="dxa" w:w="80"/>
+              <w:right w:type="dxa" w:w="80"/>
+            </w:tcMar>
+          </w:tcPr>
+          <w:p>
+            <w:pPr>
+              <w:spacing w:after="40"/>
+              <w:jc w:val="left"/>
+            </w:pPr>
+            <w:r>
+              <w:rPr>
+                <w:b w:val="false"/>
+                <w:bCs w:val="false"/>
+                <w:i w:val="false"/>
+                <w:iCs w:val="false"/>
+                <w:color w:val="000000"/>
+                <w:sz w:val="20"/>
+                <w:szCs w:val="20"/>
+                <w:rFonts w:ascii="Times New Roman" w:cs="Times New Roman" w:eastAsia="Times New Roman" w:hAnsi="Times New Roman"/>
+              </w:rPr>
+              <w:t xml:space="preserve">Définis le devoir de mémoire et cite deux « oublis » de l’Histoire malgache.</w:t>
+            </w:r>
+          </w:p>
+        </w:tc>
+        <w:tc>
+          <w:tcPr>
+            <w:tcMar>
+              <w:top w:type="dxa" w:w="80"/>
+              <w:left w:type="dxa" w:w="80"/>
+              <w:bottom w:type="dxa" w:w="80"/>
+              <w:right w:type="dxa" w:w="80"/>
+            </w:tcMar>
+          </w:tcPr>
+          <w:p>
+            <w:pPr>
+              <w:spacing w:after="40"/>
+              <w:jc w:val="left"/>
+            </w:pPr>
+            <w:r>
+              <w:rPr>
+                <w:b w:val="false"/>
+                <w:bCs w:val="false"/>
+                <w:i w:val="false"/>
+                <w:iCs w:val="false"/>
+                <w:color w:val="000000"/>
+                <w:sz w:val="20"/>
+                <w:szCs w:val="20"/>
+                <w:rFonts w:ascii="Times New Roman" w:cs="Times New Roman" w:eastAsia="Times New Roman" w:hAnsi="Times New Roman"/>
+              </w:rPr>
+              <w:t xml:space="preserve">R.A. : Obligation morale de se souvenir des victimes et injustices du passé pour réparer et empêcher la répétition ; oublis : mémoire de l’esclavage, nationalistes anonymes de 1947 (entre autres).</w:t>
+            </w:r>
+          </w:p>
+        </w:tc>
+        <w:tc>
+          <w:tcPr>
+            <w:tcMar>
+              <w:top w:type="dxa" w:w="80"/>
+              <w:left w:type="dxa" w:w="80"/>
+              <w:bottom w:type="dxa" w:w="80"/>
+              <w:right w:type="dxa" w:w="80"/>
+            </w:tcMar>
+          </w:tcPr>
+          <w:p>
+            <w:pPr>
+              <w:spacing w:after="40"/>
+              <w:jc w:val="left"/>
+            </w:pPr>
+            <w:r>
+              <w:rPr>
+                <w:b w:val="false"/>
+                <w:bCs w:val="false"/>
+                <w:i w:val="false"/>
+                <w:iCs w:val="false"/>
+                <w:color w:val="000000"/>
+                <w:sz w:val="20"/>
+                <w:szCs w:val="20"/>
+                <w:rFonts w:ascii="Times New Roman" w:cs="Times New Roman" w:eastAsia="Times New Roman" w:hAnsi="Times New Roman"/>
+              </w:rPr>
+              <w:t xml:space="preserve">Questions-réponses</w:t>
+            </w:r>
+          </w:p>
+        </w:tc>
+        <w:tc>
+          <w:tcPr>
+            <w:tcMar>
+              <w:top w:type="dxa" w:w="80"/>
+              <w:left w:type="dxa" w:w="80"/>
+              <w:bottom w:type="dxa" w:w="80"/>
+              <w:right w:type="dxa" w:w="80"/>
+            </w:tcMar>
+          </w:tcPr>
+          <w:p>
+            <w:pPr>
+              <w:spacing w:after="40"/>
+              <w:jc w:val="left"/>
+            </w:pPr>
+            <w:r>
+              <w:rPr>
+                <w:b w:val="false"/>
+                <w:bCs w:val="false"/>
+                <w:i w:val="false"/>
+                <w:iCs w:val="false"/>
+                <w:color w:val="000000"/>
+                <w:sz w:val="20"/>
+                <w:szCs w:val="20"/>
+                <w:rFonts w:ascii="Times New Roman" w:cs="Times New Roman" w:eastAsia="Times New Roman" w:hAnsi="Times New Roman"/>
+              </w:rPr>
+              <w:t xml:space="preserve">Tableau, ardoises</w:t>
+            </w:r>
+          </w:p>
+        </w:tc>
+        <w:tc>
+          <w:tcPr>
+            <w:tcMar>
+              <w:top w:type="dxa" w:w="80"/>
+              <w:left w:type="dxa" w:w="80"/>
+              <w:bottom w:type="dxa" w:w="80"/>
+              <w:right w:type="dxa" w:w="80"/>
+            </w:tcMar>
+          </w:tcPr>
+          <w:p>
+            <w:pPr>
+              <w:spacing w:after="40"/>
+              <w:jc w:val="left"/>
+            </w:pPr>
+            <w:r>
+              <w:rPr>
+                <w:b w:val="false"/>
+                <w:bCs w:val="false"/>
+                <w:i w:val="false"/>
+                <w:iCs w:val="false"/>
+                <w:color w:val="000000"/>
+                <w:sz w:val="20"/>
+                <w:szCs w:val="20"/>
+                <w:rFonts w:ascii="Times New Roman" w:cs="Times New Roman" w:eastAsia="Times New Roman" w:hAnsi="Times New Roman"/>
+              </w:rPr>
+              <w:t xml:space="preserve">Acquis à consolider</w:t>
+            </w:r>
+          </w:p>
+        </w:tc>
+      </w:tr>
+      <w:tr>
+        <w:tc>
+          <w:tcPr>
+            <w:tcMar>
+              <w:top w:type="dxa" w:w="80"/>
+              <w:left w:type="dxa" w:w="80"/>
+              <w:bottom w:type="dxa" w:w="80"/>
+              <w:right w:type="dxa" w:w="80"/>
+            </w:tcMar>
+          </w:tcPr>
+          <w:p>
+            <w:pPr>
+              <w:spacing w:after="40"/>
+              <w:jc w:val="left"/>
+            </w:pPr>
+            <w:r>
+              <w:rPr>
+                <w:b/>
+                <w:bCs/>
+                <w:i w:val="false"/>
+                <w:iCs w:val="false"/>
+                <w:color w:val="000000"/>
+                <w:sz w:val="20"/>
+                <w:szCs w:val="20"/>
+                <w:rFonts w:ascii="Times New Roman" w:cs="Times New Roman" w:eastAsia="Times New Roman" w:hAnsi="Times New Roman"/>
+              </w:rPr>
+              <w:t xml:space="preserve">II. NOUVELLE LEÇON</w:t>
+            </w:r>
+          </w:p>
+        </w:tc>
+        <w:tc>
+          <w:tcPr>
+            <w:tcMar>
+              <w:top w:type="dxa" w:w="80"/>
+              <w:left w:type="dxa" w:w="80"/>
+              <w:bottom w:type="dxa" w:w="80"/>
+              <w:right w:type="dxa" w:w="80"/>
+            </w:tcMar>
+          </w:tcPr>
+          <w:p>
+            <w:pPr>
+              <w:spacing w:after="40"/>
+              <w:jc w:val="left"/>
+            </w:pPr>
+            <w:r>
+              <w:rPr>
+                <w:b w:val="false"/>
+                <w:bCs w:val="false"/>
+                <w:i w:val="false"/>
+                <w:iCs w:val="false"/>
+                <w:color w:val="000000"/>
+                <w:sz w:val="20"/>
+                <w:szCs w:val="20"/>
+                <w:rFonts w:ascii="Times New Roman" w:cs="Times New Roman" w:eastAsia="Times New Roman" w:hAnsi="Times New Roman"/>
+              </w:rPr>
+              <w:t xml:space="preserve">Annonce : « Aujourd’hui, nous allons apprendre à décrire les formes de commémoration et organiser une commémoration en classe. »</w:t>
+            </w:r>
+          </w:p>
+        </w:tc>
+        <w:tc>
+          <w:tcPr>
+            <w:tcMar>
+              <w:top w:type="dxa" w:w="80"/>
+              <w:left w:type="dxa" w:w="80"/>
+              <w:bottom w:type="dxa" w:w="80"/>
+              <w:right w:type="dxa" w:w="80"/>
+            </w:tcMar>
+          </w:tcPr>
+          <w:p>
+            <w:pPr>
+              <w:spacing w:after="40"/>
+              <w:jc w:val="left"/>
+            </w:pPr>
+            <w:r>
+              <w:rPr>
+                <w:b w:val="false"/>
+                <w:bCs w:val="false"/>
+                <w:i w:val="false"/>
+                <w:iCs w:val="false"/>
+                <w:color w:val="000000"/>
+                <w:sz w:val="20"/>
+                <w:szCs w:val="20"/>
+                <w:rFonts w:ascii="Times New Roman" w:cs="Times New Roman" w:eastAsia="Times New Roman" w:hAnsi="Times New Roman"/>
+              </w:rPr>
+              <w:t xml:space="preserve">Écoutent.</w:t>
+            </w:r>
+          </w:p>
+        </w:tc>
+        <w:tc>
+          <w:tcPr>
+            <w:tcMar>
+              <w:top w:type="dxa" w:w="80"/>
+              <w:left w:type="dxa" w:w="80"/>
+              <w:bottom w:type="dxa" w:w="80"/>
+              <w:right w:type="dxa" w:w="80"/>
+            </w:tcMar>
+          </w:tcPr>
+          <w:p>
+            <w:pPr>
+              <w:spacing w:after="40"/>
+              <w:jc w:val="left"/>
+            </w:pPr>
+            <w:r>
+              <w:rPr>
+                <w:b w:val="false"/>
+                <w:bCs w:val="false"/>
+                <w:i w:val="false"/>
+                <w:iCs w:val="false"/>
+                <w:color w:val="000000"/>
+                <w:sz w:val="20"/>
+                <w:szCs w:val="20"/>
+                <w:rFonts w:ascii="Times New Roman" w:cs="Times New Roman" w:eastAsia="Times New Roman" w:hAnsi="Times New Roman"/>
+              </w:rPr>
+              <w:t xml:space="preserve">Présentation guidée</w:t>
+            </w:r>
+          </w:p>
+        </w:tc>
+        <w:tc>
+          <w:tcPr>
+            <w:tcMar>
+              <w:top w:type="dxa" w:w="80"/>
+              <w:left w:type="dxa" w:w="80"/>
+              <w:bottom w:type="dxa" w:w="80"/>
+              <w:right w:type="dxa" w:w="80"/>
+            </w:tcMar>
+          </w:tcPr>
+          <w:p>
+            <w:pPr>
+              <w:spacing w:after="40"/>
+              <w:jc w:val="left"/>
+            </w:pPr>
+            <w:r>
+              <w:rPr>
+                <w:b w:val="false"/>
+                <w:bCs w:val="false"/>
+                <w:i w:val="false"/>
+                <w:iCs w:val="false"/>
+                <w:color w:val="000000"/>
+                <w:sz w:val="20"/>
+                <w:szCs w:val="20"/>
+                <w:rFonts w:ascii="Times New Roman" w:cs="Times New Roman" w:eastAsia="Times New Roman" w:hAnsi="Times New Roman"/>
+              </w:rPr>
+              <w:t xml:space="preserve">Tableau</w:t>
+            </w:r>
+          </w:p>
+        </w:tc>
+        <w:tc>
+          <w:tcPr>
+            <w:tcMar>
+              <w:top w:type="dxa" w:w="80"/>
+              <w:left w:type="dxa" w:w="80"/>
+              <w:bottom w:type="dxa" w:w="80"/>
+              <w:right w:type="dxa" w:w="80"/>
+            </w:tcMar>
+          </w:tcPr>
+          <w:p>
+            <w:pPr>
+              <w:spacing w:after="40"/>
+              <w:jc w:val="left"/>
+            </w:pPr>
+            <w:r>
+              <w:rPr>
+                <w:b w:val="false"/>
+                <w:bCs w:val="false"/>
+                <w:i w:val="false"/>
+                <w:iCs w:val="false"/>
+                <w:color w:val="000000"/>
+                <w:sz w:val="20"/>
+                <w:szCs w:val="20"/>
+                <w:rFonts w:ascii="Times New Roman" w:cs="Times New Roman" w:eastAsia="Times New Roman" w:hAnsi="Times New Roman"/>
+              </w:rPr>
+            </w:r>
+          </w:p>
+        </w:tc>
+      </w:tr>
+      <w:tr>
+        <w:tc>
+          <w:tcPr>
+            <w:tcMar>
+              <w:top w:type="dxa" w:w="80"/>
+              <w:left w:type="dxa" w:w="80"/>
+              <w:bottom w:type="dxa" w:w="80"/>
+              <w:right w:type="dxa" w:w="80"/>
+            </w:tcMar>
+          </w:tcPr>
+          <w:p>
+            <w:pPr>
+              <w:spacing w:after="40"/>
+              <w:jc w:val="left"/>
+            </w:pPr>
+            <w:r>
+              <w:rPr>
+                <w:b/>
+                <w:bCs/>
+                <w:i w:val="false"/>
+                <w:iCs w:val="false"/>
+                <w:color w:val="000000"/>
+                <w:sz w:val="20"/>
+                <w:szCs w:val="20"/>
+                <w:rFonts w:ascii="Times New Roman" w:cs="Times New Roman" w:eastAsia="Times New Roman" w:hAnsi="Times New Roman"/>
+              </w:rPr>
+              <w:t xml:space="preserve">1. Mise en situation</w:t>
+            </w:r>
+          </w:p>
+        </w:tc>
+        <w:tc>
+          <w:tcPr>
+            <w:tcMar>
+              <w:top w:type="dxa" w:w="80"/>
+              <w:left w:type="dxa" w:w="80"/>
+              <w:bottom w:type="dxa" w:w="80"/>
+              <w:right w:type="dxa" w:w="80"/>
+            </w:tcMar>
+          </w:tcPr>
+          <w:p>
+            <w:pPr>
+              <w:spacing w:after="40"/>
+              <w:jc w:val="left"/>
+            </w:pPr>
+            <w:r>
+              <w:rPr>
+                <w:b w:val="false"/>
+                <w:bCs w:val="false"/>
+                <w:i w:val="false"/>
+                <w:iCs w:val="false"/>
+                <w:color w:val="000000"/>
+                <w:sz w:val="20"/>
+                <w:szCs w:val="20"/>
+                <w:rFonts w:ascii="Times New Roman" w:cs="Times New Roman" w:eastAsia="Times New Roman" w:hAnsi="Times New Roman"/>
+              </w:rPr>
+              <w:t xml:space="preserve">Chaque 26 juin, ton quartier s’illumine de lanternes ; chaque 29 mars, des gerbes fleurissent les stèles. Mais une commémoration ne se réduit pas à un jour férié : c’est un langage complet — gestes, musiques, silences, discours — par lequel la nation se parle à elle-même. Dernière séance de ton année d’Histoire : apprendre ce langage… et organiser toi-même une commémoration.</w:t>
+            </w:r>
+          </w:p>
+        </w:tc>
+        <w:tc>
+          <w:tcPr>
+            <w:tcMar>
+              <w:top w:type="dxa" w:w="80"/>
+              <w:left w:type="dxa" w:w="80"/>
+              <w:bottom w:type="dxa" w:w="80"/>
+              <w:right w:type="dxa" w:w="80"/>
+            </w:tcMar>
+          </w:tcPr>
+          <w:p>
+            <w:pPr>
+              <w:spacing w:after="40"/>
+              <w:jc w:val="left"/>
+            </w:pPr>
+            <w:r>
+              <w:rPr>
+                <w:b w:val="false"/>
+                <w:bCs w:val="false"/>
+                <w:i w:val="false"/>
+                <w:iCs w:val="false"/>
+                <w:color w:val="000000"/>
+                <w:sz w:val="20"/>
+                <w:szCs w:val="20"/>
+                <w:rFonts w:ascii="Times New Roman" w:cs="Times New Roman" w:eastAsia="Times New Roman" w:hAnsi="Times New Roman"/>
+              </w:rPr>
+              <w:t xml:space="preserve">Écoutent, observent et proposent des réponses.</w:t>
+            </w:r>
+          </w:p>
+        </w:tc>
+        <w:tc>
+          <w:tcPr>
+            <w:tcMar>
+              <w:top w:type="dxa" w:w="80"/>
+              <w:left w:type="dxa" w:w="80"/>
+              <w:bottom w:type="dxa" w:w="80"/>
+              <w:right w:type="dxa" w:w="80"/>
+            </w:tcMar>
+          </w:tcPr>
+          <w:p>
+            <w:pPr>
+              <w:spacing w:after="40"/>
+              <w:jc w:val="left"/>
+            </w:pPr>
+            <w:r>
+              <w:rPr>
+                <w:b w:val="false"/>
+                <w:bCs w:val="false"/>
+                <w:i w:val="false"/>
+                <w:iCs w:val="false"/>
+                <w:color w:val="000000"/>
+                <w:sz w:val="20"/>
+                <w:szCs w:val="20"/>
+                <w:rFonts w:ascii="Times New Roman" w:cs="Times New Roman" w:eastAsia="Times New Roman" w:hAnsi="Times New Roman"/>
+              </w:rPr>
+              <w:t xml:space="preserve">Situation-problème</w:t>
+            </w:r>
+          </w:p>
+        </w:tc>
+        <w:tc>
+          <w:tcPr>
+            <w:tcMar>
+              <w:top w:type="dxa" w:w="80"/>
+              <w:left w:type="dxa" w:w="80"/>
+              <w:bottom w:type="dxa" w:w="80"/>
+              <w:right w:type="dxa" w:w="80"/>
+            </w:tcMar>
+          </w:tcPr>
+          <w:p>
+            <w:pPr>
+              <w:spacing w:after="40"/>
+              <w:jc w:val="left"/>
+            </w:pPr>
+            <w:r>
+              <w:rPr>
+                <w:b w:val="false"/>
+                <w:bCs w:val="false"/>
+                <w:i w:val="false"/>
+                <w:iCs w:val="false"/>
+                <w:color w:val="000000"/>
+                <w:sz w:val="20"/>
+                <w:szCs w:val="20"/>
+                <w:rFonts w:ascii="Times New Roman" w:cs="Times New Roman" w:eastAsia="Times New Roman" w:hAnsi="Times New Roman"/>
+              </w:rPr>
+              <w:t xml:space="preserve">Illustration, tableau</w:t>
+            </w:r>
+          </w:p>
+        </w:tc>
+        <w:tc>
+          <w:tcPr>
+            <w:tcMar>
+              <w:top w:type="dxa" w:w="80"/>
+              <w:left w:type="dxa" w:w="80"/>
+              <w:bottom w:type="dxa" w:w="80"/>
+              <w:right w:type="dxa" w:w="80"/>
+            </w:tcMar>
+          </w:tcPr>
+          <w:p>
+            <w:pPr>
+              <w:spacing w:after="40"/>
+              <w:jc w:val="left"/>
+            </w:pPr>
+            <w:r>
+              <w:rPr>
+                <w:b w:val="false"/>
+                <w:bCs w:val="false"/>
+                <w:i w:val="false"/>
+                <w:iCs w:val="false"/>
+                <w:color w:val="000000"/>
+                <w:sz w:val="20"/>
+                <w:szCs w:val="20"/>
+                <w:rFonts w:ascii="Times New Roman" w:cs="Times New Roman" w:eastAsia="Times New Roman" w:hAnsi="Times New Roman"/>
+              </w:rPr>
+              <w:t xml:space="preserve">Participation</w:t>
+            </w:r>
+          </w:p>
+        </w:tc>
+      </w:tr>
+      <w:tr>
+        <w:tc>
+          <w:tcPr>
+            <w:tcMar>
+              <w:top w:type="dxa" w:w="80"/>
+              <w:left w:type="dxa" w:w="80"/>
+              <w:bottom w:type="dxa" w:w="80"/>
+              <w:right w:type="dxa" w:w="80"/>
+            </w:tcMar>
+          </w:tcPr>
+          <w:p>
+            <w:pPr>
+              <w:spacing w:after="40"/>
+              <w:jc w:val="left"/>
+            </w:pPr>
+            <w:r>
+              <w:rPr>
+                <w:b/>
+                <w:bCs/>
+                <w:i w:val="false"/>
+                <w:iCs w:val="false"/>
+                <w:color w:val="000000"/>
+                <w:sz w:val="20"/>
+                <w:szCs w:val="20"/>
+                <w:rFonts w:ascii="Times New Roman" w:cs="Times New Roman" w:eastAsia="Times New Roman" w:hAnsi="Times New Roman"/>
+              </w:rPr>
+              <w:t xml:space="preserve">2. Présentation</w:t>
+            </w:r>
+          </w:p>
+        </w:tc>
+        <w:tc>
+          <w:tcPr>
+            <w:tcMar>
+              <w:top w:type="dxa" w:w="80"/>
+              <w:left w:type="dxa" w:w="80"/>
+              <w:bottom w:type="dxa" w:w="80"/>
+              <w:right w:type="dxa" w:w="80"/>
+            </w:tcMar>
+          </w:tcPr>
+          <w:p>
+            <w:pPr>
+              <w:spacing w:after="40"/>
+              <w:jc w:val="left"/>
+            </w:pPr>
+            <w:r>
+              <w:rPr>
+                <w:b w:val="false"/>
+                <w:bCs w:val="false"/>
+                <w:i w:val="false"/>
+                <w:iCs w:val="false"/>
+                <w:color w:val="000000"/>
+                <w:sz w:val="20"/>
+                <w:szCs w:val="20"/>
+                <w:rFonts w:ascii="Times New Roman" w:cs="Times New Roman" w:eastAsia="Times New Roman" w:hAnsi="Times New Roman"/>
+              </w:rPr>
+              <w:t xml:space="preserve">Présente le titre « Les manifestations de commémoration » et l’objectif de la séance.</w:t>
+            </w:r>
+          </w:p>
+        </w:tc>
+        <w:tc>
+          <w:tcPr>
+            <w:tcMar>
+              <w:top w:type="dxa" w:w="80"/>
+              <w:left w:type="dxa" w:w="80"/>
+              <w:bottom w:type="dxa" w:w="80"/>
+              <w:right w:type="dxa" w:w="80"/>
+            </w:tcMar>
+          </w:tcPr>
+          <w:p>
+            <w:pPr>
+              <w:spacing w:after="40"/>
+              <w:jc w:val="left"/>
+            </w:pPr>
+            <w:r>
+              <w:rPr>
+                <w:b w:val="false"/>
+                <w:bCs w:val="false"/>
+                <w:i w:val="false"/>
+                <w:iCs w:val="false"/>
+                <w:color w:val="000000"/>
+                <w:sz w:val="20"/>
+                <w:szCs w:val="20"/>
+                <w:rFonts w:ascii="Times New Roman" w:cs="Times New Roman" w:eastAsia="Times New Roman" w:hAnsi="Times New Roman"/>
+              </w:rPr>
+              <w:t xml:space="preserve">Écoutent.</w:t>
+            </w:r>
+          </w:p>
+        </w:tc>
+        <w:tc>
+          <w:tcPr>
+            <w:tcMar>
+              <w:top w:type="dxa" w:w="80"/>
+              <w:left w:type="dxa" w:w="80"/>
+              <w:bottom w:type="dxa" w:w="80"/>
+              <w:right w:type="dxa" w:w="80"/>
+            </w:tcMar>
+          </w:tcPr>
+          <w:p>
+            <w:pPr>
+              <w:spacing w:after="40"/>
+              <w:jc w:val="left"/>
+            </w:pPr>
+            <w:r>
+              <w:rPr>
+                <w:b w:val="false"/>
+                <w:bCs w:val="false"/>
+                <w:i w:val="false"/>
+                <w:iCs w:val="false"/>
+                <w:color w:val="000000"/>
+                <w:sz w:val="20"/>
+                <w:szCs w:val="20"/>
+                <w:rFonts w:ascii="Times New Roman" w:cs="Times New Roman" w:eastAsia="Times New Roman" w:hAnsi="Times New Roman"/>
+              </w:rPr>
+              <w:t xml:space="preserve">Explication brève</w:t>
+            </w:r>
+          </w:p>
+        </w:tc>
+        <w:tc>
+          <w:tcPr>
+            <w:tcMar>
+              <w:top w:type="dxa" w:w="80"/>
+              <w:left w:type="dxa" w:w="80"/>
+              <w:bottom w:type="dxa" w:w="80"/>
+              <w:right w:type="dxa" w:w="80"/>
+            </w:tcMar>
+          </w:tcPr>
+          <w:p>
+            <w:pPr>
+              <w:spacing w:after="40"/>
+              <w:jc w:val="left"/>
+            </w:pPr>
+            <w:r>
+              <w:rPr>
+                <w:b w:val="false"/>
+                <w:bCs w:val="false"/>
+                <w:i w:val="false"/>
+                <w:iCs w:val="false"/>
+                <w:color w:val="000000"/>
+                <w:sz w:val="20"/>
+                <w:szCs w:val="20"/>
+                <w:rFonts w:ascii="Times New Roman" w:cs="Times New Roman" w:eastAsia="Times New Roman" w:hAnsi="Times New Roman"/>
+              </w:rPr>
+              <w:t xml:space="preserve">Tableau</w:t>
+            </w:r>
+          </w:p>
+        </w:tc>
+        <w:tc>
+          <w:tcPr>
+            <w:tcMar>
+              <w:top w:type="dxa" w:w="80"/>
+              <w:left w:type="dxa" w:w="80"/>
+              <w:bottom w:type="dxa" w:w="80"/>
+              <w:right w:type="dxa" w:w="80"/>
+            </w:tcMar>
+          </w:tcPr>
+          <w:p>
+            <w:pPr>
+              <w:spacing w:after="40"/>
+              <w:jc w:val="left"/>
+            </w:pPr>
+            <w:r>
+              <w:rPr>
+                <w:b w:val="false"/>
+                <w:bCs w:val="false"/>
+                <w:i w:val="false"/>
+                <w:iCs w:val="false"/>
+                <w:color w:val="000000"/>
+                <w:sz w:val="20"/>
+                <w:szCs w:val="20"/>
+                <w:rFonts w:ascii="Times New Roman" w:cs="Times New Roman" w:eastAsia="Times New Roman" w:hAnsi="Times New Roman"/>
+              </w:rPr>
+            </w:r>
+          </w:p>
+        </w:tc>
+      </w:tr>
+      <w:tr>
+        <w:tc>
+          <w:tcPr>
+            <w:tcMar>
+              <w:top w:type="dxa" w:w="80"/>
+              <w:left w:type="dxa" w:w="80"/>
+              <w:bottom w:type="dxa" w:w="80"/>
+              <w:right w:type="dxa" w:w="80"/>
+            </w:tcMar>
+          </w:tcPr>
+          <w:p>
+            <w:pPr>
+              <w:spacing w:after="40"/>
+              <w:jc w:val="left"/>
+            </w:pPr>
+            <w:r>
+              <w:rPr>
+                <w:b/>
+                <w:bCs/>
+                <w:i w:val="false"/>
+                <w:iCs w:val="false"/>
+                <w:color w:val="000000"/>
+                <w:sz w:val="20"/>
+                <w:szCs w:val="20"/>
+                <w:rFonts w:ascii="Times New Roman" w:cs="Times New Roman" w:eastAsia="Times New Roman" w:hAnsi="Times New Roman"/>
+              </w:rPr>
+              <w:t xml:space="preserve">3. Développement</w:t>
+            </w:r>
+          </w:p>
+        </w:tc>
+        <w:tc>
+          <w:tcPr>
+            <w:tcMar>
+              <w:top w:type="dxa" w:w="80"/>
+              <w:left w:type="dxa" w:w="80"/>
+              <w:bottom w:type="dxa" w:w="80"/>
+              <w:right w:type="dxa" w:w="80"/>
+            </w:tcMar>
+          </w:tcPr>
+          <w:p>
+            <w:pPr>
+              <w:spacing w:after="40"/>
+              <w:jc w:val="left"/>
+            </w:pPr>
+            <w:r>
+              <w:rPr>
+                <w:b w:val="false"/>
+                <w:bCs w:val="false"/>
+                <w:i w:val="false"/>
+                <w:iCs w:val="false"/>
+                <w:color w:val="000000"/>
+                <w:sz w:val="20"/>
+                <w:szCs w:val="20"/>
+                <w:rFonts w:ascii="Times New Roman" w:cs="Times New Roman" w:eastAsia="Times New Roman" w:hAnsi="Times New Roman"/>
+              </w:rPr>
+              <w:t xml:space="preserve">Développe la leçon partie par partie : Les formes officielles ; Les formes culturelles et populaires ; Projet : organiser une commémoration en classe.</w:t>
+            </w:r>
+          </w:p>
+        </w:tc>
+        <w:tc>
+          <w:tcPr>
+            <w:tcMar>
+              <w:top w:type="dxa" w:w="80"/>
+              <w:left w:type="dxa" w:w="80"/>
+              <w:bottom w:type="dxa" w:w="80"/>
+              <w:right w:type="dxa" w:w="80"/>
+            </w:tcMar>
+          </w:tcPr>
+          <w:p>
+            <w:pPr>
+              <w:spacing w:after="40"/>
+              <w:jc w:val="left"/>
+            </w:pPr>
+            <w:r>
+              <w:rPr>
+                <w:b w:val="false"/>
+                <w:bCs w:val="false"/>
+                <w:i w:val="false"/>
+                <w:iCs w:val="false"/>
+                <w:color w:val="000000"/>
+                <w:sz w:val="20"/>
+                <w:szCs w:val="20"/>
+                <w:rFonts w:ascii="Times New Roman" w:cs="Times New Roman" w:eastAsia="Times New Roman" w:hAnsi="Times New Roman"/>
+              </w:rPr>
+              <w:t xml:space="preserve">Écoutent, répondent aux questions et notent les mots-clés.</w:t>
+            </w:r>
+          </w:p>
+        </w:tc>
+        <w:tc>
+          <w:tcPr>
+            <w:tcMar>
+              <w:top w:type="dxa" w:w="80"/>
+              <w:left w:type="dxa" w:w="80"/>
+              <w:bottom w:type="dxa" w:w="80"/>
+              <w:right w:type="dxa" w:w="80"/>
+            </w:tcMar>
+          </w:tcPr>
+          <w:p>
+            <w:pPr>
+              <w:spacing w:after="40"/>
+              <w:jc w:val="left"/>
+            </w:pPr>
+            <w:r>
+              <w:rPr>
+                <w:b w:val="false"/>
+                <w:bCs w:val="false"/>
+                <w:i w:val="false"/>
+                <w:iCs w:val="false"/>
+                <w:color w:val="000000"/>
+                <w:sz w:val="20"/>
+                <w:szCs w:val="20"/>
+                <w:rFonts w:ascii="Times New Roman" w:cs="Times New Roman" w:eastAsia="Times New Roman" w:hAnsi="Times New Roman"/>
+              </w:rPr>
+              <w:t xml:space="preserve">Exposé interactif, questions-réponses</w:t>
+            </w:r>
+          </w:p>
+        </w:tc>
+        <w:tc>
+          <w:tcPr>
+            <w:tcMar>
+              <w:top w:type="dxa" w:w="80"/>
+              <w:left w:type="dxa" w:w="80"/>
+              <w:bottom w:type="dxa" w:w="80"/>
+              <w:right w:type="dxa" w:w="80"/>
+            </w:tcMar>
+          </w:tcPr>
+          <w:p>
+            <w:pPr>
+              <w:spacing w:after="40"/>
+              <w:jc w:val="left"/>
+            </w:pPr>
+            <w:r>
+              <w:rPr>
+                <w:b w:val="false"/>
+                <w:bCs w:val="false"/>
+                <w:i w:val="false"/>
+                <w:iCs w:val="false"/>
+                <w:color w:val="000000"/>
+                <w:sz w:val="20"/>
+                <w:szCs w:val="20"/>
+                <w:rFonts w:ascii="Times New Roman" w:cs="Times New Roman" w:eastAsia="Times New Roman" w:hAnsi="Times New Roman"/>
+              </w:rPr>
+              <w:t xml:space="preserve">Tableau, frises, cartes</w:t>
+            </w:r>
+          </w:p>
+        </w:tc>
+        <w:tc>
+          <w:tcPr>
+            <w:tcMar>
+              <w:top w:type="dxa" w:w="80"/>
+              <w:left w:type="dxa" w:w="80"/>
+              <w:bottom w:type="dxa" w:w="80"/>
+              <w:right w:type="dxa" w:w="80"/>
+            </w:tcMar>
+          </w:tcPr>
+          <w:p>
+            <w:pPr>
+              <w:spacing w:after="40"/>
+              <w:jc w:val="left"/>
+            </w:pPr>
+            <w:r>
+              <w:rPr>
+                <w:b w:val="false"/>
+                <w:bCs w:val="false"/>
+                <w:i w:val="false"/>
+                <w:iCs w:val="false"/>
+                <w:color w:val="000000"/>
+                <w:sz w:val="20"/>
+                <w:szCs w:val="20"/>
+                <w:rFonts w:ascii="Times New Roman" w:cs="Times New Roman" w:eastAsia="Times New Roman" w:hAnsi="Times New Roman"/>
+              </w:rPr>
+              <w:t xml:space="preserve">Attention, participation</w:t>
+            </w:r>
+          </w:p>
+        </w:tc>
+      </w:tr>
+      <w:tr>
+        <w:tc>
+          <w:tcPr>
+            <w:tcMar>
+              <w:top w:type="dxa" w:w="80"/>
+              <w:left w:type="dxa" w:w="80"/>
+              <w:bottom w:type="dxa" w:w="80"/>
+              <w:right w:type="dxa" w:w="80"/>
+            </w:tcMar>
+          </w:tcPr>
+          <w:p>
+            <w:pPr>
+              <w:spacing w:after="40"/>
+              <w:jc w:val="left"/>
+            </w:pPr>
+            <w:r>
+              <w:rPr>
+                <w:b/>
+                <w:bCs/>
+                <w:i w:val="false"/>
+                <w:iCs w:val="false"/>
+                <w:color w:val="000000"/>
+                <w:sz w:val="20"/>
+                <w:szCs w:val="20"/>
+                <w:rFonts w:ascii="Times New Roman" w:cs="Times New Roman" w:eastAsia="Times New Roman" w:hAnsi="Times New Roman"/>
+              </w:rPr>
+              <w:t xml:space="preserve">4. Étude de document</w:t>
+            </w:r>
+          </w:p>
+        </w:tc>
+        <w:tc>
+          <w:tcPr>
+            <w:tcMar>
+              <w:top w:type="dxa" w:w="80"/>
+              <w:left w:type="dxa" w:w="80"/>
+              <w:bottom w:type="dxa" w:w="80"/>
+              <w:right w:type="dxa" w:w="80"/>
+            </w:tcMar>
+          </w:tcPr>
+          <w:p>
+            <w:pPr>
+              <w:spacing w:after="40"/>
+              <w:jc w:val="left"/>
+            </w:pPr>
+            <w:r>
+              <w:rPr>
+                <w:b w:val="false"/>
+                <w:bCs w:val="false"/>
+                <w:i w:val="false"/>
+                <w:iCs w:val="false"/>
+                <w:color w:val="000000"/>
+                <w:sz w:val="20"/>
+                <w:szCs w:val="20"/>
+                <w:rFonts w:ascii="Times New Roman" w:cs="Times New Roman" w:eastAsia="Times New Roman" w:hAnsi="Times New Roman"/>
+              </w:rPr>
+              <w:t xml:space="preserve">Fait lire le document « Programme officiel d’un 26 juin » (texte reconstitué d’après les programmes types des cérémonies de la fête nationale dans les communes malgaches — document pédagogique), puis pose les questions.</w:t>
+            </w:r>
+          </w:p>
+        </w:tc>
+        <w:tc>
+          <w:tcPr>
+            <w:tcMar>
+              <w:top w:type="dxa" w:w="80"/>
+              <w:left w:type="dxa" w:w="80"/>
+              <w:bottom w:type="dxa" w:w="80"/>
+              <w:right w:type="dxa" w:w="80"/>
+            </w:tcMar>
+          </w:tcPr>
+          <w:p>
+            <w:pPr>
+              <w:spacing w:after="40"/>
+              <w:jc w:val="left"/>
+            </w:pPr>
+            <w:r>
+              <w:rPr>
+                <w:b w:val="false"/>
+                <w:bCs w:val="false"/>
+                <w:i w:val="false"/>
+                <w:iCs w:val="false"/>
+                <w:color w:val="000000"/>
+                <w:sz w:val="20"/>
+                <w:szCs w:val="20"/>
+                <w:rFonts w:ascii="Times New Roman" w:cs="Times New Roman" w:eastAsia="Times New Roman" w:hAnsi="Times New Roman"/>
+              </w:rPr>
+              <w:t xml:space="preserve">Lisent le document, répondent aux questions et critiquent la source.</w:t>
+            </w:r>
+          </w:p>
+        </w:tc>
+        <w:tc>
+          <w:tcPr>
+            <w:tcMar>
+              <w:top w:type="dxa" w:w="80"/>
+              <w:left w:type="dxa" w:w="80"/>
+              <w:bottom w:type="dxa" w:w="80"/>
+              <w:right w:type="dxa" w:w="80"/>
+            </w:tcMar>
+          </w:tcPr>
+          <w:p>
+            <w:pPr>
+              <w:spacing w:after="40"/>
+              <w:jc w:val="left"/>
+            </w:pPr>
+            <w:r>
+              <w:rPr>
+                <w:b w:val="false"/>
+                <w:bCs w:val="false"/>
+                <w:i w:val="false"/>
+                <w:iCs w:val="false"/>
+                <w:color w:val="000000"/>
+                <w:sz w:val="20"/>
+                <w:szCs w:val="20"/>
+                <w:rFonts w:ascii="Times New Roman" w:cs="Times New Roman" w:eastAsia="Times New Roman" w:hAnsi="Times New Roman"/>
+              </w:rPr>
+              <w:t xml:space="preserve">Observation dirigée, travail en binômes</w:t>
+            </w:r>
+          </w:p>
+        </w:tc>
+        <w:tc>
+          <w:tcPr>
+            <w:tcMar>
+              <w:top w:type="dxa" w:w="80"/>
+              <w:left w:type="dxa" w:w="80"/>
+              <w:bottom w:type="dxa" w:w="80"/>
+              <w:right w:type="dxa" w:w="80"/>
+            </w:tcMar>
+          </w:tcPr>
+          <w:p>
+            <w:pPr>
+              <w:spacing w:after="40"/>
+              <w:jc w:val="left"/>
+            </w:pPr>
+            <w:r>
+              <w:rPr>
+                <w:b w:val="false"/>
+                <w:bCs w:val="false"/>
+                <w:i w:val="false"/>
+                <w:iCs w:val="false"/>
+                <w:color w:val="000000"/>
+                <w:sz w:val="20"/>
+                <w:szCs w:val="20"/>
+                <w:rFonts w:ascii="Times New Roman" w:cs="Times New Roman" w:eastAsia="Times New Roman" w:hAnsi="Times New Roman"/>
+              </w:rPr>
+              <w:t xml:space="preserve">Document imprimé</w:t>
+            </w:r>
+          </w:p>
+        </w:tc>
+        <w:tc>
+          <w:tcPr>
+            <w:tcMar>
+              <w:top w:type="dxa" w:w="80"/>
+              <w:left w:type="dxa" w:w="80"/>
+              <w:bottom w:type="dxa" w:w="80"/>
+              <w:right w:type="dxa" w:w="80"/>
+            </w:tcMar>
+          </w:tcPr>
+          <w:p>
+            <w:pPr>
+              <w:spacing w:after="40"/>
+              <w:jc w:val="left"/>
+            </w:pPr>
+            <w:r>
+              <w:rPr>
+                <w:b w:val="false"/>
+                <w:bCs w:val="false"/>
+                <w:i w:val="false"/>
+                <w:iCs w:val="false"/>
+                <w:color w:val="000000"/>
+                <w:sz w:val="20"/>
+                <w:szCs w:val="20"/>
+                <w:rFonts w:ascii="Times New Roman" w:cs="Times New Roman" w:eastAsia="Times New Roman" w:hAnsi="Times New Roman"/>
+              </w:rPr>
+              <w:t xml:space="preserve">Esprit critique</w:t>
+            </w:r>
+          </w:p>
+        </w:tc>
+      </w:tr>
+      <w:tr>
+        <w:tc>
+          <w:tcPr>
+            <w:tcMar>
+              <w:top w:type="dxa" w:w="80"/>
+              <w:left w:type="dxa" w:w="80"/>
+              <w:bottom w:type="dxa" w:w="80"/>
+              <w:right w:type="dxa" w:w="80"/>
+            </w:tcMar>
+          </w:tcPr>
+          <w:p>
+            <w:pPr>
+              <w:spacing w:after="40"/>
+              <w:jc w:val="left"/>
+            </w:pPr>
+            <w:r>
+              <w:rPr>
+                <w:b/>
+                <w:bCs/>
+                <w:i w:val="false"/>
+                <w:iCs w:val="false"/>
+                <w:color w:val="000000"/>
+                <w:sz w:val="20"/>
+                <w:szCs w:val="20"/>
+                <w:rFonts w:ascii="Times New Roman" w:cs="Times New Roman" w:eastAsia="Times New Roman" w:hAnsi="Times New Roman"/>
+              </w:rPr>
+              <w:t xml:space="preserve">5. Synthèse</w:t>
+            </w:r>
+          </w:p>
+        </w:tc>
+        <w:tc>
+          <w:tcPr>
+            <w:tcMar>
+              <w:top w:type="dxa" w:w="80"/>
+              <w:left w:type="dxa" w:w="80"/>
+              <w:bottom w:type="dxa" w:w="80"/>
+              <w:right w:type="dxa" w:w="80"/>
+            </w:tcMar>
+          </w:tcPr>
+          <w:p>
+            <w:pPr>
+              <w:spacing w:after="40"/>
+              <w:jc w:val="left"/>
+            </w:pPr>
+            <w:r>
+              <w:rPr>
+                <w:b w:val="false"/>
+                <w:bCs w:val="false"/>
+                <w:i w:val="false"/>
+                <w:iCs w:val="false"/>
+                <w:color w:val="000000"/>
+                <w:sz w:val="20"/>
+                <w:szCs w:val="20"/>
+                <w:rFonts w:ascii="Times New Roman" w:cs="Times New Roman" w:eastAsia="Times New Roman" w:hAnsi="Times New Roman"/>
+              </w:rPr>
+              <w:t xml:space="preserve">Donc, Formes officielles : défilé, dépôt de gerbes et minute de silence, hymne et levée des couleurs, discours. Formes culturelles et populaires : conférences-débats, expositions, théâtre et chants, arendrina et fêtes du 26 juin. Projet de classe en cinq étapes : se documenter (avec l’Histoire orale), préparer, célébrer, faire comprendre, transmettre — la boucle du manuel est bouclée : de la source au souvenir.</w:t>
+            </w:r>
+          </w:p>
+        </w:tc>
+        <w:tc>
+          <w:tcPr>
+            <w:tcMar>
+              <w:top w:type="dxa" w:w="80"/>
+              <w:left w:type="dxa" w:w="80"/>
+              <w:bottom w:type="dxa" w:w="80"/>
+              <w:right w:type="dxa" w:w="80"/>
+            </w:tcMar>
+          </w:tcPr>
+          <w:p>
+            <w:pPr>
+              <w:spacing w:after="40"/>
+              <w:jc w:val="left"/>
+            </w:pPr>
+            <w:r>
+              <w:rPr>
+                <w:b w:val="false"/>
+                <w:bCs w:val="false"/>
+                <w:i w:val="false"/>
+                <w:iCs w:val="false"/>
+                <w:color w:val="000000"/>
+                <w:sz w:val="20"/>
+                <w:szCs w:val="20"/>
+                <w:rFonts w:ascii="Times New Roman" w:cs="Times New Roman" w:eastAsia="Times New Roman" w:hAnsi="Times New Roman"/>
+              </w:rPr>
+              <w:t xml:space="preserve">Écoutent et reformulent la règle.</w:t>
+            </w:r>
+          </w:p>
+        </w:tc>
+        <w:tc>
+          <w:tcPr>
+            <w:tcMar>
+              <w:top w:type="dxa" w:w="80"/>
+              <w:left w:type="dxa" w:w="80"/>
+              <w:bottom w:type="dxa" w:w="80"/>
+              <w:right w:type="dxa" w:w="80"/>
+            </w:tcMar>
+          </w:tcPr>
+          <w:p>
+            <w:pPr>
+              <w:spacing w:after="40"/>
+              <w:jc w:val="left"/>
+            </w:pPr>
+            <w:r>
+              <w:rPr>
+                <w:b w:val="false"/>
+                <w:bCs w:val="false"/>
+                <w:i w:val="false"/>
+                <w:iCs w:val="false"/>
+                <w:color w:val="000000"/>
+                <w:sz w:val="20"/>
+                <w:szCs w:val="20"/>
+                <w:rFonts w:ascii="Times New Roman" w:cs="Times New Roman" w:eastAsia="Times New Roman" w:hAnsi="Times New Roman"/>
+              </w:rPr>
+              <w:t xml:space="preserve">Synthèse guidée</w:t>
+            </w:r>
+          </w:p>
+        </w:tc>
+        <w:tc>
+          <w:tcPr>
+            <w:tcMar>
+              <w:top w:type="dxa" w:w="80"/>
+              <w:left w:type="dxa" w:w="80"/>
+              <w:bottom w:type="dxa" w:w="80"/>
+              <w:right w:type="dxa" w:w="80"/>
+            </w:tcMar>
+          </w:tcPr>
+          <w:p>
+            <w:pPr>
+              <w:spacing w:after="40"/>
+              <w:jc w:val="left"/>
+            </w:pPr>
+            <w:r>
+              <w:rPr>
+                <w:b w:val="false"/>
+                <w:bCs w:val="false"/>
+                <w:i w:val="false"/>
+                <w:iCs w:val="false"/>
+                <w:color w:val="000000"/>
+                <w:sz w:val="20"/>
+                <w:szCs w:val="20"/>
+                <w:rFonts w:ascii="Times New Roman" w:cs="Times New Roman" w:eastAsia="Times New Roman" w:hAnsi="Times New Roman"/>
+              </w:rPr>
+              <w:t xml:space="preserve">Cahier, tableau</w:t>
+            </w:r>
+          </w:p>
+        </w:tc>
+        <w:tc>
+          <w:tcPr>
+            <w:tcMar>
+              <w:top w:type="dxa" w:w="80"/>
+              <w:left w:type="dxa" w:w="80"/>
+              <w:bottom w:type="dxa" w:w="80"/>
+              <w:right w:type="dxa" w:w="80"/>
+            </w:tcMar>
+          </w:tcPr>
+          <w:p>
+            <w:pPr>
+              <w:spacing w:after="40"/>
+              <w:jc w:val="left"/>
+            </w:pPr>
+            <w:r>
+              <w:rPr>
+                <w:b w:val="false"/>
+                <w:bCs w:val="false"/>
+                <w:i w:val="false"/>
+                <w:iCs w:val="false"/>
+                <w:color w:val="000000"/>
+                <w:sz w:val="20"/>
+                <w:szCs w:val="20"/>
+                <w:rFonts w:ascii="Times New Roman" w:cs="Times New Roman" w:eastAsia="Times New Roman" w:hAnsi="Times New Roman"/>
+              </w:rPr>
+              <w:t xml:space="preserve">Trace écrite</w:t>
+            </w:r>
+          </w:p>
+        </w:tc>
+      </w:tr>
+      <w:tr>
+        <w:tc>
+          <w:tcPr>
+            <w:tcMar>
+              <w:top w:type="dxa" w:w="80"/>
+              <w:left w:type="dxa" w:w="80"/>
+              <w:bottom w:type="dxa" w:w="80"/>
+              <w:right w:type="dxa" w:w="80"/>
+            </w:tcMar>
+          </w:tcPr>
+          <w:p>
+            <w:pPr>
+              <w:spacing w:after="40"/>
+              <w:jc w:val="left"/>
+            </w:pPr>
+            <w:r>
+              <w:rPr>
+                <w:b/>
+                <w:bCs/>
+                <w:i w:val="false"/>
+                <w:iCs w:val="false"/>
+                <w:color w:val="000000"/>
+                <w:sz w:val="20"/>
+                <w:szCs w:val="20"/>
+                <w:rFonts w:ascii="Times New Roman" w:cs="Times New Roman" w:eastAsia="Times New Roman" w:hAnsi="Times New Roman"/>
+              </w:rPr>
+              <w:t xml:space="preserve">6. Application</w:t>
+            </w:r>
+          </w:p>
+        </w:tc>
+        <w:tc>
+          <w:tcPr>
+            <w:tcMar>
+              <w:top w:type="dxa" w:w="80"/>
+              <w:left w:type="dxa" w:w="80"/>
+              <w:bottom w:type="dxa" w:w="80"/>
+              <w:right w:type="dxa" w:w="80"/>
+            </w:tcMar>
+          </w:tcPr>
+          <w:p>
+            <w:pPr>
+              <w:spacing w:after="40"/>
+              <w:jc w:val="left"/>
+            </w:pPr>
+            <w:r>
+              <w:rPr>
+                <w:b w:val="false"/>
+                <w:bCs w:val="false"/>
+                <w:i w:val="false"/>
+                <w:iCs w:val="false"/>
+                <w:color w:val="000000"/>
+                <w:sz w:val="20"/>
+                <w:szCs w:val="20"/>
+                <w:rFonts w:ascii="Times New Roman" w:cs="Times New Roman" w:eastAsia="Times New Roman" w:hAnsi="Times New Roman"/>
+              </w:rPr>
+              <w:t xml:space="preserve">Les formes. a) Cite trois gestes d’une cérémonie officielle et leur sens. b) Que signifie la minute de silence ? d) Cite trois formes culturelles ou populaires. e) Que sont les arendrina ? Comprendre. a) Pourquoi le défilé rassemble-t-il armée, écoles et associations ? b) À quoi sert une exposition ? d) Et une conférence-débat ? e) Pourquoi la fête (podiums, jeux) a-t-elle aussi sa place ?</w:t>
+            </w:r>
+          </w:p>
+        </w:tc>
+        <w:tc>
+          <w:tcPr>
+            <w:tcMar>
+              <w:top w:type="dxa" w:w="80"/>
+              <w:left w:type="dxa" w:w="80"/>
+              <w:bottom w:type="dxa" w:w="80"/>
+              <w:right w:type="dxa" w:w="80"/>
+            </w:tcMar>
+          </w:tcPr>
+          <w:p>
+            <w:pPr>
+              <w:spacing w:after="40"/>
+              <w:jc w:val="left"/>
+            </w:pPr>
+            <w:r>
+              <w:rPr>
+                <w:b w:val="false"/>
+                <w:bCs w:val="false"/>
+                <w:i w:val="false"/>
+                <w:iCs w:val="false"/>
+                <w:color w:val="000000"/>
+                <w:sz w:val="20"/>
+                <w:szCs w:val="20"/>
+                <w:rFonts w:ascii="Times New Roman" w:cs="Times New Roman" w:eastAsia="Times New Roman" w:hAnsi="Times New Roman"/>
+              </w:rPr>
+              <w:t xml:space="preserve">a) lever des couleurs (symboles en action), dépôt de gerbes (honorer les morts), défilé (unité de la nation), discours (sens pour le présent) — trois suffisent ; b) honorer les morts par un hommage silencieux et partagé ; d) conférence-débat, exposition, théâtre, chants, concours, arendrina (trois suffisent) ; e) les lanternes portées par les enfants la veille du 26 juin. a) parce qu’il donne à voir la nation entière, unie, dans toutes ses composantes ; b) à mettre les documents et objets du passé sous les yeux de tous ; d) à faire expliquer les faits par un spécialiste et à permettre les questions ; e) parce que la mémoire se transmet aussi par la joie partagée : une nation commémore ce qu’elle aime.</w:t>
+            </w:r>
+          </w:p>
+        </w:tc>
+        <w:tc>
+          <w:tcPr>
+            <w:tcMar>
+              <w:top w:type="dxa" w:w="80"/>
+              <w:left w:type="dxa" w:w="80"/>
+              <w:bottom w:type="dxa" w:w="80"/>
+              <w:right w:type="dxa" w:w="80"/>
+            </w:tcMar>
+          </w:tcPr>
+          <w:p>
+            <w:pPr>
+              <w:spacing w:after="40"/>
+              <w:jc w:val="left"/>
+            </w:pPr>
+            <w:r>
+              <w:rPr>
+                <w:b w:val="false"/>
+                <w:bCs w:val="false"/>
+                <w:i w:val="false"/>
+                <w:iCs w:val="false"/>
+                <w:color w:val="000000"/>
+                <w:sz w:val="20"/>
+                <w:szCs w:val="20"/>
+                <w:rFonts w:ascii="Times New Roman" w:cs="Times New Roman" w:eastAsia="Times New Roman" w:hAnsi="Times New Roman"/>
+              </w:rPr>
+              <w:t xml:space="preserve">Travail individuel puis correction collective</w:t>
+            </w:r>
+          </w:p>
+        </w:tc>
+        <w:tc>
+          <w:tcPr>
+            <w:tcMar>
+              <w:top w:type="dxa" w:w="80"/>
+              <w:left w:type="dxa" w:w="80"/>
+              <w:bottom w:type="dxa" w:w="80"/>
+              <w:right w:type="dxa" w:w="80"/>
+            </w:tcMar>
+          </w:tcPr>
+          <w:p>
+            <w:pPr>
+              <w:spacing w:after="40"/>
+              <w:jc w:val="left"/>
+            </w:pPr>
+            <w:r>
+              <w:rPr>
+                <w:b w:val="false"/>
+                <w:bCs w:val="false"/>
+                <w:i w:val="false"/>
+                <w:iCs w:val="false"/>
+                <w:color w:val="000000"/>
+                <w:sz w:val="20"/>
+                <w:szCs w:val="20"/>
+                <w:rFonts w:ascii="Times New Roman" w:cs="Times New Roman" w:eastAsia="Times New Roman" w:hAnsi="Times New Roman"/>
+              </w:rPr>
+              <w:t xml:space="preserve">Cahier, ardoises</w:t>
+            </w:r>
+          </w:p>
+        </w:tc>
+        <w:tc>
+          <w:tcPr>
+            <w:tcMar>
+              <w:top w:type="dxa" w:w="80"/>
+              <w:left w:type="dxa" w:w="80"/>
+              <w:bottom w:type="dxa" w:w="80"/>
+              <w:right w:type="dxa" w:w="80"/>
+            </w:tcMar>
+          </w:tcPr>
+          <w:p>
+            <w:pPr>
+              <w:spacing w:after="40"/>
+              <w:jc w:val="left"/>
+            </w:pPr>
+            <w:r>
+              <w:rPr>
+                <w:b w:val="false"/>
+                <w:bCs w:val="false"/>
+                <w:i w:val="false"/>
+                <w:iCs w:val="false"/>
+                <w:color w:val="000000"/>
+                <w:sz w:val="20"/>
+                <w:szCs w:val="20"/>
+                <w:rFonts w:ascii="Times New Roman" w:cs="Times New Roman" w:eastAsia="Times New Roman" w:hAnsi="Times New Roman"/>
+              </w:rPr>
+              <w:t xml:space="preserve">Remédiation</w:t>
+            </w:r>
+          </w:p>
+        </w:tc>
+      </w:tr>
+      <w:tr>
+        <w:tc>
+          <w:tcPr>
+            <w:tcMar>
+              <w:top w:type="dxa" w:w="80"/>
+              <w:left w:type="dxa" w:w="80"/>
+              <w:bottom w:type="dxa" w:w="80"/>
+              <w:right w:type="dxa" w:w="80"/>
+            </w:tcMar>
+          </w:tcPr>
+          <w:p>
+            <w:pPr>
+              <w:spacing w:after="40"/>
+              <w:jc w:val="left"/>
+            </w:pPr>
+            <w:r>
+              <w:rPr>
+                <w:b/>
+                <w:bCs/>
+                <w:i w:val="false"/>
+                <w:iCs w:val="false"/>
+                <w:color w:val="000000"/>
+                <w:sz w:val="20"/>
+                <w:szCs w:val="20"/>
+                <w:rFonts w:ascii="Times New Roman" w:cs="Times New Roman" w:eastAsia="Times New Roman" w:hAnsi="Times New Roman"/>
+              </w:rPr>
+              <w:t xml:space="preserve">III. Évaluation</w:t>
+            </w:r>
+          </w:p>
+        </w:tc>
+        <w:tc>
+          <w:tcPr>
+            <w:tcMar>
+              <w:top w:type="dxa" w:w="80"/>
+              <w:left w:type="dxa" w:w="80"/>
+              <w:bottom w:type="dxa" w:w="80"/>
+              <w:right w:type="dxa" w:w="80"/>
+            </w:tcMar>
+          </w:tcPr>
+          <w:p>
+            <w:pPr>
+              <w:spacing w:after="40"/>
+              <w:jc w:val="left"/>
+            </w:pPr>
+            <w:r>
+              <w:rPr>
+                <w:b w:val="false"/>
+                <w:bCs w:val="false"/>
+                <w:i w:val="false"/>
+                <w:iCs w:val="false"/>
+                <w:color w:val="000000"/>
+                <w:sz w:val="20"/>
+                <w:szCs w:val="20"/>
+                <w:rFonts w:ascii="Times New Roman" w:cs="Times New Roman" w:eastAsia="Times New Roman" w:hAnsi="Times New Roman"/>
+              </w:rPr>
+              <w:t xml:space="preserve">Résous sans modèle : Les formes. a) Cite trois gestes d’une cérémonie officielle et leur sens. b) Que signifie la minute de silence ? d) Cite trois formes culturelles ou populaires. e) Que sont les arendrina ? Puis justifie l’une de tes réponses.</w:t>
+            </w:r>
+          </w:p>
+        </w:tc>
+        <w:tc>
+          <w:tcPr>
+            <w:tcMar>
+              <w:top w:type="dxa" w:w="80"/>
+              <w:left w:type="dxa" w:w="80"/>
+              <w:bottom w:type="dxa" w:w="80"/>
+              <w:right w:type="dxa" w:w="80"/>
+            </w:tcMar>
+          </w:tcPr>
+          <w:p>
+            <w:pPr>
+              <w:spacing w:after="40"/>
+              <w:jc w:val="left"/>
+            </w:pPr>
+            <w:r>
+              <w:rPr>
+                <w:b w:val="false"/>
+                <w:bCs w:val="false"/>
+                <w:i w:val="false"/>
+                <w:iCs w:val="false"/>
+                <w:color w:val="000000"/>
+                <w:sz w:val="20"/>
+                <w:szCs w:val="20"/>
+                <w:rFonts w:ascii="Times New Roman" w:cs="Times New Roman" w:eastAsia="Times New Roman" w:hAnsi="Times New Roman"/>
+              </w:rPr>
+              <w:t xml:space="preserve">a) lever des couleurs (symboles en action), dépôt de gerbes (honorer les morts), défilé (unité de la nation), discours (sens pour le présent) — trois suffisent ; b) honorer les morts par un hommage silencieux et partagé ; d) conférence-débat, exposition, théâtre, chants, concours, arendrina (trois suffisent) ; e) les lanternes portées par les enfants la veille du 26 juin. La justification s’appuie sur la règle de la leçon.</w:t>
+            </w:r>
+          </w:p>
+        </w:tc>
+        <w:tc>
+          <w:tcPr>
+            <w:tcMar>
+              <w:top w:type="dxa" w:w="80"/>
+              <w:left w:type="dxa" w:w="80"/>
+              <w:bottom w:type="dxa" w:w="80"/>
+              <w:right w:type="dxa" w:w="80"/>
+            </w:tcMar>
+          </w:tcPr>
+          <w:p>
+            <w:pPr>
+              <w:spacing w:after="40"/>
+              <w:jc w:val="left"/>
+            </w:pPr>
+            <w:r>
+              <w:rPr>
+                <w:b w:val="false"/>
+                <w:bCs w:val="false"/>
+                <w:i w:val="false"/>
+                <w:iCs w:val="false"/>
+                <w:color w:val="000000"/>
+                <w:sz w:val="20"/>
+                <w:szCs w:val="20"/>
+                <w:rFonts w:ascii="Times New Roman" w:cs="Times New Roman" w:eastAsia="Times New Roman" w:hAnsi="Times New Roman"/>
+              </w:rPr>
+              <w:t xml:space="preserve">Travail individuel</w:t>
+            </w:r>
+          </w:p>
+        </w:tc>
+        <w:tc>
+          <w:tcPr>
+            <w:tcMar>
+              <w:top w:type="dxa" w:w="80"/>
+              <w:left w:type="dxa" w:w="80"/>
+              <w:bottom w:type="dxa" w:w="80"/>
+              <w:right w:type="dxa" w:w="80"/>
+            </w:tcMar>
+          </w:tcPr>
+          <w:p>
+            <w:pPr>
+              <w:spacing w:after="40"/>
+              <w:jc w:val="left"/>
+            </w:pPr>
+            <w:r>
+              <w:rPr>
+                <w:b w:val="false"/>
+                <w:bCs w:val="false"/>
+                <w:i w:val="false"/>
+                <w:iCs w:val="false"/>
+                <w:color w:val="000000"/>
+                <w:sz w:val="20"/>
+                <w:szCs w:val="20"/>
+                <w:rFonts w:ascii="Times New Roman" w:cs="Times New Roman" w:eastAsia="Times New Roman" w:hAnsi="Times New Roman"/>
+              </w:rPr>
+              <w:t xml:space="preserve">Feuille, cahier</w:t>
+            </w:r>
+          </w:p>
+        </w:tc>
+        <w:tc>
+          <w:tcPr>
+            <w:tcMar>
+              <w:top w:type="dxa" w:w="80"/>
+              <w:left w:type="dxa" w:w="80"/>
+              <w:bottom w:type="dxa" w:w="80"/>
+              <w:right w:type="dxa" w:w="80"/>
+            </w:tcMar>
+          </w:tcPr>
+          <w:p>
+            <w:pPr>
+              <w:spacing w:after="40"/>
+              <w:jc w:val="left"/>
+            </w:pPr>
+            <w:r>
+              <w:rPr>
+                <w:b w:val="false"/>
+                <w:bCs w:val="false"/>
+                <w:i w:val="false"/>
+                <w:iCs w:val="false"/>
+                <w:color w:val="000000"/>
+                <w:sz w:val="20"/>
+                <w:szCs w:val="20"/>
+                <w:rFonts w:ascii="Times New Roman" w:cs="Times New Roman" w:eastAsia="Times New Roman" w:hAnsi="Times New Roman"/>
+              </w:rPr>
+              <w:t xml:space="preserve">Maîtrise de l’objectif</w:t>
+            </w:r>
+          </w:p>
+        </w:tc>
+      </w:tr>
+    </w:tbl>
+    <w:p>
+      <w:r>
+        <w:br w:type="page"/>
+      </w:r>
+    </w:p>
+    <w:p>
+      <w:pPr>
+        <w:spacing w:before="160" w:after="160"/>
+        <w:jc w:val="center"/>
+      </w:pPr>
+      <w:r>
+        <w:rPr>
+          <w:b/>
+          <w:bCs/>
+          <w:i w:val="false"/>
+          <w:iCs w:val="false"/>
+          <w:color w:val="C00000"/>
+          <w:sz w:val="32"/>
+          <w:szCs w:val="32"/>
+          <w:rFonts w:ascii="Times New Roman" w:cs="Times New Roman" w:eastAsia="Times New Roman" w:hAnsi="Times New Roman"/>
+        </w:rPr>
         <w:t xml:space="preserve">LES MANIFESTATIONS DE COMMÉMORATION</w:t>
+      </w:r>
+    </w:p>
+    <w:p>
+      <w:pPr>
+        <w:spacing w:before="120" w:after="120"/>
+        <w:jc w:val="center"/>
+      </w:pPr>
+      <w:r>
+        <w:drawing>
+          <wp:inline distT="0" distB="0" distL="0" distR="0">
+            <wp:extent cx="4095750" cy="2238375"/>
+            <wp:effectExtent t="0" r="0" b="0" l="0"/>
+            <wp:docPr id="1" name="" descr="" title=""/>
+            <wp:cNvGraphicFramePr>
+              <a:graphicFrameLocks xmlns:a="http://schemas.openxmlformats.org/drawingml/2006/main" noChangeAspect="1"/>
+            </wp:cNvGraphicFramePr>
+            <a:graphic xmlns:a="http://schemas.openxmlformats.org/drawingml/2006/main">
+              <a:graphicData uri="http://schemas.openxmlformats.org/drawingml/2006/picture">
+                <pic:pic xmlns:pic="http://schemas.openxmlformats.org/drawingml/2006/picture">
+                  <pic:nvPicPr>
+                    <pic:cNvPr id="0" name="" descr=""/>
+                    <pic:cNvPicPr>
+                      <a:picLocks noChangeAspect="1" noChangeArrowheads="1"/>
+                    </pic:cNvPicPr>
+                  </pic:nvPicPr>
+                  <pic:blipFill>
+                    <a:blip r:embed="rId12" cstate="none"/>
+                    <a:srcRect/>
+                    <a:stretch>
+                      <a:fillRect/>
+                    </a:stretch>
+                  </pic:blipFill>
+                  <pic:spPr bwMode="auto">
+                    <a:xfrm>
+                      <a:off x="0" y="0"/>
+                      <a:ext cx="4095750" cy="2238375"/>
+                    </a:xfrm>
+                    <a:prstGeom prst="rect">
+                      <a:avLst/>
+                    </a:prstGeom>
+                  </pic:spPr>
+                </pic:pic>
+              </a:graphicData>
+            </a:graphic>
+          </wp:inline>
+        </w:drawing>
       </w:r>
     </w:p>
     <w:p>
@@ -11009,7 +11147,7 @@
                     </pic:cNvPicPr>
                   </pic:nvPicPr>
                   <pic:blipFill>
-                    <a:blip r:embed="rId10" cstate="none"/>
+                    <a:blip r:embed="rId13" cstate="none"/>
                     <a:srcRect/>
                     <a:stretch>
                       <a:fillRect/>
